--- a/Fase 1/Evidencias Grupales/1.5_GuiaEstudiante_Fase 1_Definicion Proyecto APT.docx
+++ b/Fase 1/Evidencias Grupales/1.5_GuiaEstudiante_Fase 1_Definicion Proyecto APT.docx
@@ -186,47 +186,87 @@
               </wp:anchor>
             </w:drawing>
           </mc:Choice>
-          <mc:Fallback xmlns:cr="http://schemas.microsoft.com/office/comments/2020/reactions" xmlns="http://schemas.microsoft.com/office/tasks/2019/documenttasks" xmlns:dgm="http://schemas.openxmlformats.org/drawingml/2006/diagram" xmlns:lc="http://schemas.openxmlformats.org/drawingml/2006/lockedCanvas" xmlns:c="http://schemas.openxmlformats.org/drawingml/2006/chart" xmlns:pic="http://schemas.openxmlformats.org/drawingml/2006/picture" xmlns:a="http://schemas.openxmlformats.org/drawingml/2006/main" xmlns:sl="http://schemas.openxmlformats.org/schemaLibrary/2006/main">
-            <w:drawing>
-              <wp:anchor allowOverlap="1" behindDoc="0" distB="0" distT="0" distL="114300" distR="114300" hidden="0" layoutInCell="1" locked="0" relativeHeight="0" simplePos="0">
-                <wp:simplePos x="0" y="0"/>
-                <wp:positionH relativeFrom="column">
-                  <wp:posOffset>-435398</wp:posOffset>
-                </wp:positionH>
-                <wp:positionV relativeFrom="paragraph">
-                  <wp:posOffset>33444</wp:posOffset>
-                </wp:positionV>
-                <wp:extent cx="6580505" cy="1486535"/>
-                <wp:effectExtent b="0" l="0" r="0" t="0"/>
-                <wp:wrapNone/>
-                <wp:docPr id="48" name="image2.png"/>
-                <a:graphic>
-                  <a:graphicData uri="http://schemas.openxmlformats.org/drawingml/2006/picture">
-                    <pic:pic>
-                      <pic:nvPicPr>
-                        <pic:cNvPr id="0" name="image2.png"/>
-                        <pic:cNvPicPr preferRelativeResize="0"/>
-                      </pic:nvPicPr>
-                      <pic:blipFill>
-                        <a:blip r:embed="rId8"/>
-                        <a:srcRect/>
-                        <a:stretch>
-                          <a:fillRect/>
-                        </a:stretch>
-                      </pic:blipFill>
-                      <pic:spPr>
-                        <a:xfrm>
-                          <a:off x="0" y="0"/>
-                          <a:ext cx="6580505" cy="1486535"/>
-                        </a:xfrm>
-                        <a:prstGeom prst="rect"/>
-                        <a:ln/>
-                      </pic:spPr>
-                    </pic:pic>
-                  </a:graphicData>
-                </a:graphic>
-              </wp:anchor>
-            </w:drawing>
+          <mc:Fallback>
+            <w:pict>
+              <v:group w14:anchorId="4AEFD047" id="Grupo 48" o:spid="_x0000_s1026" style="position:absolute;margin-left:-34.3pt;margin-top:2.65pt;width:518.15pt;height:117.05pt;z-index:251658240" coordorigin="20557,30367" coordsize="65805,14865" o:gfxdata="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">
+                <v:group id="Grupo 1" o:spid="_x0000_s1027" style="position:absolute;left:20557;top:30367;width:65805;height:14865" coordsize="59034,14868" o:gfxdata="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">
+                  <v:rect id="Rectángulo 2" o:spid="_x0000_s1028" style="position:absolute;width:59034;height:14868;visibility:visible;mso-wrap-style:square;v-text-anchor:middle" o:gfxdata="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" filled="f" stroked="f">
+                    <v:textbox inset="2.53958mm,2.53958mm,2.53958mm,2.53958mm">
+                      <w:txbxContent>
+                        <w:p>
+                          <w:pPr>
+                            <w:spacing w:after="0" w:line="240" w:lineRule="auto"/>
+                            <w:textDirection w:val="btLr"/>
+                          </w:pPr>
+                        </w:p>
+                      </w:txbxContent>
+                    </v:textbox>
+                  </v:rect>
+                  <v:rect id="Rectángulo 3" o:spid="_x0000_s1029" style="position:absolute;left:10247;top:2391;width:48787;height:12363;visibility:visible;mso-wrap-style:square;v-text-anchor:top" o:gfxdata="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" filled="f" stroked="f">
+                    <v:textbox inset="2.53958mm,1.2694mm,2.53958mm,1.2694mm">
+                      <w:txbxContent>
+                        <w:p>
+                          <w:pPr>
+                            <w:spacing w:after="0" w:line="240" w:lineRule="auto"/>
+                            <w:textDirection w:val="btLr"/>
+                          </w:pPr>
+                        </w:p>
+                        <w:p>
+                          <w:pPr>
+                            <w:spacing w:after="0" w:line="240" w:lineRule="auto"/>
+                            <w:textDirection w:val="btLr"/>
+                          </w:pPr>
+                          <w:r>
+                            <w:rPr>
+                              <w:b/>
+                              <w:color w:val="1F3864"/>
+                              <w:sz w:val="48"/>
+                            </w:rPr>
+                            <w:t xml:space="preserve">Guía1. Definición Proyecto APT </w:t>
+                          </w:r>
+                        </w:p>
+                        <w:p>
+                          <w:pPr>
+                            <w:spacing w:after="0" w:line="240" w:lineRule="auto"/>
+                            <w:textDirection w:val="btLr"/>
+                          </w:pPr>
+                          <w:r>
+                            <w:rPr>
+                              <w:b/>
+                              <w:color w:val="1F3864"/>
+                              <w:sz w:val="48"/>
+                            </w:rPr>
+                            <w:t xml:space="preserve">Asignatura </w:t>
+                          </w:r>
+                          <w:proofErr w:type="spellStart"/>
+                          <w:r>
+                            <w:rPr>
+                              <w:b/>
+                              <w:color w:val="1F3864"/>
+                              <w:sz w:val="48"/>
+                            </w:rPr>
+                            <w:t>Capstone</w:t>
+                          </w:r>
+                          <w:proofErr w:type="spellEnd"/>
+                        </w:p>
+                      </w:txbxContent>
+                    </v:textbox>
+                  </v:rect>
+                  <v:rect id="Rectángulo 4" o:spid="_x0000_s1030" style="position:absolute;width:9931;height:14868;visibility:visible;mso-wrap-style:square;v-text-anchor:middle" o:gfxdata="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" fillcolor="#1f3864" stroked="f">
+                    <v:textbox inset="2.53958mm,2.53958mm,2.53958mm,2.53958mm">
+                      <w:txbxContent>
+                        <w:p>
+                          <w:pPr>
+                            <w:spacing w:after="0" w:line="240" w:lineRule="auto"/>
+                            <w:textDirection w:val="btLr"/>
+                          </w:pPr>
+                        </w:p>
+                      </w:txbxContent>
+                    </v:textbox>
+                  </v:rect>
+                </v:group>
+              </v:group>
+            </w:pict>
           </mc:Fallback>
         </mc:AlternateContent>
       </w:r>
@@ -826,7 +866,6 @@
                 <w:szCs w:val="20"/>
               </w:rPr>
             </w:pPr>
-            <w:proofErr w:type="spellStart"/>
             <w:r>
               <w:rPr>
                 <w:i/>
@@ -837,7 +876,6 @@
               </w:rPr>
               <w:t>EasyStock</w:t>
             </w:r>
-            <w:proofErr w:type="spellEnd"/>
           </w:p>
         </w:tc>
       </w:tr>
@@ -887,20 +925,8 @@
                 <w:sz w:val="20"/>
                 <w:szCs w:val="20"/>
               </w:rPr>
-              <w:t xml:space="preserve">Desarrollo Full </w:t>
-            </w:r>
-            <w:proofErr w:type="spellStart"/>
-            <w:r>
-              <w:rPr>
-                <w:i/>
-                <w:iCs/>
-                <w:color w:val="548DD4"/>
-                <w:sz w:val="20"/>
-                <w:szCs w:val="20"/>
-              </w:rPr>
-              <w:t>Stack</w:t>
-            </w:r>
-            <w:proofErr w:type="spellEnd"/>
+              <w:t>Desarrollo Full Stack</w:t>
+            </w:r>
           </w:p>
           <w:p>
             <w:pPr>
@@ -1020,112 +1046,191 @@
                 <w:sz w:val="20"/>
                 <w:szCs w:val="20"/>
               </w:rPr>
-              <w:t>Menciona las competencias de tu Plan de Estudio que vas a abordar en tu Proyecto APT.</w:t>
-            </w:r>
-          </w:p>
-          <w:p>
-            <w:pPr>
-              <w:rPr>
-                <w:i/>
-                <w:iCs/>
-                <w:color w:val="548DD4"/>
-                <w:sz w:val="20"/>
-                <w:szCs w:val="20"/>
-              </w:rPr>
-            </w:pPr>
-            <w:r>
-              <w:rPr>
-                <w:i/>
-                <w:iCs/>
-                <w:color w:val="548DD4"/>
-                <w:sz w:val="20"/>
-                <w:szCs w:val="20"/>
-              </w:rPr>
-              <w:t>Ingeniería de Requisitos</w:t>
-            </w:r>
-          </w:p>
-          <w:p>
-            <w:pPr>
-              <w:rPr>
-                <w:i/>
-                <w:iCs/>
-                <w:color w:val="548DD4"/>
-                <w:sz w:val="20"/>
-                <w:szCs w:val="20"/>
-              </w:rPr>
-            </w:pPr>
-            <w:r>
-              <w:rPr>
-                <w:i/>
-                <w:iCs/>
-                <w:color w:val="548DD4"/>
-                <w:sz w:val="20"/>
-                <w:szCs w:val="20"/>
-              </w:rPr>
-              <w:t>Desarrollo de Software</w:t>
-            </w:r>
-          </w:p>
-          <w:p>
-            <w:pPr>
-              <w:rPr>
-                <w:i/>
-                <w:iCs/>
-                <w:color w:val="548DD4"/>
-                <w:sz w:val="20"/>
-                <w:szCs w:val="20"/>
-              </w:rPr>
-            </w:pPr>
-            <w:r>
-              <w:rPr>
-                <w:i/>
-                <w:iCs/>
-                <w:color w:val="548DD4"/>
-                <w:sz w:val="20"/>
-                <w:szCs w:val="20"/>
-              </w:rPr>
-              <w:t>Gestión de Base de Datos</w:t>
-            </w:r>
-          </w:p>
-          <w:p>
-            <w:pPr>
-              <w:rPr>
-                <w:i/>
-                <w:iCs/>
-                <w:color w:val="548DD4"/>
-                <w:sz w:val="20"/>
-                <w:szCs w:val="20"/>
-              </w:rPr>
-            </w:pPr>
-            <w:r>
-              <w:rPr>
-                <w:i/>
-                <w:iCs/>
-                <w:color w:val="548DD4"/>
-                <w:sz w:val="20"/>
-                <w:szCs w:val="20"/>
-              </w:rPr>
-              <w:t>Seguridad y Calidad</w:t>
-            </w:r>
-          </w:p>
-          <w:p>
-            <w:pPr>
-              <w:rPr>
-                <w:i/>
-                <w:iCs/>
-                <w:color w:val="548DD4"/>
-                <w:sz w:val="20"/>
-                <w:szCs w:val="20"/>
-              </w:rPr>
-            </w:pPr>
-            <w:r>
-              <w:rPr>
-                <w:i/>
-                <w:iCs/>
-                <w:color w:val="548DD4"/>
-                <w:sz w:val="20"/>
-                <w:szCs w:val="20"/>
-              </w:rPr>
-              <w:t>Innovación y Resolución de Problemas</w:t>
+              <w:t xml:space="preserve">C1. </w:t>
+            </w:r>
+            <w:r>
+              <w:rPr>
+                <w:i/>
+                <w:iCs/>
+                <w:color w:val="548DD4"/>
+                <w:sz w:val="20"/>
+                <w:szCs w:val="20"/>
+              </w:rPr>
+              <w:t>Realizar pruebas de certificación tanto de los productos como de los procesos utilizando</w:t>
+            </w:r>
+            <w:r>
+              <w:rPr>
+                <w:i/>
+                <w:iCs/>
+                <w:color w:val="548DD4"/>
+                <w:sz w:val="20"/>
+                <w:szCs w:val="20"/>
+              </w:rPr>
+              <w:t xml:space="preserve"> </w:t>
+            </w:r>
+            <w:r>
+              <w:rPr>
+                <w:i/>
+                <w:iCs/>
+                <w:color w:val="548DD4"/>
+                <w:sz w:val="20"/>
+                <w:szCs w:val="20"/>
+              </w:rPr>
+              <w:t>buenas prácticas definidas por la industria.</w:t>
+            </w:r>
+          </w:p>
+          <w:p>
+            <w:pPr>
+              <w:rPr>
+                <w:i/>
+                <w:iCs/>
+                <w:color w:val="548DD4"/>
+                <w:sz w:val="20"/>
+                <w:szCs w:val="20"/>
+              </w:rPr>
+            </w:pPr>
+            <w:r>
+              <w:rPr>
+                <w:i/>
+                <w:iCs/>
+                <w:color w:val="548DD4"/>
+                <w:sz w:val="20"/>
+                <w:szCs w:val="20"/>
+              </w:rPr>
+              <w:t xml:space="preserve">C2. </w:t>
+            </w:r>
+            <w:r>
+              <w:rPr>
+                <w:i/>
+                <w:iCs/>
+                <w:color w:val="548DD4"/>
+                <w:sz w:val="20"/>
+                <w:szCs w:val="20"/>
+              </w:rPr>
+              <w:t>Gestionar proyectos informáticos, ofreciendo alternativas para la toma de decisiones de</w:t>
+            </w:r>
+            <w:r>
+              <w:rPr>
+                <w:i/>
+                <w:iCs/>
+                <w:color w:val="548DD4"/>
+                <w:sz w:val="20"/>
+                <w:szCs w:val="20"/>
+              </w:rPr>
+              <w:t xml:space="preserve"> </w:t>
+            </w:r>
+            <w:r>
+              <w:rPr>
+                <w:i/>
+                <w:iCs/>
+                <w:color w:val="548DD4"/>
+                <w:sz w:val="20"/>
+                <w:szCs w:val="20"/>
+              </w:rPr>
+              <w:t>acuerdo a los requerimientos de la organización.</w:t>
+            </w:r>
+          </w:p>
+          <w:p>
+            <w:pPr>
+              <w:rPr>
+                <w:i/>
+                <w:iCs/>
+                <w:color w:val="548DD4"/>
+                <w:sz w:val="20"/>
+                <w:szCs w:val="20"/>
+              </w:rPr>
+            </w:pPr>
+            <w:r>
+              <w:rPr>
+                <w:i/>
+                <w:iCs/>
+                <w:color w:val="548DD4"/>
+                <w:sz w:val="20"/>
+                <w:szCs w:val="20"/>
+              </w:rPr>
+              <w:t xml:space="preserve">C3. </w:t>
+            </w:r>
+            <w:r>
+              <w:rPr>
+                <w:i/>
+                <w:iCs/>
+                <w:color w:val="548DD4"/>
+                <w:sz w:val="20"/>
+                <w:szCs w:val="20"/>
+              </w:rPr>
+              <w:t>Construir modelos de datos para soportar los requerimientos de la organización de</w:t>
+            </w:r>
+            <w:r>
+              <w:rPr>
+                <w:i/>
+                <w:iCs/>
+                <w:color w:val="548DD4"/>
+                <w:sz w:val="20"/>
+                <w:szCs w:val="20"/>
+              </w:rPr>
+              <w:br/>
+              <w:t>acuerdo a un diseño definido y escalable en el tiempo.</w:t>
+            </w:r>
+          </w:p>
+          <w:p>
+            <w:pPr>
+              <w:rPr>
+                <w:i/>
+                <w:iCs/>
+                <w:color w:val="548DD4"/>
+                <w:sz w:val="20"/>
+                <w:szCs w:val="20"/>
+              </w:rPr>
+            </w:pPr>
+            <w:r>
+              <w:rPr>
+                <w:i/>
+                <w:iCs/>
+                <w:color w:val="548DD4"/>
+                <w:sz w:val="20"/>
+                <w:szCs w:val="20"/>
+              </w:rPr>
+              <w:t xml:space="preserve">C4. </w:t>
+            </w:r>
+            <w:r>
+              <w:rPr>
+                <w:i/>
+                <w:iCs/>
+                <w:color w:val="548DD4"/>
+                <w:sz w:val="20"/>
+                <w:szCs w:val="20"/>
+              </w:rPr>
+              <w:t>Desarrollar una solución de software utilizando técnicas que permitan sistematizar el</w:t>
+            </w:r>
+            <w:r>
+              <w:rPr>
+                <w:i/>
+                <w:iCs/>
+                <w:color w:val="548DD4"/>
+                <w:sz w:val="20"/>
+                <w:szCs w:val="20"/>
+              </w:rPr>
+              <w:t xml:space="preserve"> </w:t>
+            </w:r>
+            <w:r>
+              <w:rPr>
+                <w:i/>
+                <w:iCs/>
+                <w:color w:val="548DD4"/>
+                <w:sz w:val="20"/>
+                <w:szCs w:val="20"/>
+              </w:rPr>
+              <w:t>proceso de desarrollo y mantenimiento, asegurando el logro de los objetivos</w:t>
+            </w:r>
+            <w:r>
+              <w:rPr>
+                <w:i/>
+                <w:iCs/>
+                <w:color w:val="548DD4"/>
+                <w:sz w:val="20"/>
+                <w:szCs w:val="20"/>
+              </w:rPr>
+              <w:t>.</w:t>
             </w:r>
           </w:p>
         </w:tc>
@@ -1710,51 +1815,6 @@
                 <w:sz w:val="20"/>
                 <w:szCs w:val="20"/>
               </w:rPr>
-              <w:t xml:space="preserve">Justifica cómo se relaciona tu Proyecto APT con el perfil de egreso de tu carrera y, en particular, con las competencias del perfil de egreso que seleccionaste anteriormente. </w:t>
-            </w:r>
-          </w:p>
-          <w:p>
-            <w:pPr>
-              <w:jc w:val="both"/>
-              <w:rPr>
-                <w:i/>
-                <w:iCs/>
-                <w:color w:val="548DD4"/>
-                <w:sz w:val="20"/>
-                <w:szCs w:val="20"/>
-              </w:rPr>
-            </w:pPr>
-            <w:r>
-              <w:rPr>
-                <w:i/>
-                <w:iCs/>
-                <w:color w:val="548DD4"/>
-                <w:sz w:val="20"/>
-                <w:szCs w:val="20"/>
-              </w:rPr>
-              <w:t xml:space="preserve">¿De qué manera se relaciona el Proyecto APT con el perfil de egreso de tu carrera? ¿De qué manera son necesarias las competencias que seleccionaste para resolver la problemática a trabajar? </w:t>
-            </w:r>
-          </w:p>
-          <w:p>
-            <w:pPr>
-              <w:jc w:val="both"/>
-              <w:rPr>
-                <w:i/>
-                <w:iCs/>
-                <w:color w:val="548DD4"/>
-                <w:sz w:val="20"/>
-                <w:szCs w:val="20"/>
-              </w:rPr>
-            </w:pPr>
-            <w:r>
-              <w:rPr>
-                <w:i/>
-                <w:iCs/>
-                <w:color w:val="548DD4"/>
-                <w:sz w:val="20"/>
-                <w:szCs w:val="20"/>
-              </w:rPr>
-              <w:lastRenderedPageBreak/>
               <w:t>Relación con el perfil: Se vincula con la gestión de procesos que van desde la ingeniería de requisitos hasta el despliegue en plataformas digitales.</w:t>
             </w:r>
           </w:p>
@@ -1833,50 +1893,6 @@
             <w:tcW w:w="7112" w:type="dxa"/>
             <w:vAlign w:val="center"/>
           </w:tcPr>
-          <w:p>
-            <w:pPr>
-              <w:jc w:val="both"/>
-              <w:rPr>
-                <w:i/>
-                <w:iCs/>
-                <w:color w:val="548DD4"/>
-                <w:sz w:val="20"/>
-                <w:szCs w:val="20"/>
-              </w:rPr>
-            </w:pPr>
-            <w:r>
-              <w:rPr>
-                <w:i/>
-                <w:iCs/>
-                <w:color w:val="548DD4"/>
-                <w:sz w:val="20"/>
-                <w:szCs w:val="20"/>
-              </w:rPr>
-              <w:t>Señala cómo se relaciona el Proyecto APT que propones con tus intereses profesionales.</w:t>
-            </w:r>
-          </w:p>
-          <w:p>
-            <w:pPr>
-              <w:jc w:val="both"/>
-              <w:rPr>
-                <w:i/>
-                <w:iCs/>
-                <w:color w:val="548DD4"/>
-                <w:sz w:val="20"/>
-                <w:szCs w:val="20"/>
-              </w:rPr>
-            </w:pPr>
-            <w:r>
-              <w:rPr>
-                <w:i/>
-                <w:iCs/>
-                <w:color w:val="548DD4"/>
-                <w:sz w:val="20"/>
-                <w:szCs w:val="20"/>
-              </w:rPr>
-              <w:t>¿Cuáles son tus intereses profesionales?  ¿Qué aspectos de tus intereses profesionales se ven reflejados en tu Proyecto APT? Realizar este Proyecto APT, ¿de qué manera va a contribuir a tu desarrollo profesional?</w:t>
-            </w:r>
-          </w:p>
           <w:p>
             <w:pPr>
               <w:jc w:val="both"/>
@@ -2333,6 +2349,27 @@
           <w:szCs w:val="32"/>
         </w:rPr>
       </w:pPr>
+    </w:p>
+    <w:p>
+      <w:pPr>
+        <w:rPr>
+          <w:b/>
+          <w:bCs/>
+          <w:color w:val="4472C4"/>
+          <w:sz w:val="32"/>
+          <w:szCs w:val="32"/>
+        </w:rPr>
+      </w:pPr>
+      <w:r>
+        <w:rPr>
+          <w:b/>
+          <w:bCs/>
+          <w:color w:val="4472C4"/>
+          <w:sz w:val="32"/>
+          <w:szCs w:val="32"/>
+        </w:rPr>
+        <w:br w:type="page"/>
+      </w:r>
     </w:p>
     <w:p>
       <w:pPr>
@@ -2894,8 +2931,6 @@
     </w:p>
     <w:p>
       <w:pPr>
-        <w:spacing w:after="0" w:line="360" w:lineRule="auto"/>
-        <w:jc w:val="both"/>
         <w:rPr>
           <w:b/>
           <w:bCs/>
@@ -2903,6 +2938,15 @@
           <w:szCs w:val="24"/>
         </w:rPr>
       </w:pPr>
+      <w:r>
+        <w:rPr>
+          <w:b/>
+          <w:bCs/>
+          <w:sz w:val="24"/>
+          <w:szCs w:val="24"/>
+        </w:rPr>
+        <w:br w:type="page"/>
+      </w:r>
     </w:p>
     <w:tbl>
       <w:tblPr>
@@ -2950,6 +2994,7 @@
                 <w:sz w:val="28"/>
                 <w:szCs w:val="28"/>
               </w:rPr>
+              <w:lastRenderedPageBreak/>
               <w:t>5. Metodología</w:t>
             </w:r>
           </w:p>
@@ -3041,7 +3086,6 @@
               <w:rPr>
                 <w:color w:val="1F3864"/>
               </w:rPr>
-              <w:lastRenderedPageBreak/>
               <w:t>Descripción de la Metodología</w:t>
             </w:r>
           </w:p>
@@ -3149,7 +3193,6 @@
               <w:keepNext w:val="0"/>
               <w:keepLines w:val="0"/>
               <w:jc w:val="both"/>
-              <w:outlineLvl w:val="1"/>
               <w:rPr>
                 <w:i/>
                 <w:iCs/>
@@ -3444,29 +3487,7 @@
                 <w:sz w:val="20"/>
                 <w:szCs w:val="20"/>
               </w:rPr>
-              <w:t xml:space="preserve"> Elabora los </w:t>
-            </w:r>
-            <w:proofErr w:type="gramStart"/>
-            <w:r>
-              <w:rPr>
-                <w:i/>
-                <w:iCs/>
-                <w:color w:val="548DD4"/>
-                <w:sz w:val="20"/>
-                <w:szCs w:val="20"/>
-              </w:rPr>
-              <w:t>documentos  institucionales</w:t>
-            </w:r>
-            <w:proofErr w:type="gramEnd"/>
-            <w:r>
-              <w:rPr>
-                <w:i/>
-                <w:iCs/>
-                <w:color w:val="548DD4"/>
-                <w:sz w:val="20"/>
-                <w:szCs w:val="20"/>
-              </w:rPr>
-              <w:t xml:space="preserve"> (</w:t>
+              <w:t xml:space="preserve"> Elabora los documentos institucionales (</w:t>
             </w:r>
             <w:proofErr w:type="spellStart"/>
             <w:r>
@@ -3512,18 +3533,6 @@
               </w:rPr>
               <w:t>, Backlog, UML, ER), ejecuta el plan de pruebas continuas y redacta el manual técnico.</w:t>
             </w:r>
-          </w:p>
-          <w:p>
-            <w:pPr>
-              <w:jc w:val="both"/>
-              <w:rPr>
-                <w:i/>
-                <w:iCs/>
-                <w:color w:val="548DD4"/>
-                <w:sz w:val="20"/>
-                <w:szCs w:val="20"/>
-              </w:rPr>
-            </w:pPr>
           </w:p>
           <w:p>
             <w:pPr>
@@ -4531,21 +4540,7 @@
               <w:rPr>
                 <w:color w:val="1F3864"/>
               </w:rPr>
-              <w:t xml:space="preserve">Nombre </w:t>
-            </w:r>
-            <w:proofErr w:type="gramStart"/>
-            <w:r>
-              <w:rPr>
-                <w:color w:val="1F3864"/>
-              </w:rPr>
-              <w:t>de  Actividades</w:t>
-            </w:r>
-            <w:proofErr w:type="gramEnd"/>
-            <w:r>
-              <w:rPr>
-                <w:color w:val="1F3864"/>
-              </w:rPr>
-              <w:t>/Tareas</w:t>
+              <w:t>Nombre de  Actividades/Tareas</w:t>
             </w:r>
           </w:p>
         </w:tc>
@@ -6932,7 +6927,7 @@
     </w:tbl>
     <w:p/>
     <w:sectPr>
-      <w:headerReference w:type="default" r:id="rId9"/>
+      <w:headerReference w:type="default" r:id="rId8"/>
       <w:pgSz w:w="11906" w:h="16838"/>
       <w:pgMar w:top="1417" w:right="1701" w:bottom="1417" w:left="1701" w:header="708" w:footer="708" w:gutter="0"/>
       <w:pgNumType w:start="1"/>
@@ -8139,7 +8134,6 @@
   <w:style w:type="character" w:default="1" w:styleId="Fuentedeprrafopredeter">
     <w:name w:val="Default Paragraph Font"/>
     <w:uiPriority w:val="1"/>
-    <w:semiHidden/>
     <w:unhideWhenUsed/>
   </w:style>
   <w:style w:type="table" w:default="1" w:styleId="Tablanormal">

--- a/Fase 1/Evidencias Grupales/1.5_GuiaEstudiante_Fase 1_Definicion Proyecto APT.docx
+++ b/Fase 1/Evidencias Grupales/1.5_GuiaEstudiante_Fase 1_Definicion Proyecto APT.docx
@@ -3694,8 +3694,8 @@
       </w:tblPr>
       <w:tblGrid>
         <w:gridCol w:w="1843"/>
-        <w:gridCol w:w="1843"/>
-        <w:gridCol w:w="3825"/>
+        <w:gridCol w:w="1701"/>
+        <w:gridCol w:w="3967"/>
         <w:gridCol w:w="2551"/>
       </w:tblGrid>
       <w:tr>
@@ -3770,7 +3770,7 @@
         </w:tc>
         <w:tc>
           <w:tcPr>
-            <w:tcW w:w="1843" w:type="dxa"/>
+            <w:tcW w:w="1701" w:type="dxa"/>
             <w:vAlign w:val="center"/>
           </w:tcPr>
           <w:p>
@@ -3806,7 +3806,7 @@
         </w:tc>
         <w:tc>
           <w:tcPr>
-            <w:tcW w:w="3825" w:type="dxa"/>
+            <w:tcW w:w="3967" w:type="dxa"/>
             <w:vAlign w:val="center"/>
           </w:tcPr>
           <w:p>
@@ -3901,16 +3901,20 @@
               <w:spacing w:after="0" w:line="240" w:lineRule="auto"/>
               <w:jc w:val="both"/>
               <w:rPr>
-                <w:b/>
-                <w:bCs/>
-                <w:color w:val="1F3864"/>
-              </w:rPr>
-            </w:pPr>
-          </w:p>
-        </w:tc>
-        <w:tc>
-          <w:tcPr>
-            <w:tcW w:w="1843" w:type="dxa"/>
+                <w:color w:val="1F3864"/>
+              </w:rPr>
+            </w:pPr>
+            <w:r>
+              <w:rPr>
+                <w:color w:val="1F3864"/>
+              </w:rPr>
+              <w:t>Avance</w:t>
+            </w:r>
+          </w:p>
+        </w:tc>
+        <w:tc>
+          <w:tcPr>
+            <w:tcW w:w="1701" w:type="dxa"/>
           </w:tcPr>
           <w:p>
             <w:pPr>
@@ -3928,16 +3932,34 @@
               <w:spacing w:after="0" w:line="240" w:lineRule="auto"/>
               <w:jc w:val="both"/>
               <w:rPr>
-                <w:b/>
-                <w:bCs/>
-                <w:color w:val="1F3864"/>
-              </w:rPr>
-            </w:pPr>
-          </w:p>
-        </w:tc>
-        <w:tc>
-          <w:tcPr>
-            <w:tcW w:w="3825" w:type="dxa"/>
+                <w:color w:val="1F3864"/>
+              </w:rPr>
+            </w:pPr>
+            <w:proofErr w:type="spellStart"/>
+            <w:r>
+              <w:rPr>
+                <w:color w:val="1F3864"/>
+              </w:rPr>
+              <w:t>Autoevaluacion</w:t>
+            </w:r>
+            <w:proofErr w:type="spellEnd"/>
+            <w:r>
+              <w:rPr>
+                <w:color w:val="1F3864"/>
+              </w:rPr>
+              <w:t xml:space="preserve"> </w:t>
+            </w:r>
+            <w:r>
+              <w:rPr>
+                <w:color w:val="1F3864"/>
+              </w:rPr>
+              <w:t>Competencias</w:t>
+            </w:r>
+          </w:p>
+        </w:tc>
+        <w:tc>
+          <w:tcPr>
+            <w:tcW w:w="3967" w:type="dxa"/>
           </w:tcPr>
           <w:p>
             <w:pPr>
@@ -3952,13 +3974,21 @@
             </w:pPr>
             <w:r>
               <w:rPr>
-                <w:i/>
-                <w:iCs/>
-                <w:color w:val="4472C4"/>
-                <w:sz w:val="18"/>
-                <w:szCs w:val="18"/>
-              </w:rPr>
-              <w:t>Describe las evidencias acordadas con tu docente, siempre teniendo en mente que estas deben dar cuenta del desarrollo de tu Proyecto APT.</w:t>
+                <w:color w:val="1F3864"/>
+              </w:rPr>
+              <w:t xml:space="preserve">Documento de autoevaluación que identifica </w:t>
+            </w:r>
+            <w:r>
+              <w:rPr>
+                <w:color w:val="1F3864"/>
+              </w:rPr>
+              <w:t xml:space="preserve">el </w:t>
+            </w:r>
+            <w:r>
+              <w:rPr>
+                <w:color w:val="1F3864"/>
+              </w:rPr>
+              <w:t>nivel de logro en las competencias del perfil de egreso, reconociendo fortalezas y áreas que requieren mayor desarrollo.</w:t>
             </w:r>
           </w:p>
         </w:tc>
@@ -3982,11 +4012,27 @@
               <w:spacing w:after="0" w:line="240" w:lineRule="auto"/>
               <w:jc w:val="both"/>
               <w:rPr>
-                <w:b/>
-                <w:bCs/>
-                <w:color w:val="1F3864"/>
-              </w:rPr>
-            </w:pPr>
+                <w:color w:val="1F3864"/>
+              </w:rPr>
+            </w:pPr>
+            <w:r>
+              <w:rPr>
+                <w:color w:val="1F3864"/>
+              </w:rPr>
+              <w:t>Permite evaluar</w:t>
+            </w:r>
+            <w:r>
+              <w:rPr>
+                <w:color w:val="1F3864"/>
+              </w:rPr>
+              <w:t xml:space="preserve"> </w:t>
+            </w:r>
+            <w:r>
+              <w:rPr>
+                <w:color w:val="1F3864"/>
+              </w:rPr>
+              <w:t>competencias de forma personal, identificando oportunidades de mejora que pueden ser abordadas durante el desarrollo del proyecto APT.</w:t>
+            </w:r>
           </w:p>
         </w:tc>
       </w:tr>
@@ -4014,16 +4060,20 @@
               <w:spacing w:after="0" w:line="240" w:lineRule="auto"/>
               <w:jc w:val="both"/>
               <w:rPr>
-                <w:b/>
-                <w:bCs/>
-                <w:color w:val="1F3864"/>
-              </w:rPr>
-            </w:pPr>
-          </w:p>
-        </w:tc>
-        <w:tc>
-          <w:tcPr>
-            <w:tcW w:w="1843" w:type="dxa"/>
+                <w:color w:val="1F3864"/>
+              </w:rPr>
+            </w:pPr>
+            <w:r>
+              <w:rPr>
+                <w:color w:val="1F3864"/>
+              </w:rPr>
+              <w:t>Avance</w:t>
+            </w:r>
+          </w:p>
+        </w:tc>
+        <w:tc>
+          <w:tcPr>
+            <w:tcW w:w="1701" w:type="dxa"/>
           </w:tcPr>
           <w:p>
             <w:pPr>
@@ -4041,16 +4091,34 @@
               <w:spacing w:after="0" w:line="240" w:lineRule="auto"/>
               <w:jc w:val="both"/>
               <w:rPr>
-                <w:b/>
-                <w:bCs/>
-                <w:color w:val="1F3864"/>
-              </w:rPr>
-            </w:pPr>
-          </w:p>
-        </w:tc>
-        <w:tc>
-          <w:tcPr>
-            <w:tcW w:w="3825" w:type="dxa"/>
+                <w:color w:val="1F3864"/>
+              </w:rPr>
+            </w:pPr>
+            <w:r>
+              <w:rPr>
+                <w:color w:val="1F3864"/>
+              </w:rPr>
+              <w:t>Diario</w:t>
+            </w:r>
+            <w:r>
+              <w:rPr>
+                <w:color w:val="1F3864"/>
+              </w:rPr>
+              <w:t xml:space="preserve"> </w:t>
+            </w:r>
+            <w:proofErr w:type="spellStart"/>
+            <w:r>
+              <w:rPr>
+                <w:color w:val="1F3864"/>
+              </w:rPr>
+              <w:t>Reflexion</w:t>
+            </w:r>
+            <w:proofErr w:type="spellEnd"/>
+          </w:p>
+        </w:tc>
+        <w:tc>
+          <w:tcPr>
+            <w:tcW w:w="3967" w:type="dxa"/>
           </w:tcPr>
           <w:p>
             <w:pPr>
@@ -4068,11 +4136,15 @@
               <w:spacing w:after="0" w:line="240" w:lineRule="auto"/>
               <w:jc w:val="both"/>
               <w:rPr>
-                <w:b/>
-                <w:bCs/>
-                <w:color w:val="1F3864"/>
-              </w:rPr>
-            </w:pPr>
+                <w:color w:val="1F3864"/>
+              </w:rPr>
+            </w:pPr>
+            <w:r>
+              <w:rPr>
+                <w:color w:val="1F3864"/>
+              </w:rPr>
+              <w:t>Documento de reflexión sobre las competencias adquiridas durante la carrera, identificando fortalezas, áreas de mejora, intereses profesionales y su relación con el proyecto APT.</w:t>
+            </w:r>
           </w:p>
         </w:tc>
         <w:tc>
@@ -4095,11 +4167,33 @@
               <w:spacing w:after="0" w:line="240" w:lineRule="auto"/>
               <w:jc w:val="both"/>
               <w:rPr>
-                <w:b/>
-                <w:bCs/>
-                <w:color w:val="1F3864"/>
-              </w:rPr>
-            </w:pPr>
+                <w:color w:val="1F3864"/>
+              </w:rPr>
+            </w:pPr>
+            <w:r>
+              <w:rPr>
+                <w:color w:val="1F3864"/>
+              </w:rPr>
+              <w:t xml:space="preserve">Permite reconocer fortalezas y oportunidades de mejora, orientando el proyecto APT hacia </w:t>
+            </w:r>
+            <w:r>
+              <w:rPr>
+                <w:color w:val="1F3864"/>
+              </w:rPr>
+              <w:t xml:space="preserve">los </w:t>
+            </w:r>
+            <w:r>
+              <w:rPr>
+                <w:color w:val="1F3864"/>
+              </w:rPr>
+              <w:t>intereses profesionales</w:t>
+            </w:r>
+            <w:r>
+              <w:rPr>
+                <w:color w:val="1F3864"/>
+              </w:rPr>
+              <w:t>.</w:t>
+            </w:r>
           </w:p>
         </w:tc>
       </w:tr>
@@ -4127,16 +4221,20 @@
               <w:spacing w:after="0" w:line="240" w:lineRule="auto"/>
               <w:jc w:val="both"/>
               <w:rPr>
-                <w:b/>
-                <w:bCs/>
-                <w:color w:val="1F3864"/>
-              </w:rPr>
-            </w:pPr>
-          </w:p>
-        </w:tc>
-        <w:tc>
-          <w:tcPr>
-            <w:tcW w:w="1843" w:type="dxa"/>
+                <w:color w:val="1F3864"/>
+              </w:rPr>
+            </w:pPr>
+            <w:r>
+              <w:rPr>
+                <w:color w:val="1F3864"/>
+              </w:rPr>
+              <w:t>Avance</w:t>
+            </w:r>
+          </w:p>
+        </w:tc>
+        <w:tc>
+          <w:tcPr>
+            <w:tcW w:w="1701" w:type="dxa"/>
           </w:tcPr>
           <w:p>
             <w:pPr>
@@ -4154,16 +4252,22 @@
               <w:spacing w:after="0" w:line="240" w:lineRule="auto"/>
               <w:jc w:val="both"/>
               <w:rPr>
-                <w:b/>
-                <w:bCs/>
-                <w:color w:val="1F3864"/>
-              </w:rPr>
-            </w:pPr>
-          </w:p>
-        </w:tc>
-        <w:tc>
-          <w:tcPr>
-            <w:tcW w:w="3825" w:type="dxa"/>
+                <w:color w:val="1F3864"/>
+              </w:rPr>
+            </w:pPr>
+            <w:proofErr w:type="spellStart"/>
+            <w:r>
+              <w:rPr>
+                <w:color w:val="1F3864"/>
+              </w:rPr>
+              <w:t>Autoevaluacion</w:t>
+            </w:r>
+            <w:proofErr w:type="spellEnd"/>
+          </w:p>
+        </w:tc>
+        <w:tc>
+          <w:tcPr>
+            <w:tcW w:w="3967" w:type="dxa"/>
           </w:tcPr>
           <w:p>
             <w:pPr>
@@ -4181,11 +4285,15 @@
               <w:spacing w:after="0" w:line="240" w:lineRule="auto"/>
               <w:jc w:val="both"/>
               <w:rPr>
-                <w:b/>
-                <w:bCs/>
-                <w:color w:val="1F3864"/>
-              </w:rPr>
-            </w:pPr>
+                <w:color w:val="1F3864"/>
+              </w:rPr>
+            </w:pPr>
+            <w:r>
+              <w:rPr>
+                <w:color w:val="1F3864"/>
+              </w:rPr>
+              <w:t>Documento de autoevaluación que permite revisar el cumplimiento de objetivos, metodología, planificación, evidencias y aspectos formales.</w:t>
+            </w:r>
           </w:p>
         </w:tc>
         <w:tc>
@@ -4208,11 +4316,15 @@
               <w:spacing w:after="0" w:line="240" w:lineRule="auto"/>
               <w:jc w:val="both"/>
               <w:rPr>
-                <w:b/>
-                <w:bCs/>
-                <w:color w:val="1F3864"/>
-              </w:rPr>
-            </w:pPr>
+                <w:color w:val="1F3864"/>
+              </w:rPr>
+            </w:pPr>
+            <w:r>
+              <w:rPr>
+                <w:color w:val="1F3864"/>
+              </w:rPr>
+              <w:t>Permite identificar fortalezas y aspectos por mejorar en el proyecto, realizando ajustes para cumplir con los criterios de evaluación y mejorar su calidad.</w:t>
+            </w:r>
           </w:p>
         </w:tc>
       </w:tr>
@@ -4240,16 +4352,20 @@
               <w:spacing w:after="0" w:line="240" w:lineRule="auto"/>
               <w:jc w:val="both"/>
               <w:rPr>
-                <w:b/>
-                <w:bCs/>
-                <w:color w:val="1F3864"/>
-              </w:rPr>
-            </w:pPr>
-          </w:p>
-        </w:tc>
-        <w:tc>
-          <w:tcPr>
-            <w:tcW w:w="1843" w:type="dxa"/>
+                <w:color w:val="1F3864"/>
+              </w:rPr>
+            </w:pPr>
+            <w:r>
+              <w:rPr>
+                <w:color w:val="1F3864"/>
+              </w:rPr>
+              <w:t>Avance</w:t>
+            </w:r>
+          </w:p>
+        </w:tc>
+        <w:tc>
+          <w:tcPr>
+            <w:tcW w:w="1701" w:type="dxa"/>
           </w:tcPr>
           <w:p>
             <w:pPr>
@@ -4267,16 +4383,20 @@
               <w:spacing w:after="0" w:line="240" w:lineRule="auto"/>
               <w:jc w:val="both"/>
               <w:rPr>
-                <w:b/>
-                <w:bCs/>
-                <w:color w:val="1F3864"/>
-              </w:rPr>
-            </w:pPr>
-          </w:p>
-        </w:tc>
-        <w:tc>
-          <w:tcPr>
-            <w:tcW w:w="3825" w:type="dxa"/>
+                <w:color w:val="1F3864"/>
+              </w:rPr>
+            </w:pPr>
+            <w:r>
+              <w:rPr>
+                <w:color w:val="1F3864"/>
+              </w:rPr>
+              <w:t>Definición Proyecto APT</w:t>
+            </w:r>
+          </w:p>
+        </w:tc>
+        <w:tc>
+          <w:tcPr>
+            <w:tcW w:w="3967" w:type="dxa"/>
           </w:tcPr>
           <w:p>
             <w:pPr>
@@ -4294,11 +4414,15 @@
               <w:spacing w:after="0" w:line="240" w:lineRule="auto"/>
               <w:jc w:val="both"/>
               <w:rPr>
-                <w:b/>
-                <w:bCs/>
-                <w:color w:val="1F3864"/>
-              </w:rPr>
-            </w:pPr>
+                <w:color w:val="1F3864"/>
+              </w:rPr>
+            </w:pPr>
+            <w:r>
+              <w:rPr>
+                <w:color w:val="1F3864"/>
+              </w:rPr>
+              <w:t>Documento de definición del Proyecto APT que presenta el proyecto, sus objetivos, metodología, evidencias, plan de trabajo y Carta Gantt.</w:t>
+            </w:r>
           </w:p>
         </w:tc>
         <w:tc>
@@ -4321,15 +4445,408 @@
               <w:spacing w:after="0" w:line="240" w:lineRule="auto"/>
               <w:jc w:val="both"/>
               <w:rPr>
-                <w:b/>
-                <w:bCs/>
-                <w:color w:val="1F3864"/>
-              </w:rPr>
-            </w:pPr>
+                <w:color w:val="1F3864"/>
+              </w:rPr>
+            </w:pPr>
+            <w:r>
+              <w:rPr>
+                <w:color w:val="1F3864"/>
+              </w:rPr>
+              <w:t>Permite planificar y organizar el desarrollo del proyecto, estableciendo las actividades, recursos, responsables y tiempos necesarios para alcanzar los objetivos propuestos.</w:t>
+            </w:r>
+          </w:p>
+        </w:tc>
+      </w:tr>
+      <w:tr>
+        <w:trPr>
+          <w:trHeight w:val="362"/>
+        </w:trPr>
+        <w:tc>
+          <w:tcPr>
+            <w:tcW w:w="1843" w:type="dxa"/>
+          </w:tcPr>
+          <w:p>
+            <w:pPr>
+              <w:pBdr>
+                <w:top w:val="nil"/>
+                <w:left w:val="nil"/>
+                <w:bottom w:val="nil"/>
+                <w:right w:val="nil"/>
+                <w:between w:val="nil"/>
+              </w:pBdr>
+              <w:tabs>
+                <w:tab w:val="center" w:pos="4419"/>
+                <w:tab w:val="right" w:pos="8838"/>
+              </w:tabs>
+              <w:spacing w:after="0" w:line="240" w:lineRule="auto"/>
+              <w:jc w:val="both"/>
+              <w:rPr>
+                <w:color w:val="1F3864"/>
+              </w:rPr>
+            </w:pPr>
+            <w:r>
+              <w:rPr>
+                <w:color w:val="1F3864"/>
+              </w:rPr>
+              <w:t>Avance</w:t>
+            </w:r>
+          </w:p>
+        </w:tc>
+        <w:tc>
+          <w:tcPr>
+            <w:tcW w:w="1701" w:type="dxa"/>
+          </w:tcPr>
+          <w:p>
+            <w:pPr>
+              <w:pBdr>
+                <w:top w:val="nil"/>
+                <w:left w:val="nil"/>
+                <w:bottom w:val="nil"/>
+                <w:right w:val="nil"/>
+                <w:between w:val="nil"/>
+              </w:pBdr>
+              <w:tabs>
+                <w:tab w:val="center" w:pos="4419"/>
+                <w:tab w:val="right" w:pos="8838"/>
+              </w:tabs>
+              <w:spacing w:after="0" w:line="240" w:lineRule="auto"/>
+              <w:jc w:val="both"/>
+              <w:rPr>
+                <w:color w:val="1F3864"/>
+              </w:rPr>
+            </w:pPr>
+            <w:r>
+              <w:rPr>
+                <w:color w:val="1F3864"/>
+              </w:rPr>
+              <w:t>Presentación Proyecto</w:t>
+            </w:r>
+          </w:p>
+        </w:tc>
+        <w:tc>
+          <w:tcPr>
+            <w:tcW w:w="3967" w:type="dxa"/>
+          </w:tcPr>
+          <w:p>
+            <w:pPr>
+              <w:pBdr>
+                <w:top w:val="nil"/>
+                <w:left w:val="nil"/>
+                <w:bottom w:val="nil"/>
+                <w:right w:val="nil"/>
+                <w:between w:val="nil"/>
+              </w:pBdr>
+              <w:tabs>
+                <w:tab w:val="center" w:pos="4419"/>
+                <w:tab w:val="right" w:pos="8838"/>
+              </w:tabs>
+              <w:spacing w:after="0" w:line="240" w:lineRule="auto"/>
+              <w:jc w:val="both"/>
+              <w:rPr>
+                <w:color w:val="1F3864"/>
+              </w:rPr>
+            </w:pPr>
+            <w:r>
+              <w:rPr>
+                <w:color w:val="1F3864"/>
+              </w:rPr>
+              <w:t>Presentación en PowerPoint que resume el desarrollo, objetivos y resultados del proyecto realizado.</w:t>
+            </w:r>
+          </w:p>
+        </w:tc>
+        <w:tc>
+          <w:tcPr>
+            <w:tcW w:w="2551" w:type="dxa"/>
+          </w:tcPr>
+          <w:p>
+            <w:pPr>
+              <w:pBdr>
+                <w:top w:val="nil"/>
+                <w:left w:val="nil"/>
+                <w:bottom w:val="nil"/>
+                <w:right w:val="nil"/>
+                <w:between w:val="nil"/>
+              </w:pBdr>
+              <w:tabs>
+                <w:tab w:val="center" w:pos="4419"/>
+                <w:tab w:val="right" w:pos="8838"/>
+              </w:tabs>
+              <w:spacing w:after="0" w:line="240" w:lineRule="auto"/>
+              <w:jc w:val="both"/>
+              <w:rPr>
+                <w:color w:val="1F3864"/>
+              </w:rPr>
+            </w:pPr>
+            <w:r>
+              <w:rPr>
+                <w:color w:val="1F3864"/>
+              </w:rPr>
+              <w:t>Permite evidenciar de manera visual el trabajo realizado, los principales avances y los resultados obtenidos durante el proyecto.</w:t>
+            </w:r>
+          </w:p>
+          <w:p>
+            <w:pPr>
+              <w:pBdr>
+                <w:top w:val="nil"/>
+                <w:left w:val="nil"/>
+                <w:bottom w:val="nil"/>
+                <w:right w:val="nil"/>
+                <w:between w:val="nil"/>
+              </w:pBdr>
+              <w:tabs>
+                <w:tab w:val="center" w:pos="4419"/>
+                <w:tab w:val="right" w:pos="8838"/>
+              </w:tabs>
+              <w:spacing w:after="0" w:line="240" w:lineRule="auto"/>
+              <w:jc w:val="both"/>
+              <w:rPr>
+                <w:vanish/>
+                <w:color w:val="1F3864"/>
+              </w:rPr>
+            </w:pPr>
+            <w:r>
+              <w:rPr>
+                <w:vanish/>
+                <w:color w:val="1F3864"/>
+              </w:rPr>
+              <w:t>Principio del formulario</w:t>
+            </w:r>
+          </w:p>
+          <w:p>
+            <w:pPr>
+              <w:pBdr>
+                <w:top w:val="nil"/>
+                <w:left w:val="nil"/>
+                <w:bottom w:val="nil"/>
+                <w:right w:val="nil"/>
+                <w:between w:val="nil"/>
+              </w:pBdr>
+              <w:tabs>
+                <w:tab w:val="center" w:pos="4419"/>
+                <w:tab w:val="right" w:pos="8838"/>
+              </w:tabs>
+              <w:spacing w:after="0" w:line="240" w:lineRule="auto"/>
+              <w:jc w:val="both"/>
+              <w:rPr>
+                <w:vanish/>
+                <w:color w:val="1F3864"/>
+              </w:rPr>
+            </w:pPr>
+            <w:r>
+              <w:rPr>
+                <w:vanish/>
+                <w:color w:val="1F3864"/>
+              </w:rPr>
+              <w:t>Final del formulario</w:t>
+            </w:r>
+          </w:p>
+          <w:p>
+            <w:pPr>
+              <w:pBdr>
+                <w:top w:val="nil"/>
+                <w:left w:val="nil"/>
+                <w:bottom w:val="nil"/>
+                <w:right w:val="nil"/>
+                <w:between w:val="nil"/>
+              </w:pBdr>
+              <w:tabs>
+                <w:tab w:val="center" w:pos="4419"/>
+                <w:tab w:val="right" w:pos="8838"/>
+              </w:tabs>
+              <w:spacing w:after="0" w:line="240" w:lineRule="auto"/>
+              <w:jc w:val="both"/>
+              <w:rPr>
+                <w:color w:val="1F3864"/>
+              </w:rPr>
+            </w:pPr>
+          </w:p>
+        </w:tc>
+      </w:tr>
+      <w:tr>
+        <w:trPr>
+          <w:trHeight w:val="362"/>
+        </w:trPr>
+        <w:tc>
+          <w:tcPr>
+            <w:tcW w:w="1843" w:type="dxa"/>
+          </w:tcPr>
+          <w:p>
+            <w:pPr>
+              <w:pBdr>
+                <w:top w:val="nil"/>
+                <w:left w:val="nil"/>
+                <w:bottom w:val="nil"/>
+                <w:right w:val="nil"/>
+                <w:between w:val="nil"/>
+              </w:pBdr>
+              <w:tabs>
+                <w:tab w:val="center" w:pos="4419"/>
+                <w:tab w:val="right" w:pos="8838"/>
+              </w:tabs>
+              <w:spacing w:after="0" w:line="240" w:lineRule="auto"/>
+              <w:jc w:val="both"/>
+              <w:rPr>
+                <w:color w:val="1F3864"/>
+              </w:rPr>
+            </w:pPr>
+            <w:r>
+              <w:rPr>
+                <w:color w:val="1F3864"/>
+              </w:rPr>
+              <w:t>Final</w:t>
+            </w:r>
+          </w:p>
+        </w:tc>
+        <w:tc>
+          <w:tcPr>
+            <w:tcW w:w="1701" w:type="dxa"/>
+          </w:tcPr>
+          <w:p>
+            <w:pPr>
+              <w:pBdr>
+                <w:top w:val="nil"/>
+                <w:left w:val="nil"/>
+                <w:bottom w:val="nil"/>
+                <w:right w:val="nil"/>
+                <w:between w:val="nil"/>
+              </w:pBdr>
+              <w:tabs>
+                <w:tab w:val="center" w:pos="4419"/>
+                <w:tab w:val="right" w:pos="8838"/>
+              </w:tabs>
+              <w:spacing w:after="0" w:line="240" w:lineRule="auto"/>
+              <w:jc w:val="both"/>
+              <w:rPr>
+                <w:color w:val="1F3864"/>
+              </w:rPr>
+            </w:pPr>
+            <w:r>
+              <w:rPr>
+                <w:color w:val="1F3864"/>
+              </w:rPr>
+              <w:t>Planilla de Evaluación Fase 1</w:t>
+            </w:r>
+          </w:p>
+        </w:tc>
+        <w:tc>
+          <w:tcPr>
+            <w:tcW w:w="3967" w:type="dxa"/>
+          </w:tcPr>
+          <w:p>
+            <w:pPr>
+              <w:pBdr>
+                <w:top w:val="nil"/>
+                <w:left w:val="nil"/>
+                <w:bottom w:val="nil"/>
+                <w:right w:val="nil"/>
+                <w:between w:val="nil"/>
+              </w:pBdr>
+              <w:tabs>
+                <w:tab w:val="center" w:pos="4419"/>
+                <w:tab w:val="right" w:pos="8838"/>
+              </w:tabs>
+              <w:spacing w:after="0" w:line="240" w:lineRule="auto"/>
+              <w:jc w:val="both"/>
+              <w:rPr>
+                <w:color w:val="1F3864"/>
+              </w:rPr>
+            </w:pPr>
+            <w:r>
+              <w:rPr>
+                <w:color w:val="1F3864"/>
+              </w:rPr>
+              <w:t>Planilla correspondiente a la evaluación de la Fase 1 del proyecto, donde se registran los criterios y resultados de la evaluación.</w:t>
+            </w:r>
+          </w:p>
+          <w:p>
+            <w:pPr>
+              <w:pBdr>
+                <w:top w:val="nil"/>
+                <w:left w:val="nil"/>
+                <w:bottom w:val="nil"/>
+                <w:right w:val="nil"/>
+                <w:between w:val="nil"/>
+              </w:pBdr>
+              <w:tabs>
+                <w:tab w:val="center" w:pos="4419"/>
+                <w:tab w:val="right" w:pos="8838"/>
+              </w:tabs>
+              <w:spacing w:after="0" w:line="240" w:lineRule="auto"/>
+              <w:jc w:val="both"/>
+              <w:rPr>
+                <w:color w:val="1F3864"/>
+              </w:rPr>
+            </w:pPr>
+          </w:p>
+        </w:tc>
+        <w:tc>
+          <w:tcPr>
+            <w:tcW w:w="2551" w:type="dxa"/>
+          </w:tcPr>
+          <w:p>
+            <w:pPr>
+              <w:pBdr>
+                <w:top w:val="nil"/>
+                <w:left w:val="nil"/>
+                <w:bottom w:val="nil"/>
+                <w:right w:val="nil"/>
+                <w:between w:val="nil"/>
+              </w:pBdr>
+              <w:tabs>
+                <w:tab w:val="center" w:pos="4419"/>
+                <w:tab w:val="right" w:pos="8838"/>
+              </w:tabs>
+              <w:spacing w:after="0" w:line="240" w:lineRule="auto"/>
+              <w:jc w:val="both"/>
+              <w:rPr>
+                <w:color w:val="1F3864"/>
+              </w:rPr>
+            </w:pPr>
+            <w:r>
+              <w:rPr>
+                <w:color w:val="1F3864"/>
+              </w:rPr>
+              <w:lastRenderedPageBreak/>
+              <w:t xml:space="preserve">Permite evidenciar el nivel de cumplimiento de los criterios establecidos y la retroalimentación </w:t>
+            </w:r>
+            <w:r>
+              <w:rPr>
+                <w:color w:val="1F3864"/>
+              </w:rPr>
+              <w:lastRenderedPageBreak/>
+              <w:t>obtenida durante la primera fase del proyecto.</w:t>
+            </w:r>
+            <w:r>
+              <w:rPr>
+                <w:vanish/>
+                <w:color w:val="1F3864"/>
+              </w:rPr>
+              <w:t>Principio del formularioFinal del formulario</w:t>
+            </w:r>
           </w:p>
         </w:tc>
       </w:tr>
     </w:tbl>
+    <w:p>
+      <w:pPr>
+        <w:rPr>
+          <w:b/>
+          <w:bCs/>
+          <w:sz w:val="24"/>
+          <w:szCs w:val="24"/>
+        </w:rPr>
+      </w:pPr>
+      <w:r>
+        <w:rPr>
+          <w:b/>
+          <w:bCs/>
+          <w:sz w:val="24"/>
+          <w:szCs w:val="24"/>
+        </w:rPr>
+        <w:lastRenderedPageBreak/>
+        <w:br w:type="page"/>
+      </w:r>
+    </w:p>
     <w:p>
       <w:pPr>
         <w:spacing w:after="0" w:line="360" w:lineRule="auto"/>
@@ -4540,7 +5057,21 @@
               <w:rPr>
                 <w:color w:val="1F3864"/>
               </w:rPr>
-              <w:t>Nombre de  Actividades/Tareas</w:t>
+              <w:t xml:space="preserve">Nombre </w:t>
+            </w:r>
+            <w:proofErr w:type="gramStart"/>
+            <w:r>
+              <w:rPr>
+                <w:color w:val="1F3864"/>
+              </w:rPr>
+              <w:t>de  Actividades</w:t>
+            </w:r>
+            <w:proofErr w:type="gramEnd"/>
+            <w:r>
+              <w:rPr>
+                <w:color w:val="1F3864"/>
+              </w:rPr>
+              <w:t>/Tareas</w:t>
             </w:r>
           </w:p>
         </w:tc>

--- a/Fase 1/Evidencias Grupales/1.5_GuiaEstudiante_Fase 1_Definicion Proyecto APT.docx
+++ b/Fase 1/Evidencias Grupales/1.5_GuiaEstudiante_Fase 1_Definicion Proyecto APT.docx
@@ -2595,51 +2595,7 @@
                 <w:sz w:val="20"/>
                 <w:szCs w:val="20"/>
               </w:rPr>
-              <w:t xml:space="preserve">Diseñar e implementar una plataforma web de punto de venta (POS) y gestión de inventario para la tienda 'Girasol', utilizando una arquitectura de tres capas basada en </w:t>
-            </w:r>
-            <w:proofErr w:type="spellStart"/>
-            <w:r>
-              <w:rPr>
-                <w:i/>
-                <w:iCs/>
-                <w:color w:val="548DD4"/>
-                <w:sz w:val="20"/>
-                <w:szCs w:val="20"/>
-              </w:rPr>
-              <w:t>Tauri</w:t>
-            </w:r>
-            <w:proofErr w:type="spellEnd"/>
-            <w:r>
-              <w:rPr>
-                <w:i/>
-                <w:iCs/>
-                <w:color w:val="548DD4"/>
-                <w:sz w:val="20"/>
-                <w:szCs w:val="20"/>
-              </w:rPr>
-              <w:t xml:space="preserve">, </w:t>
-            </w:r>
-            <w:proofErr w:type="spellStart"/>
-            <w:r>
-              <w:rPr>
-                <w:i/>
-                <w:iCs/>
-                <w:color w:val="548DD4"/>
-                <w:sz w:val="20"/>
-                <w:szCs w:val="20"/>
-              </w:rPr>
-              <w:t>React</w:t>
-            </w:r>
-            <w:proofErr w:type="spellEnd"/>
-            <w:r>
-              <w:rPr>
-                <w:i/>
-                <w:iCs/>
-                <w:color w:val="548DD4"/>
-                <w:sz w:val="20"/>
-                <w:szCs w:val="20"/>
-              </w:rPr>
-              <w:t xml:space="preserve"> y Python, con el propósito de optimizar los tiempos de atención al cliente, automatizar el control de stock en tiempo real y garantizar un registro confiable de las operaciones comerciales.</w:t>
+              <w:t>Diseñar e implementar una plataforma web de punto de venta (POS) y gestión de inventario para la tienda 'Girasol', utilizando una arquitectura de tres capas con el propósito de optimizar los tiempos de atención al cliente, automatizar el control de stock en tiempo real y garantizar un registro confiable de las operaciones comerciales.</w:t>
             </w:r>
           </w:p>
         </w:tc>
@@ -2735,183 +2691,59 @@
                 <w:sz w:val="20"/>
                 <w:szCs w:val="20"/>
               </w:rPr>
-              <w:t>Diseñar la arquitectura del sistema y el modelo de datos relacional en SQLite, estableciendo la estructura de tres capas para garantizar un sistema de escritorio rápido, modular y con almacenamiento local.</w:t>
-            </w:r>
-          </w:p>
-          <w:p>
-            <w:pPr>
-              <w:jc w:val="both"/>
-              <w:rPr>
-                <w:i/>
-                <w:iCs/>
-                <w:color w:val="548DD4"/>
-                <w:sz w:val="20"/>
-                <w:szCs w:val="20"/>
-              </w:rPr>
-            </w:pPr>
-            <w:r>
-              <w:rPr>
-                <w:i/>
-                <w:iCs/>
-                <w:color w:val="548DD4"/>
-                <w:sz w:val="20"/>
-                <w:szCs w:val="20"/>
-              </w:rPr>
-              <w:t xml:space="preserve">Desarrollar los módulos funcionales clave en </w:t>
-            </w:r>
-            <w:proofErr w:type="spellStart"/>
-            <w:r>
-              <w:rPr>
-                <w:i/>
-                <w:iCs/>
-                <w:color w:val="548DD4"/>
-                <w:sz w:val="20"/>
-                <w:szCs w:val="20"/>
-              </w:rPr>
-              <w:t>React</w:t>
-            </w:r>
-            <w:proofErr w:type="spellEnd"/>
-            <w:r>
-              <w:rPr>
-                <w:i/>
-                <w:iCs/>
-                <w:color w:val="548DD4"/>
-                <w:sz w:val="20"/>
-                <w:szCs w:val="20"/>
-              </w:rPr>
-              <w:t>, consumiendo la API REST expuesta por el servidor local Python (</w:t>
-            </w:r>
-            <w:proofErr w:type="spellStart"/>
-            <w:r>
-              <w:rPr>
-                <w:i/>
-                <w:iCs/>
-                <w:color w:val="548DD4"/>
-                <w:sz w:val="20"/>
-                <w:szCs w:val="20"/>
-              </w:rPr>
-              <w:t>FastAPI</w:t>
-            </w:r>
-            <w:proofErr w:type="spellEnd"/>
-            <w:r>
-              <w:rPr>
-                <w:i/>
-                <w:iCs/>
-                <w:color w:val="548DD4"/>
-                <w:sz w:val="20"/>
-                <w:szCs w:val="20"/>
-              </w:rPr>
-              <w:t>/</w:t>
-            </w:r>
-            <w:proofErr w:type="spellStart"/>
-            <w:r>
-              <w:rPr>
-                <w:i/>
-                <w:iCs/>
-                <w:color w:val="548DD4"/>
-                <w:sz w:val="20"/>
-                <w:szCs w:val="20"/>
-              </w:rPr>
-              <w:t>Flask</w:t>
-            </w:r>
-            <w:proofErr w:type="spellEnd"/>
-            <w:r>
-              <w:rPr>
-                <w:i/>
-                <w:iCs/>
-                <w:color w:val="548DD4"/>
-                <w:sz w:val="20"/>
-                <w:szCs w:val="20"/>
-              </w:rPr>
-              <w:t>).</w:t>
-            </w:r>
-          </w:p>
-          <w:p>
-            <w:pPr>
-              <w:jc w:val="both"/>
-              <w:rPr>
-                <w:i/>
-                <w:iCs/>
-                <w:color w:val="548DD4"/>
-                <w:sz w:val="20"/>
-                <w:szCs w:val="20"/>
-              </w:rPr>
-            </w:pPr>
-            <w:r>
-              <w:rPr>
-                <w:i/>
-                <w:iCs/>
-                <w:color w:val="548DD4"/>
-                <w:sz w:val="20"/>
-                <w:szCs w:val="20"/>
-              </w:rPr>
-              <w:t xml:space="preserve">Empaquetar la aplicación mediante </w:t>
-            </w:r>
-            <w:proofErr w:type="spellStart"/>
-            <w:r>
-              <w:rPr>
-                <w:i/>
-                <w:iCs/>
-                <w:color w:val="548DD4"/>
-                <w:sz w:val="20"/>
-                <w:szCs w:val="20"/>
-              </w:rPr>
-              <w:t>Tauri</w:t>
-            </w:r>
-            <w:proofErr w:type="spellEnd"/>
-            <w:r>
-              <w:rPr>
-                <w:i/>
-                <w:iCs/>
-                <w:color w:val="548DD4"/>
-                <w:sz w:val="20"/>
-                <w:szCs w:val="20"/>
-              </w:rPr>
-              <w:t xml:space="preserve"> gestionando la ejecución del proceso ejecutable del </w:t>
-            </w:r>
-            <w:proofErr w:type="spellStart"/>
-            <w:r>
-              <w:rPr>
-                <w:i/>
-                <w:iCs/>
-                <w:color w:val="548DD4"/>
-                <w:sz w:val="20"/>
-                <w:szCs w:val="20"/>
-              </w:rPr>
-              <w:t>backend</w:t>
-            </w:r>
-            <w:proofErr w:type="spellEnd"/>
-            <w:r>
-              <w:rPr>
-                <w:i/>
-                <w:iCs/>
-                <w:color w:val="548DD4"/>
-                <w:sz w:val="20"/>
-                <w:szCs w:val="20"/>
-              </w:rPr>
-              <w:t xml:space="preserve"> y configurando los accesos nativos del sistema operativo.</w:t>
-            </w:r>
-          </w:p>
-          <w:p>
-            <w:pPr>
-              <w:jc w:val="both"/>
-              <w:rPr>
-                <w:i/>
-                <w:iCs/>
-                <w:color w:val="548DD4"/>
-                <w:sz w:val="20"/>
-                <w:szCs w:val="20"/>
-              </w:rPr>
-            </w:pPr>
-            <w:r>
-              <w:rPr>
-                <w:i/>
-                <w:iCs/>
-                <w:color w:val="548DD4"/>
-                <w:sz w:val="20"/>
-                <w:szCs w:val="20"/>
-              </w:rPr>
-              <w:t>Validar y evaluar el funcionamiento del sistema mediante pruebas unitarias, de integración y de usabilidad en un entorno de pruebas real, comprobando el cumplimiento de las métricas de rendimiento y la reducción de tiempos en la atención de la tienda.</w:t>
+              <w:t xml:space="preserve">Desarrollar los módulos funcionales clave </w:t>
+            </w:r>
+            <w:r>
+              <w:rPr>
+                <w:i/>
+                <w:iCs/>
+                <w:color w:val="548DD4"/>
+                <w:sz w:val="20"/>
+                <w:szCs w:val="20"/>
+              </w:rPr>
+              <w:t>como arqueo, clientes, facturas, inventario</w:t>
+            </w:r>
+            <w:r>
+              <w:rPr>
+                <w:i/>
+                <w:iCs/>
+                <w:color w:val="548DD4"/>
+                <w:sz w:val="20"/>
+                <w:szCs w:val="20"/>
+              </w:rPr>
+              <w:t>, ventas.</w:t>
+            </w:r>
+          </w:p>
+          <w:p>
+            <w:pPr>
+              <w:jc w:val="both"/>
+              <w:rPr>
+                <w:i/>
+                <w:iCs/>
+                <w:color w:val="548DD4"/>
+                <w:sz w:val="20"/>
+                <w:szCs w:val="20"/>
+              </w:rPr>
+            </w:pPr>
+            <w:r>
+              <w:rPr>
+                <w:i/>
+                <w:iCs/>
+                <w:color w:val="548DD4"/>
+                <w:sz w:val="20"/>
+                <w:szCs w:val="20"/>
+              </w:rPr>
+              <w:t xml:space="preserve">Evaluar el rendimiento del sistema de inventario en el entorno real de la tienda mediante pruebas unitarias, de integración y de usabilidad, cuantificando la reducción de tiempos administrativos a través de un análisis comparativo entre el registro manual producto a producto y el ingreso </w:t>
+            </w:r>
+            <w:r>
+              <w:rPr>
+                <w:i/>
+                <w:iCs/>
+                <w:color w:val="548DD4"/>
+                <w:sz w:val="20"/>
+                <w:szCs w:val="20"/>
+              </w:rPr>
+              <w:t xml:space="preserve">centralizado de facturas. Asimismo, la confiabilidad se comprobará verificando la exactitud del stock registrado en el sistema frente a las prendas físicas recepcionadas, estableciendo métricas objetivas que validen la eficiencia del software. </w:t>
             </w:r>
           </w:p>
         </w:tc>
@@ -4540,7 +4372,21 @@
               <w:rPr>
                 <w:color w:val="1F3864"/>
               </w:rPr>
-              <w:t>Nombre de  Actividades/Tareas</w:t>
+              <w:t xml:space="preserve">Nombre </w:t>
+            </w:r>
+            <w:proofErr w:type="gramStart"/>
+            <w:r>
+              <w:rPr>
+                <w:color w:val="1F3864"/>
+              </w:rPr>
+              <w:t>de  Actividades</w:t>
+            </w:r>
+            <w:proofErr w:type="gramEnd"/>
+            <w:r>
+              <w:rPr>
+                <w:color w:val="1F3864"/>
+              </w:rPr>
+              <w:t>/Tareas</w:t>
             </w:r>
           </w:p>
         </w:tc>
@@ -4694,7 +4540,7 @@
                 <w:sz w:val="18"/>
                 <w:szCs w:val="18"/>
               </w:rPr>
-              <w:t>Nombra las competencias o unidades de competencias que se relacionan con las diferentes actividades requeridas para el desarrollo de la actividad.</w:t>
+              <w:t>C2. Gestionar proyectos informáticos, ofreciendo alternativas para la toma de decisiones de acuerdo a los requerimientos de la organización.</w:t>
             </w:r>
           </w:p>
         </w:tc>
@@ -4720,7 +4566,7 @@
                 <w:sz w:val="18"/>
                 <w:szCs w:val="18"/>
               </w:rPr>
-              <w:t>Señale el nombre de la tarea o actividad.</w:t>
+              <w:t>Levantamiento y análisis de requerimientos</w:t>
             </w:r>
           </w:p>
         </w:tc>
@@ -4746,7 +4592,7 @@
                 <w:sz w:val="18"/>
                 <w:szCs w:val="18"/>
               </w:rPr>
-              <w:t>Describe la tarea o actividad.</w:t>
+              <w:t>Observar el flujo actual de inventario en la tienda, identificar quiebres de stock, y definir requerimientos funcionales y no funcionales del sistema.</w:t>
             </w:r>
           </w:p>
         </w:tc>
@@ -4773,7 +4619,7 @@
                 <w:sz w:val="18"/>
                 <w:szCs w:val="18"/>
               </w:rPr>
-              <w:t>Nombra los recursos necesarios para llevar a cabo las actividades definidas.</w:t>
+              <w:t>Computador, herramientas de documentación, entrevistas con usuarios.</w:t>
             </w:r>
           </w:p>
         </w:tc>
@@ -4803,7 +4649,7 @@
                 <w:sz w:val="18"/>
                 <w:szCs w:val="18"/>
               </w:rPr>
-              <w:t>Escribe la duración de actividades o tarea.</w:t>
+              <w:t>2 semanas</w:t>
             </w:r>
           </w:p>
           <w:p>
@@ -4845,7 +4691,7 @@
                 <w:sz w:val="18"/>
                 <w:szCs w:val="18"/>
               </w:rPr>
-              <w:t>Escribe el nombre del integrante del equipo responsable de la actividad y tareas asociadas.</w:t>
+              <w:t>Isabel Alvarado</w:t>
             </w:r>
           </w:p>
         </w:tc>
@@ -4871,7 +4717,7 @@
                 <w:sz w:val="18"/>
                 <w:szCs w:val="18"/>
               </w:rPr>
-              <w:t>Escribe las dificultades o facilitadores que se podrían presentar durante la ejecución de cada una de las actividades propuestas para llevar a cabo el plan de trabajo.</w:t>
+              <w:t>Base para el Documento de Requerimientos y Diseño Inicial.</w:t>
             </w:r>
           </w:p>
         </w:tc>
@@ -4895,6 +4741,16 @@
                 <w:szCs w:val="18"/>
               </w:rPr>
             </w:pPr>
+            <w:r>
+              <w:rPr>
+                <w:i/>
+                <w:iCs/>
+                <w:color w:val="548DD4"/>
+                <w:sz w:val="18"/>
+                <w:szCs w:val="18"/>
+              </w:rPr>
+              <w:t>C2 y C4.</w:t>
+            </w:r>
           </w:p>
         </w:tc>
         <w:tc>
@@ -4912,6 +4768,16 @@
                 <w:szCs w:val="18"/>
               </w:rPr>
             </w:pPr>
+            <w:r>
+              <w:rPr>
+                <w:i/>
+                <w:iCs/>
+                <w:color w:val="548DD4"/>
+                <w:sz w:val="18"/>
+                <w:szCs w:val="18"/>
+              </w:rPr>
+              <w:t>Definición funcional y prototipado</w:t>
+            </w:r>
           </w:p>
         </w:tc>
         <w:tc>
@@ -4929,6 +4795,27 @@
                 <w:szCs w:val="18"/>
               </w:rPr>
             </w:pPr>
+            <w:r>
+              <w:rPr>
+                <w:i/>
+                <w:iCs/>
+                <w:color w:val="548DD4"/>
+                <w:sz w:val="18"/>
+                <w:szCs w:val="18"/>
+              </w:rPr>
+              <w:t xml:space="preserve">Definir historias de usuario, flujos de entrada/salida de prendas, estructura general de la plataforma y </w:t>
+            </w:r>
+            <w:r>
+              <w:rPr>
+                <w:i/>
+                <w:iCs/>
+                <w:color w:val="548DD4"/>
+                <w:sz w:val="18"/>
+                <w:szCs w:val="18"/>
+              </w:rPr>
+              <w:lastRenderedPageBreak/>
+              <w:t>maquetas de interfaz.</w:t>
+            </w:r>
           </w:p>
         </w:tc>
         <w:tc>
@@ -4946,6 +4833,39 @@
                 <w:szCs w:val="18"/>
               </w:rPr>
             </w:pPr>
+            <w:r>
+              <w:rPr>
+                <w:i/>
+                <w:iCs/>
+                <w:color w:val="548DD4"/>
+                <w:sz w:val="18"/>
+                <w:szCs w:val="18"/>
+              </w:rPr>
+              <w:lastRenderedPageBreak/>
+              <w:t xml:space="preserve">Computador, herramientas de diagramación (ej. </w:t>
+            </w:r>
+            <w:proofErr w:type="spellStart"/>
+            <w:r>
+              <w:rPr>
+                <w:i/>
+                <w:iCs/>
+                <w:color w:val="548DD4"/>
+                <w:sz w:val="18"/>
+                <w:szCs w:val="18"/>
+              </w:rPr>
+              <w:t>Figma</w:t>
+            </w:r>
+            <w:proofErr w:type="spellEnd"/>
+            <w:r>
+              <w:rPr>
+                <w:i/>
+                <w:iCs/>
+                <w:color w:val="548DD4"/>
+                <w:sz w:val="18"/>
+                <w:szCs w:val="18"/>
+              </w:rPr>
+              <w:t>, Draw.io).</w:t>
+            </w:r>
           </w:p>
         </w:tc>
         <w:tc>
@@ -4966,6 +4886,16 @@
                 <w:szCs w:val="18"/>
               </w:rPr>
             </w:pPr>
+            <w:r>
+              <w:rPr>
+                <w:i/>
+                <w:iCs/>
+                <w:color w:val="548DD4"/>
+                <w:sz w:val="18"/>
+                <w:szCs w:val="18"/>
+              </w:rPr>
+              <w:t>2 semanas</w:t>
+            </w:r>
           </w:p>
         </w:tc>
         <w:tc>
@@ -4987,6 +4917,72 @@
                 <w:szCs w:val="18"/>
               </w:rPr>
             </w:pPr>
+            <w:r>
+              <w:rPr>
+                <w:i/>
+                <w:iCs/>
+                <w:color w:val="548DD4"/>
+                <w:sz w:val="18"/>
+                <w:szCs w:val="18"/>
+              </w:rPr>
+              <w:t>Isabel Alvarado</w:t>
+            </w:r>
+          </w:p>
+          <w:p>
+            <w:pPr>
+              <w:jc w:val="both"/>
+              <w:rPr>
+                <w:i/>
+                <w:iCs/>
+                <w:color w:val="548DD4"/>
+                <w:sz w:val="18"/>
+                <w:szCs w:val="18"/>
+              </w:rPr>
+            </w:pPr>
+            <w:r>
+              <w:rPr>
+                <w:i/>
+                <w:iCs/>
+                <w:color w:val="548DD4"/>
+                <w:sz w:val="18"/>
+                <w:szCs w:val="18"/>
+              </w:rPr>
+              <w:t>Bárbara Ortega</w:t>
+            </w:r>
+          </w:p>
+          <w:p>
+            <w:pPr>
+              <w:jc w:val="both"/>
+              <w:rPr>
+                <w:i/>
+                <w:iCs/>
+                <w:color w:val="548DD4"/>
+                <w:sz w:val="18"/>
+                <w:szCs w:val="18"/>
+              </w:rPr>
+            </w:pPr>
+            <w:r>
+              <w:rPr>
+                <w:i/>
+                <w:iCs/>
+                <w:color w:val="548DD4"/>
+                <w:sz w:val="18"/>
+                <w:szCs w:val="18"/>
+              </w:rPr>
+              <w:t xml:space="preserve">Matías </w:t>
+            </w:r>
+            <w:proofErr w:type="spellStart"/>
+            <w:r>
+              <w:rPr>
+                <w:i/>
+                <w:iCs/>
+                <w:color w:val="548DD4"/>
+                <w:sz w:val="18"/>
+                <w:szCs w:val="18"/>
+              </w:rPr>
+              <w:t>Parancán</w:t>
+            </w:r>
+            <w:proofErr w:type="spellEnd"/>
           </w:p>
         </w:tc>
         <w:tc>
@@ -5004,6 +5000,16 @@
                 <w:szCs w:val="18"/>
               </w:rPr>
             </w:pPr>
+            <w:r>
+              <w:rPr>
+                <w:i/>
+                <w:iCs/>
+                <w:color w:val="548DD4"/>
+                <w:sz w:val="18"/>
+                <w:szCs w:val="18"/>
+              </w:rPr>
+              <w:t>Corresponde al trabajo técnico principal para definir el alcance visual.</w:t>
+            </w:r>
           </w:p>
         </w:tc>
       </w:tr>
@@ -5026,6 +5032,38 @@
                 <w:szCs w:val="18"/>
               </w:rPr>
             </w:pPr>
+            <w:r>
+              <w:rPr>
+                <w:i/>
+                <w:iCs/>
+                <w:color w:val="548DD4"/>
+                <w:sz w:val="18"/>
+                <w:szCs w:val="18"/>
+              </w:rPr>
+              <w:t>C3. Construir modelos de datos para soportar los requerimientos de la organización de</w:t>
+            </w:r>
+          </w:p>
+          <w:p>
+            <w:pPr>
+              <w:jc w:val="both"/>
+              <w:rPr>
+                <w:i/>
+                <w:iCs/>
+                <w:color w:val="548DD4"/>
+                <w:sz w:val="18"/>
+                <w:szCs w:val="18"/>
+              </w:rPr>
+            </w:pPr>
+            <w:r>
+              <w:rPr>
+                <w:i/>
+                <w:iCs/>
+                <w:color w:val="548DD4"/>
+                <w:sz w:val="18"/>
+                <w:szCs w:val="18"/>
+              </w:rPr>
+              <w:t>acuerdo a un diseño definido y escalable en el tiempo.</w:t>
+            </w:r>
           </w:p>
         </w:tc>
         <w:tc>
@@ -5043,6 +5081,16 @@
                 <w:szCs w:val="18"/>
               </w:rPr>
             </w:pPr>
+            <w:r>
+              <w:rPr>
+                <w:i/>
+                <w:iCs/>
+                <w:color w:val="548DD4"/>
+                <w:sz w:val="18"/>
+                <w:szCs w:val="18"/>
+              </w:rPr>
+              <w:t>Diseño del modelo de datos relacional</w:t>
+            </w:r>
           </w:p>
         </w:tc>
         <w:tc>
@@ -5060,6 +5108,16 @@
                 <w:szCs w:val="18"/>
               </w:rPr>
             </w:pPr>
+            <w:r>
+              <w:rPr>
+                <w:i/>
+                <w:iCs/>
+                <w:color w:val="548DD4"/>
+                <w:sz w:val="18"/>
+                <w:szCs w:val="18"/>
+              </w:rPr>
+              <w:t>Diseñar el modelo que permita administrar categorías, tallas, colores, control de stock, usuarios y proveedores de forma escalable.</w:t>
+            </w:r>
           </w:p>
         </w:tc>
         <w:tc>
@@ -5077,6 +5135,16 @@
                 <w:szCs w:val="18"/>
               </w:rPr>
             </w:pPr>
+            <w:r>
+              <w:rPr>
+                <w:i/>
+                <w:iCs/>
+                <w:color w:val="548DD4"/>
+                <w:sz w:val="18"/>
+                <w:szCs w:val="18"/>
+              </w:rPr>
+              <w:t>Computador, herramientas de modelamiento E-R.</w:t>
+            </w:r>
           </w:p>
         </w:tc>
         <w:tc>
@@ -5097,6 +5165,16 @@
                 <w:szCs w:val="18"/>
               </w:rPr>
             </w:pPr>
+            <w:r>
+              <w:rPr>
+                <w:i/>
+                <w:iCs/>
+                <w:color w:val="548DD4"/>
+                <w:sz w:val="18"/>
+                <w:szCs w:val="18"/>
+              </w:rPr>
+              <w:t>1 semana</w:t>
+            </w:r>
           </w:p>
         </w:tc>
         <w:tc>
@@ -5118,6 +5196,16 @@
                 <w:szCs w:val="18"/>
               </w:rPr>
             </w:pPr>
+            <w:r>
+              <w:rPr>
+                <w:i/>
+                <w:iCs/>
+                <w:color w:val="548DD4"/>
+                <w:sz w:val="18"/>
+                <w:szCs w:val="18"/>
+              </w:rPr>
+              <w:t>Bárbara Ortega</w:t>
+            </w:r>
           </w:p>
         </w:tc>
         <w:tc>
@@ -5135,6 +5223,2034 @@
                 <w:szCs w:val="18"/>
               </w:rPr>
             </w:pPr>
+            <w:r>
+              <w:rPr>
+                <w:i/>
+                <w:iCs/>
+                <w:color w:val="548DD4"/>
+                <w:sz w:val="18"/>
+                <w:szCs w:val="18"/>
+              </w:rPr>
+              <w:t>Generar modelo ER estructura de la base de datos.</w:t>
+            </w:r>
+          </w:p>
+        </w:tc>
+      </w:tr>
+      <w:tr>
+        <w:trPr>
+          <w:jc w:val="center"/>
+        </w:trPr>
+        <w:tc>
+          <w:tcPr>
+            <w:tcW w:w="1580" w:type="dxa"/>
+          </w:tcPr>
+          <w:p>
+            <w:pPr>
+              <w:jc w:val="both"/>
+              <w:rPr>
+                <w:i/>
+                <w:iCs/>
+                <w:color w:val="548DD4"/>
+                <w:sz w:val="18"/>
+                <w:szCs w:val="18"/>
+              </w:rPr>
+            </w:pPr>
+            <w:r>
+              <w:rPr>
+                <w:i/>
+                <w:iCs/>
+                <w:color w:val="548DD4"/>
+                <w:sz w:val="18"/>
+                <w:szCs w:val="18"/>
+              </w:rPr>
+              <w:t>C3</w:t>
+            </w:r>
+          </w:p>
+        </w:tc>
+        <w:tc>
+          <w:tcPr>
+            <w:tcW w:w="1580" w:type="dxa"/>
+          </w:tcPr>
+          <w:p>
+            <w:pPr>
+              <w:jc w:val="both"/>
+              <w:rPr>
+                <w:i/>
+                <w:iCs/>
+                <w:color w:val="548DD4"/>
+                <w:sz w:val="18"/>
+                <w:szCs w:val="18"/>
+              </w:rPr>
+            </w:pPr>
+            <w:r>
+              <w:rPr>
+                <w:i/>
+                <w:iCs/>
+                <w:color w:val="548DD4"/>
+                <w:sz w:val="18"/>
+                <w:szCs w:val="18"/>
+              </w:rPr>
+              <w:t>Implementación de base de datos</w:t>
+            </w:r>
+          </w:p>
+        </w:tc>
+        <w:tc>
+          <w:tcPr>
+            <w:tcW w:w="1580" w:type="dxa"/>
+          </w:tcPr>
+          <w:p>
+            <w:pPr>
+              <w:jc w:val="both"/>
+              <w:rPr>
+                <w:i/>
+                <w:iCs/>
+                <w:color w:val="548DD4"/>
+                <w:sz w:val="18"/>
+                <w:szCs w:val="18"/>
+              </w:rPr>
+            </w:pPr>
+            <w:r>
+              <w:rPr>
+                <w:i/>
+                <w:iCs/>
+                <w:color w:val="548DD4"/>
+                <w:sz w:val="18"/>
+                <w:szCs w:val="18"/>
+              </w:rPr>
+              <w:t>Crear los modelos, migraciones y scripts necesarios para almacenar y manipular la información</w:t>
+            </w:r>
+          </w:p>
+        </w:tc>
+        <w:tc>
+          <w:tcPr>
+            <w:tcW w:w="1580" w:type="dxa"/>
+          </w:tcPr>
+          <w:p>
+            <w:pPr>
+              <w:jc w:val="both"/>
+              <w:rPr>
+                <w:i/>
+                <w:iCs/>
+                <w:color w:val="548DD4"/>
+                <w:sz w:val="18"/>
+                <w:szCs w:val="18"/>
+              </w:rPr>
+            </w:pPr>
+            <w:r>
+              <w:rPr>
+                <w:i/>
+                <w:iCs/>
+                <w:color w:val="548DD4"/>
+                <w:sz w:val="18"/>
+                <w:szCs w:val="18"/>
+              </w:rPr>
+              <w:t>Entorno Python, base de datos (SQLite), Git.</w:t>
+            </w:r>
+          </w:p>
+        </w:tc>
+        <w:tc>
+          <w:tcPr>
+            <w:tcW w:w="1580" w:type="dxa"/>
+            <w:tcBorders>
+              <w:right w:val="single" w:sz="4" w:space="0" w:color="FFFFFF"/>
+            </w:tcBorders>
+          </w:tcPr>
+          <w:p>
+            <w:pPr>
+              <w:jc w:val="both"/>
+              <w:rPr>
+                <w:i/>
+                <w:iCs/>
+                <w:color w:val="548DD4"/>
+                <w:sz w:val="18"/>
+                <w:szCs w:val="18"/>
+              </w:rPr>
+            </w:pPr>
+            <w:r>
+              <w:rPr>
+                <w:i/>
+                <w:iCs/>
+                <w:color w:val="548DD4"/>
+                <w:sz w:val="18"/>
+                <w:szCs w:val="18"/>
+              </w:rPr>
+              <w:t xml:space="preserve">1 semana </w:t>
+            </w:r>
+          </w:p>
+        </w:tc>
+        <w:tc>
+          <w:tcPr>
+            <w:tcW w:w="1580" w:type="dxa"/>
+            <w:tcBorders>
+              <w:left w:val="single" w:sz="4" w:space="0" w:color="FFFFFF"/>
+            </w:tcBorders>
+            <w:shd w:val="clear" w:color="auto" w:fill="D9D9D9"/>
+          </w:tcPr>
+          <w:p>
+            <w:pPr>
+              <w:jc w:val="both"/>
+              <w:rPr>
+                <w:i/>
+                <w:iCs/>
+                <w:color w:val="548DD4"/>
+                <w:sz w:val="18"/>
+                <w:szCs w:val="18"/>
+              </w:rPr>
+            </w:pPr>
+            <w:r>
+              <w:rPr>
+                <w:i/>
+                <w:iCs/>
+                <w:color w:val="548DD4"/>
+                <w:sz w:val="18"/>
+                <w:szCs w:val="18"/>
+              </w:rPr>
+              <w:t>Bárbara Ortega</w:t>
+            </w:r>
+          </w:p>
+        </w:tc>
+        <w:tc>
+          <w:tcPr>
+            <w:tcW w:w="1581" w:type="dxa"/>
+          </w:tcPr>
+          <w:p>
+            <w:pPr>
+              <w:jc w:val="both"/>
+              <w:rPr>
+                <w:i/>
+                <w:iCs/>
+                <w:color w:val="548DD4"/>
+                <w:sz w:val="18"/>
+                <w:szCs w:val="18"/>
+              </w:rPr>
+            </w:pPr>
+            <w:r>
+              <w:rPr>
+                <w:i/>
+                <w:iCs/>
+                <w:color w:val="548DD4"/>
+                <w:sz w:val="18"/>
+                <w:szCs w:val="18"/>
+              </w:rPr>
+              <w:t>Evidencia directamente la competencia C3 en código.</w:t>
+            </w:r>
+          </w:p>
+        </w:tc>
+      </w:tr>
+      <w:tr>
+        <w:trPr>
+          <w:jc w:val="center"/>
+        </w:trPr>
+        <w:tc>
+          <w:tcPr>
+            <w:tcW w:w="1580" w:type="dxa"/>
+          </w:tcPr>
+          <w:p>
+            <w:pPr>
+              <w:jc w:val="both"/>
+              <w:rPr>
+                <w:i/>
+                <w:iCs/>
+                <w:color w:val="548DD4"/>
+                <w:sz w:val="18"/>
+                <w:szCs w:val="18"/>
+              </w:rPr>
+            </w:pPr>
+            <w:r>
+              <w:rPr>
+                <w:i/>
+                <w:iCs/>
+                <w:color w:val="548DD4"/>
+                <w:sz w:val="18"/>
+                <w:szCs w:val="18"/>
+              </w:rPr>
+              <w:t>C4. Desarrollar una solución de software utilizando técnicas que permitan sistematizar el proceso de desarrollo y mantenimiento, asegurando el logro de los objetivos.</w:t>
+            </w:r>
+          </w:p>
+        </w:tc>
+        <w:tc>
+          <w:tcPr>
+            <w:tcW w:w="1580" w:type="dxa"/>
+          </w:tcPr>
+          <w:p>
+            <w:pPr>
+              <w:jc w:val="both"/>
+              <w:rPr>
+                <w:i/>
+                <w:iCs/>
+                <w:color w:val="548DD4"/>
+                <w:sz w:val="18"/>
+                <w:szCs w:val="18"/>
+              </w:rPr>
+            </w:pPr>
+            <w:r>
+              <w:rPr>
+                <w:i/>
+                <w:iCs/>
+                <w:color w:val="548DD4"/>
+                <w:sz w:val="18"/>
+                <w:szCs w:val="18"/>
+              </w:rPr>
+              <w:t>Desarrollo del módulo de control de stock</w:t>
+            </w:r>
+          </w:p>
+        </w:tc>
+        <w:tc>
+          <w:tcPr>
+            <w:tcW w:w="1580" w:type="dxa"/>
+          </w:tcPr>
+          <w:p>
+            <w:pPr>
+              <w:jc w:val="both"/>
+              <w:rPr>
+                <w:i/>
+                <w:iCs/>
+                <w:color w:val="548DD4"/>
+                <w:sz w:val="18"/>
+                <w:szCs w:val="18"/>
+              </w:rPr>
+            </w:pPr>
+            <w:r>
+              <w:rPr>
+                <w:i/>
+                <w:iCs/>
+                <w:color w:val="548DD4"/>
+                <w:sz w:val="18"/>
+                <w:szCs w:val="18"/>
+              </w:rPr>
+              <w:t xml:space="preserve">Implementar el </w:t>
+            </w:r>
+            <w:proofErr w:type="spellStart"/>
+            <w:r>
+              <w:rPr>
+                <w:i/>
+                <w:iCs/>
+                <w:color w:val="548DD4"/>
+                <w:sz w:val="18"/>
+                <w:szCs w:val="18"/>
+              </w:rPr>
+              <w:t>backend</w:t>
+            </w:r>
+            <w:proofErr w:type="spellEnd"/>
+            <w:r>
+              <w:rPr>
+                <w:i/>
+                <w:iCs/>
+                <w:color w:val="548DD4"/>
+                <w:sz w:val="18"/>
+                <w:szCs w:val="18"/>
+              </w:rPr>
+              <w:t xml:space="preserve"> para registrar ingresos, mermas y salidas de prendas, asegurando la actualización en tiempo real.</w:t>
+            </w:r>
+          </w:p>
+        </w:tc>
+        <w:tc>
+          <w:tcPr>
+            <w:tcW w:w="1580" w:type="dxa"/>
+          </w:tcPr>
+          <w:p>
+            <w:pPr>
+              <w:jc w:val="both"/>
+              <w:rPr>
+                <w:i/>
+                <w:iCs/>
+                <w:color w:val="548DD4"/>
+                <w:sz w:val="18"/>
+                <w:szCs w:val="18"/>
+              </w:rPr>
+            </w:pPr>
+            <w:r>
+              <w:rPr>
+                <w:i/>
+                <w:iCs/>
+                <w:color w:val="548DD4"/>
+                <w:sz w:val="18"/>
+                <w:szCs w:val="18"/>
+              </w:rPr>
+              <w:t xml:space="preserve">IDE (VS </w:t>
+            </w:r>
+            <w:proofErr w:type="spellStart"/>
+            <w:r>
+              <w:rPr>
+                <w:i/>
+                <w:iCs/>
+                <w:color w:val="548DD4"/>
+                <w:sz w:val="18"/>
+                <w:szCs w:val="18"/>
+              </w:rPr>
+              <w:t>Code</w:t>
+            </w:r>
+            <w:proofErr w:type="spellEnd"/>
+            <w:r>
+              <w:rPr>
+                <w:i/>
+                <w:iCs/>
+                <w:color w:val="548DD4"/>
+                <w:sz w:val="18"/>
+                <w:szCs w:val="18"/>
+              </w:rPr>
+              <w:t xml:space="preserve">), Python, </w:t>
+            </w:r>
+            <w:proofErr w:type="spellStart"/>
+            <w:r>
+              <w:rPr>
+                <w:i/>
+                <w:iCs/>
+                <w:color w:val="548DD4"/>
+                <w:sz w:val="18"/>
+                <w:szCs w:val="18"/>
+              </w:rPr>
+              <w:t>SQlite</w:t>
+            </w:r>
+            <w:proofErr w:type="spellEnd"/>
+            <w:r>
+              <w:rPr>
+                <w:i/>
+                <w:iCs/>
+                <w:color w:val="548DD4"/>
+                <w:sz w:val="18"/>
+                <w:szCs w:val="18"/>
+              </w:rPr>
+              <w:t>, GitHub.</w:t>
+            </w:r>
+          </w:p>
+        </w:tc>
+        <w:tc>
+          <w:tcPr>
+            <w:tcW w:w="1580" w:type="dxa"/>
+            <w:tcBorders>
+              <w:right w:val="single" w:sz="4" w:space="0" w:color="FFFFFF"/>
+            </w:tcBorders>
+          </w:tcPr>
+          <w:p>
+            <w:pPr>
+              <w:jc w:val="both"/>
+              <w:rPr>
+                <w:i/>
+                <w:iCs/>
+                <w:color w:val="548DD4"/>
+                <w:sz w:val="18"/>
+                <w:szCs w:val="18"/>
+              </w:rPr>
+            </w:pPr>
+            <w:r>
+              <w:rPr>
+                <w:i/>
+                <w:iCs/>
+                <w:color w:val="548DD4"/>
+                <w:sz w:val="18"/>
+                <w:szCs w:val="18"/>
+              </w:rPr>
+              <w:t>2 semanas</w:t>
+            </w:r>
+          </w:p>
+        </w:tc>
+        <w:tc>
+          <w:tcPr>
+            <w:tcW w:w="1580" w:type="dxa"/>
+            <w:tcBorders>
+              <w:left w:val="single" w:sz="4" w:space="0" w:color="FFFFFF"/>
+            </w:tcBorders>
+            <w:shd w:val="clear" w:color="auto" w:fill="D9D9D9"/>
+          </w:tcPr>
+          <w:p>
+            <w:pPr>
+              <w:jc w:val="both"/>
+              <w:rPr>
+                <w:i/>
+                <w:iCs/>
+                <w:color w:val="548DD4"/>
+                <w:sz w:val="18"/>
+                <w:szCs w:val="18"/>
+              </w:rPr>
+            </w:pPr>
+            <w:r>
+              <w:rPr>
+                <w:i/>
+                <w:iCs/>
+                <w:color w:val="548DD4"/>
+                <w:sz w:val="18"/>
+                <w:szCs w:val="18"/>
+              </w:rPr>
+              <w:t>Isabel Alvarado</w:t>
+            </w:r>
+          </w:p>
+          <w:p>
+            <w:pPr>
+              <w:jc w:val="both"/>
+              <w:rPr>
+                <w:i/>
+                <w:iCs/>
+                <w:color w:val="548DD4"/>
+                <w:sz w:val="18"/>
+                <w:szCs w:val="18"/>
+              </w:rPr>
+            </w:pPr>
+            <w:r>
+              <w:rPr>
+                <w:i/>
+                <w:iCs/>
+                <w:color w:val="548DD4"/>
+                <w:sz w:val="18"/>
+                <w:szCs w:val="18"/>
+              </w:rPr>
+              <w:t>Bárbara Ortega</w:t>
+            </w:r>
+          </w:p>
+        </w:tc>
+        <w:tc>
+          <w:tcPr>
+            <w:tcW w:w="1581" w:type="dxa"/>
+          </w:tcPr>
+          <w:p>
+            <w:pPr>
+              <w:jc w:val="both"/>
+              <w:rPr>
+                <w:i/>
+                <w:iCs/>
+                <w:color w:val="548DD4"/>
+                <w:sz w:val="18"/>
+                <w:szCs w:val="18"/>
+              </w:rPr>
+            </w:pPr>
+            <w:r>
+              <w:rPr>
+                <w:i/>
+                <w:iCs/>
+                <w:color w:val="548DD4"/>
+                <w:sz w:val="18"/>
+                <w:szCs w:val="18"/>
+              </w:rPr>
+              <w:t>Forma parte de las funcionalidades prioritarias (Core del negocio).</w:t>
+            </w:r>
+          </w:p>
+        </w:tc>
+      </w:tr>
+      <w:tr>
+        <w:trPr>
+          <w:jc w:val="center"/>
+        </w:trPr>
+        <w:tc>
+          <w:tcPr>
+            <w:tcW w:w="1580" w:type="dxa"/>
+          </w:tcPr>
+          <w:p>
+            <w:pPr>
+              <w:jc w:val="both"/>
+              <w:rPr>
+                <w:i/>
+                <w:iCs/>
+                <w:color w:val="548DD4"/>
+                <w:sz w:val="18"/>
+                <w:szCs w:val="18"/>
+              </w:rPr>
+            </w:pPr>
+            <w:r>
+              <w:rPr>
+                <w:i/>
+                <w:iCs/>
+                <w:color w:val="548DD4"/>
+                <w:sz w:val="18"/>
+                <w:szCs w:val="18"/>
+              </w:rPr>
+              <w:t>C4 y C3</w:t>
+            </w:r>
+          </w:p>
+        </w:tc>
+        <w:tc>
+          <w:tcPr>
+            <w:tcW w:w="1580" w:type="dxa"/>
+          </w:tcPr>
+          <w:p>
+            <w:pPr>
+              <w:jc w:val="both"/>
+              <w:rPr>
+                <w:i/>
+                <w:iCs/>
+                <w:color w:val="548DD4"/>
+                <w:sz w:val="18"/>
+                <w:szCs w:val="18"/>
+              </w:rPr>
+            </w:pPr>
+            <w:r>
+              <w:rPr>
+                <w:i/>
+                <w:iCs/>
+                <w:color w:val="548DD4"/>
+                <w:sz w:val="18"/>
+                <w:szCs w:val="18"/>
+              </w:rPr>
+              <w:t>Desarrollo del panel de administración y reportes</w:t>
+            </w:r>
+          </w:p>
+        </w:tc>
+        <w:tc>
+          <w:tcPr>
+            <w:tcW w:w="1580" w:type="dxa"/>
+          </w:tcPr>
+          <w:p>
+            <w:pPr>
+              <w:jc w:val="both"/>
+              <w:rPr>
+                <w:i/>
+                <w:iCs/>
+                <w:color w:val="548DD4"/>
+                <w:sz w:val="18"/>
+                <w:szCs w:val="18"/>
+              </w:rPr>
+            </w:pPr>
+            <w:r>
+              <w:rPr>
+                <w:i/>
+                <w:iCs/>
+                <w:color w:val="548DD4"/>
+                <w:sz w:val="18"/>
+                <w:szCs w:val="18"/>
+              </w:rPr>
+              <w:t>Implementar vistas para que el administrador pueda consultar el estado del inventario, alertas de bajo stock y movimientos diarios.</w:t>
+            </w:r>
+          </w:p>
+        </w:tc>
+        <w:tc>
+          <w:tcPr>
+            <w:tcW w:w="1580" w:type="dxa"/>
+          </w:tcPr>
+          <w:p>
+            <w:pPr>
+              <w:jc w:val="both"/>
+              <w:rPr>
+                <w:i/>
+                <w:iCs/>
+                <w:color w:val="548DD4"/>
+                <w:sz w:val="18"/>
+                <w:szCs w:val="18"/>
+              </w:rPr>
+            </w:pPr>
+            <w:r>
+              <w:rPr>
+                <w:i/>
+                <w:iCs/>
+                <w:color w:val="548DD4"/>
+                <w:sz w:val="18"/>
+                <w:szCs w:val="18"/>
+              </w:rPr>
+              <w:t xml:space="preserve">IDE (VS </w:t>
+            </w:r>
+            <w:proofErr w:type="spellStart"/>
+            <w:r>
+              <w:rPr>
+                <w:i/>
+                <w:iCs/>
+                <w:color w:val="548DD4"/>
+                <w:sz w:val="18"/>
+                <w:szCs w:val="18"/>
+              </w:rPr>
+              <w:t>Code</w:t>
+            </w:r>
+            <w:proofErr w:type="spellEnd"/>
+            <w:r>
+              <w:rPr>
+                <w:i/>
+                <w:iCs/>
+                <w:color w:val="548DD4"/>
+                <w:sz w:val="18"/>
+                <w:szCs w:val="18"/>
+              </w:rPr>
+              <w:t xml:space="preserve">), Python, </w:t>
+            </w:r>
+            <w:proofErr w:type="spellStart"/>
+            <w:r>
+              <w:rPr>
+                <w:i/>
+                <w:iCs/>
+                <w:color w:val="548DD4"/>
+                <w:sz w:val="18"/>
+                <w:szCs w:val="18"/>
+              </w:rPr>
+              <w:t>React</w:t>
+            </w:r>
+            <w:proofErr w:type="spellEnd"/>
+            <w:r>
+              <w:rPr>
+                <w:i/>
+                <w:iCs/>
+                <w:color w:val="548DD4"/>
+                <w:sz w:val="18"/>
+                <w:szCs w:val="18"/>
+              </w:rPr>
+              <w:t>, base de datos, GitHub.</w:t>
+            </w:r>
+          </w:p>
+        </w:tc>
+        <w:tc>
+          <w:tcPr>
+            <w:tcW w:w="1580" w:type="dxa"/>
+            <w:tcBorders>
+              <w:right w:val="single" w:sz="4" w:space="0" w:color="FFFFFF"/>
+            </w:tcBorders>
+          </w:tcPr>
+          <w:p>
+            <w:pPr>
+              <w:jc w:val="both"/>
+              <w:rPr>
+                <w:i/>
+                <w:iCs/>
+                <w:color w:val="548DD4"/>
+                <w:sz w:val="18"/>
+                <w:szCs w:val="18"/>
+              </w:rPr>
+            </w:pPr>
+            <w:r>
+              <w:rPr>
+                <w:i/>
+                <w:iCs/>
+                <w:color w:val="548DD4"/>
+                <w:sz w:val="18"/>
+                <w:szCs w:val="18"/>
+              </w:rPr>
+              <w:t>2 semanas</w:t>
+            </w:r>
+          </w:p>
+        </w:tc>
+        <w:tc>
+          <w:tcPr>
+            <w:tcW w:w="1580" w:type="dxa"/>
+            <w:tcBorders>
+              <w:left w:val="single" w:sz="4" w:space="0" w:color="FFFFFF"/>
+            </w:tcBorders>
+            <w:shd w:val="clear" w:color="auto" w:fill="D9D9D9"/>
+          </w:tcPr>
+          <w:p>
+            <w:pPr>
+              <w:jc w:val="both"/>
+              <w:rPr>
+                <w:i/>
+                <w:iCs/>
+                <w:color w:val="548DD4"/>
+                <w:sz w:val="18"/>
+                <w:szCs w:val="18"/>
+              </w:rPr>
+            </w:pPr>
+            <w:r>
+              <w:rPr>
+                <w:i/>
+                <w:iCs/>
+                <w:color w:val="548DD4"/>
+                <w:sz w:val="18"/>
+                <w:szCs w:val="18"/>
+              </w:rPr>
+              <w:t>Isabel Alvarado</w:t>
+            </w:r>
+          </w:p>
+        </w:tc>
+        <w:tc>
+          <w:tcPr>
+            <w:tcW w:w="1581" w:type="dxa"/>
+          </w:tcPr>
+          <w:p>
+            <w:pPr>
+              <w:jc w:val="both"/>
+              <w:rPr>
+                <w:i/>
+                <w:iCs/>
+                <w:color w:val="548DD4"/>
+                <w:sz w:val="18"/>
+                <w:szCs w:val="18"/>
+              </w:rPr>
+            </w:pPr>
+            <w:r>
+              <w:rPr>
+                <w:i/>
+                <w:iCs/>
+                <w:color w:val="548DD4"/>
+                <w:sz w:val="18"/>
+                <w:szCs w:val="18"/>
+              </w:rPr>
+              <w:t>Permite la toma de decisiones basada en los datos almacenados.</w:t>
+            </w:r>
+          </w:p>
+        </w:tc>
+      </w:tr>
+      <w:tr>
+        <w:trPr>
+          <w:jc w:val="center"/>
+        </w:trPr>
+        <w:tc>
+          <w:tcPr>
+            <w:tcW w:w="1580" w:type="dxa"/>
+          </w:tcPr>
+          <w:p>
+            <w:pPr>
+              <w:jc w:val="both"/>
+              <w:rPr>
+                <w:i/>
+                <w:iCs/>
+                <w:color w:val="548DD4"/>
+                <w:sz w:val="18"/>
+                <w:szCs w:val="18"/>
+              </w:rPr>
+            </w:pPr>
+            <w:r>
+              <w:rPr>
+                <w:i/>
+                <w:iCs/>
+                <w:color w:val="548DD4"/>
+                <w:sz w:val="18"/>
+                <w:szCs w:val="18"/>
+              </w:rPr>
+              <w:t>C4</w:t>
+            </w:r>
+          </w:p>
+        </w:tc>
+        <w:tc>
+          <w:tcPr>
+            <w:tcW w:w="1580" w:type="dxa"/>
+          </w:tcPr>
+          <w:p>
+            <w:pPr>
+              <w:jc w:val="both"/>
+              <w:rPr>
+                <w:i/>
+                <w:iCs/>
+                <w:color w:val="548DD4"/>
+                <w:sz w:val="18"/>
+                <w:szCs w:val="18"/>
+              </w:rPr>
+            </w:pPr>
+            <w:r>
+              <w:rPr>
+                <w:i/>
+                <w:iCs/>
+                <w:color w:val="548DD4"/>
+                <w:sz w:val="18"/>
+                <w:szCs w:val="18"/>
+              </w:rPr>
+              <w:t>Desarrollo de la interfaz de usuario (</w:t>
+            </w:r>
+            <w:proofErr w:type="spellStart"/>
+            <w:r>
+              <w:rPr>
+                <w:i/>
+                <w:iCs/>
+                <w:color w:val="548DD4"/>
+                <w:sz w:val="18"/>
+                <w:szCs w:val="18"/>
+              </w:rPr>
+              <w:t>Frontend</w:t>
+            </w:r>
+            <w:proofErr w:type="spellEnd"/>
+            <w:r>
+              <w:rPr>
+                <w:i/>
+                <w:iCs/>
+                <w:color w:val="548DD4"/>
+                <w:sz w:val="18"/>
+                <w:szCs w:val="18"/>
+              </w:rPr>
+              <w:t>)</w:t>
+            </w:r>
+          </w:p>
+        </w:tc>
+        <w:tc>
+          <w:tcPr>
+            <w:tcW w:w="1580" w:type="dxa"/>
+          </w:tcPr>
+          <w:p>
+            <w:pPr>
+              <w:jc w:val="both"/>
+              <w:rPr>
+                <w:i/>
+                <w:iCs/>
+                <w:color w:val="548DD4"/>
+                <w:sz w:val="18"/>
+                <w:szCs w:val="18"/>
+              </w:rPr>
+            </w:pPr>
+            <w:r>
+              <w:rPr>
+                <w:i/>
+                <w:iCs/>
+                <w:color w:val="548DD4"/>
+                <w:sz w:val="18"/>
+                <w:szCs w:val="18"/>
+              </w:rPr>
+              <w:t xml:space="preserve">Programar la interacción de las vistas de inventario y formularios </w:t>
+            </w:r>
+          </w:p>
+        </w:tc>
+        <w:tc>
+          <w:tcPr>
+            <w:tcW w:w="1580" w:type="dxa"/>
+          </w:tcPr>
+          <w:p>
+            <w:pPr>
+              <w:jc w:val="both"/>
+              <w:rPr>
+                <w:i/>
+                <w:iCs/>
+                <w:color w:val="548DD4"/>
+                <w:sz w:val="18"/>
+                <w:szCs w:val="18"/>
+              </w:rPr>
+            </w:pPr>
+            <w:r>
+              <w:rPr>
+                <w:i/>
+                <w:iCs/>
+                <w:color w:val="548DD4"/>
+                <w:sz w:val="18"/>
+                <w:szCs w:val="18"/>
+              </w:rPr>
+              <w:t xml:space="preserve">IDE, </w:t>
+            </w:r>
+            <w:proofErr w:type="spellStart"/>
+            <w:r>
+              <w:rPr>
+                <w:i/>
+                <w:iCs/>
+                <w:color w:val="548DD4"/>
+                <w:sz w:val="18"/>
+                <w:szCs w:val="18"/>
+              </w:rPr>
+              <w:t>React</w:t>
+            </w:r>
+            <w:proofErr w:type="spellEnd"/>
+            <w:r>
+              <w:rPr>
+                <w:i/>
+                <w:iCs/>
+                <w:color w:val="548DD4"/>
+                <w:sz w:val="18"/>
+                <w:szCs w:val="18"/>
+              </w:rPr>
+              <w:t xml:space="preserve">, </w:t>
+            </w:r>
+            <w:proofErr w:type="spellStart"/>
+            <w:r>
+              <w:rPr>
+                <w:i/>
+                <w:iCs/>
+                <w:color w:val="548DD4"/>
+                <w:sz w:val="18"/>
+                <w:szCs w:val="18"/>
+              </w:rPr>
+              <w:t>rust</w:t>
+            </w:r>
+            <w:proofErr w:type="spellEnd"/>
+            <w:r>
+              <w:rPr>
+                <w:i/>
+                <w:iCs/>
+                <w:color w:val="548DD4"/>
+                <w:sz w:val="18"/>
+                <w:szCs w:val="18"/>
+              </w:rPr>
+              <w:t xml:space="preserve"> y </w:t>
+            </w:r>
+            <w:proofErr w:type="spellStart"/>
+            <w:r>
+              <w:rPr>
+                <w:i/>
+                <w:iCs/>
+                <w:color w:val="548DD4"/>
+                <w:sz w:val="18"/>
+                <w:szCs w:val="18"/>
+              </w:rPr>
+              <w:t>Github</w:t>
+            </w:r>
+            <w:proofErr w:type="spellEnd"/>
+            <w:r>
+              <w:rPr>
+                <w:i/>
+                <w:iCs/>
+                <w:color w:val="548DD4"/>
+                <w:sz w:val="18"/>
+                <w:szCs w:val="18"/>
+              </w:rPr>
+              <w:t>.</w:t>
+            </w:r>
+          </w:p>
+        </w:tc>
+        <w:tc>
+          <w:tcPr>
+            <w:tcW w:w="1580" w:type="dxa"/>
+            <w:tcBorders>
+              <w:right w:val="single" w:sz="4" w:space="0" w:color="FFFFFF"/>
+            </w:tcBorders>
+          </w:tcPr>
+          <w:p>
+            <w:pPr>
+              <w:jc w:val="both"/>
+              <w:rPr>
+                <w:i/>
+                <w:iCs/>
+                <w:color w:val="548DD4"/>
+                <w:sz w:val="18"/>
+                <w:szCs w:val="18"/>
+              </w:rPr>
+            </w:pPr>
+            <w:r>
+              <w:rPr>
+                <w:i/>
+                <w:iCs/>
+                <w:color w:val="548DD4"/>
+                <w:sz w:val="18"/>
+                <w:szCs w:val="18"/>
+              </w:rPr>
+              <w:t>2 semanas</w:t>
+            </w:r>
+          </w:p>
+        </w:tc>
+        <w:tc>
+          <w:tcPr>
+            <w:tcW w:w="1580" w:type="dxa"/>
+            <w:tcBorders>
+              <w:left w:val="single" w:sz="4" w:space="0" w:color="FFFFFF"/>
+            </w:tcBorders>
+            <w:shd w:val="clear" w:color="auto" w:fill="D9D9D9"/>
+          </w:tcPr>
+          <w:p>
+            <w:pPr>
+              <w:jc w:val="both"/>
+              <w:rPr>
+                <w:i/>
+                <w:iCs/>
+                <w:color w:val="548DD4"/>
+                <w:sz w:val="18"/>
+                <w:szCs w:val="18"/>
+              </w:rPr>
+            </w:pPr>
+            <w:r>
+              <w:rPr>
+                <w:i/>
+                <w:iCs/>
+                <w:color w:val="548DD4"/>
+                <w:sz w:val="18"/>
+                <w:szCs w:val="18"/>
+              </w:rPr>
+              <w:t>Isabel Alvarado</w:t>
+            </w:r>
+          </w:p>
+        </w:tc>
+        <w:tc>
+          <w:tcPr>
+            <w:tcW w:w="1581" w:type="dxa"/>
+          </w:tcPr>
+          <w:p>
+            <w:pPr>
+              <w:jc w:val="both"/>
+              <w:rPr>
+                <w:i/>
+                <w:iCs/>
+                <w:color w:val="548DD4"/>
+                <w:sz w:val="18"/>
+                <w:szCs w:val="18"/>
+              </w:rPr>
+            </w:pPr>
+            <w:r>
+              <w:rPr>
+                <w:b/>
+                <w:bCs/>
+                <w:i/>
+                <w:iCs/>
+                <w:color w:val="548DD4"/>
+                <w:sz w:val="18"/>
+                <w:szCs w:val="18"/>
+              </w:rPr>
+              <w:t>Dificultad:</w:t>
+            </w:r>
+            <w:r>
+              <w:rPr>
+                <w:i/>
+                <w:iCs/>
+                <w:color w:val="548DD4"/>
+                <w:sz w:val="18"/>
+                <w:szCs w:val="18"/>
+              </w:rPr>
+              <w:t xml:space="preserve"> Asegurar la usabilidad para el personal de la tienda.</w:t>
+            </w:r>
+          </w:p>
+        </w:tc>
+      </w:tr>
+      <w:tr>
+        <w:trPr>
+          <w:jc w:val="center"/>
+        </w:trPr>
+        <w:tc>
+          <w:tcPr>
+            <w:tcW w:w="1580" w:type="dxa"/>
+          </w:tcPr>
+          <w:p>
+            <w:pPr>
+              <w:jc w:val="both"/>
+              <w:rPr>
+                <w:i/>
+                <w:iCs/>
+                <w:color w:val="548DD4"/>
+                <w:sz w:val="18"/>
+                <w:szCs w:val="18"/>
+              </w:rPr>
+            </w:pPr>
+            <w:r>
+              <w:rPr>
+                <w:i/>
+                <w:iCs/>
+                <w:color w:val="548DD4"/>
+                <w:sz w:val="18"/>
+                <w:szCs w:val="18"/>
+              </w:rPr>
+              <w:t>C4</w:t>
+            </w:r>
+          </w:p>
+        </w:tc>
+        <w:tc>
+          <w:tcPr>
+            <w:tcW w:w="1580" w:type="dxa"/>
+          </w:tcPr>
+          <w:p>
+            <w:pPr>
+              <w:jc w:val="both"/>
+              <w:rPr>
+                <w:i/>
+                <w:iCs/>
+                <w:color w:val="548DD4"/>
+                <w:sz w:val="18"/>
+                <w:szCs w:val="18"/>
+              </w:rPr>
+            </w:pPr>
+            <w:r>
+              <w:rPr>
+                <w:i/>
+                <w:iCs/>
+                <w:color w:val="548DD4"/>
+                <w:sz w:val="18"/>
+                <w:szCs w:val="18"/>
+              </w:rPr>
+              <w:t>Integración y construcción del MVP</w:t>
+            </w:r>
+          </w:p>
+        </w:tc>
+        <w:tc>
+          <w:tcPr>
+            <w:tcW w:w="1580" w:type="dxa"/>
+          </w:tcPr>
+          <w:p>
+            <w:pPr>
+              <w:jc w:val="both"/>
+              <w:rPr>
+                <w:i/>
+                <w:iCs/>
+                <w:color w:val="548DD4"/>
+                <w:sz w:val="18"/>
+                <w:szCs w:val="18"/>
+              </w:rPr>
+            </w:pPr>
+            <w:r>
+              <w:rPr>
+                <w:i/>
+                <w:iCs/>
+                <w:color w:val="548DD4"/>
+                <w:sz w:val="18"/>
+                <w:szCs w:val="18"/>
+              </w:rPr>
+              <w:t xml:space="preserve">Consolidar los módulos de stock, reportes y vistas de usuario en una versión ejecutable e integrada en el </w:t>
+            </w:r>
+            <w:r>
+              <w:rPr>
+                <w:i/>
+                <w:iCs/>
+                <w:color w:val="548DD4"/>
+                <w:sz w:val="18"/>
+                <w:szCs w:val="18"/>
+              </w:rPr>
+              <w:lastRenderedPageBreak/>
+              <w:t>repositorio principal.</w:t>
+            </w:r>
+          </w:p>
+        </w:tc>
+        <w:tc>
+          <w:tcPr>
+            <w:tcW w:w="1580" w:type="dxa"/>
+          </w:tcPr>
+          <w:p>
+            <w:pPr>
+              <w:jc w:val="both"/>
+              <w:rPr>
+                <w:i/>
+                <w:iCs/>
+                <w:color w:val="548DD4"/>
+                <w:sz w:val="18"/>
+                <w:szCs w:val="18"/>
+              </w:rPr>
+            </w:pPr>
+            <w:r>
+              <w:rPr>
+                <w:i/>
+                <w:iCs/>
+                <w:color w:val="548DD4"/>
+                <w:sz w:val="18"/>
+                <w:szCs w:val="18"/>
+              </w:rPr>
+              <w:lastRenderedPageBreak/>
+              <w:t>Herramientas de desarrollo, GitHub, entorno local.</w:t>
+            </w:r>
+          </w:p>
+        </w:tc>
+        <w:tc>
+          <w:tcPr>
+            <w:tcW w:w="1580" w:type="dxa"/>
+            <w:tcBorders>
+              <w:right w:val="single" w:sz="4" w:space="0" w:color="FFFFFF"/>
+            </w:tcBorders>
+          </w:tcPr>
+          <w:p>
+            <w:pPr>
+              <w:jc w:val="both"/>
+              <w:rPr>
+                <w:i/>
+                <w:iCs/>
+                <w:color w:val="548DD4"/>
+                <w:sz w:val="18"/>
+                <w:szCs w:val="18"/>
+              </w:rPr>
+            </w:pPr>
+            <w:r>
+              <w:rPr>
+                <w:i/>
+                <w:iCs/>
+                <w:color w:val="548DD4"/>
+                <w:sz w:val="18"/>
+                <w:szCs w:val="18"/>
+              </w:rPr>
+              <w:t>2 semanas</w:t>
+            </w:r>
+          </w:p>
+        </w:tc>
+        <w:tc>
+          <w:tcPr>
+            <w:tcW w:w="1580" w:type="dxa"/>
+            <w:tcBorders>
+              <w:left w:val="single" w:sz="4" w:space="0" w:color="FFFFFF"/>
+            </w:tcBorders>
+            <w:shd w:val="clear" w:color="auto" w:fill="D9D9D9"/>
+          </w:tcPr>
+          <w:p>
+            <w:pPr>
+              <w:jc w:val="both"/>
+              <w:rPr>
+                <w:i/>
+                <w:iCs/>
+                <w:color w:val="548DD4"/>
+                <w:sz w:val="18"/>
+                <w:szCs w:val="18"/>
+              </w:rPr>
+            </w:pPr>
+            <w:r>
+              <w:rPr>
+                <w:i/>
+                <w:iCs/>
+                <w:color w:val="548DD4"/>
+                <w:sz w:val="18"/>
+                <w:szCs w:val="18"/>
+              </w:rPr>
+              <w:t xml:space="preserve">Matías </w:t>
+            </w:r>
+            <w:proofErr w:type="spellStart"/>
+            <w:r>
+              <w:rPr>
+                <w:i/>
+                <w:iCs/>
+                <w:color w:val="548DD4"/>
+                <w:sz w:val="18"/>
+                <w:szCs w:val="18"/>
+              </w:rPr>
+              <w:t>Parancán</w:t>
+            </w:r>
+            <w:proofErr w:type="spellEnd"/>
+          </w:p>
+        </w:tc>
+        <w:tc>
+          <w:tcPr>
+            <w:tcW w:w="1581" w:type="dxa"/>
+          </w:tcPr>
+          <w:p>
+            <w:pPr>
+              <w:jc w:val="both"/>
+              <w:rPr>
+                <w:i/>
+                <w:iCs/>
+                <w:color w:val="548DD4"/>
+                <w:sz w:val="18"/>
+                <w:szCs w:val="18"/>
+              </w:rPr>
+            </w:pPr>
+            <w:r>
+              <w:rPr>
+                <w:i/>
+                <w:iCs/>
+                <w:color w:val="548DD4"/>
+                <w:sz w:val="18"/>
+                <w:szCs w:val="18"/>
+              </w:rPr>
+              <w:t>Debe producir un incremento funcional de la aplicación.</w:t>
+            </w:r>
+          </w:p>
+        </w:tc>
+      </w:tr>
+      <w:tr>
+        <w:trPr>
+          <w:jc w:val="center"/>
+        </w:trPr>
+        <w:tc>
+          <w:tcPr>
+            <w:tcW w:w="1580" w:type="dxa"/>
+          </w:tcPr>
+          <w:p>
+            <w:pPr>
+              <w:jc w:val="both"/>
+              <w:rPr>
+                <w:i/>
+                <w:iCs/>
+                <w:color w:val="548DD4"/>
+                <w:sz w:val="18"/>
+                <w:szCs w:val="18"/>
+              </w:rPr>
+            </w:pPr>
+            <w:r>
+              <w:rPr>
+                <w:i/>
+                <w:iCs/>
+                <w:color w:val="548DD4"/>
+                <w:sz w:val="18"/>
+                <w:szCs w:val="18"/>
+              </w:rPr>
+              <w:t xml:space="preserve">C1 </w:t>
+            </w:r>
+            <w:r>
+              <w:rPr>
+                <w:i/>
+                <w:iCs/>
+                <w:color w:val="548DD4"/>
+                <w:sz w:val="18"/>
+                <w:szCs w:val="18"/>
+              </w:rPr>
+              <w:t>Realizar pruebas de certificación tanto de los productos como de los procesos utilizando buenas prácticas definidas por la industria.</w:t>
+            </w:r>
+          </w:p>
+        </w:tc>
+        <w:tc>
+          <w:tcPr>
+            <w:tcW w:w="1580" w:type="dxa"/>
+          </w:tcPr>
+          <w:p>
+            <w:pPr>
+              <w:jc w:val="both"/>
+              <w:rPr>
+                <w:i/>
+                <w:iCs/>
+                <w:color w:val="548DD4"/>
+                <w:sz w:val="18"/>
+                <w:szCs w:val="18"/>
+              </w:rPr>
+            </w:pPr>
+            <w:r>
+              <w:rPr>
+                <w:i/>
+                <w:iCs/>
+                <w:color w:val="548DD4"/>
+                <w:sz w:val="18"/>
+                <w:szCs w:val="18"/>
+              </w:rPr>
+              <w:t>Diseño y ejecución del plan de pruebas</w:t>
+            </w:r>
+          </w:p>
+        </w:tc>
+        <w:tc>
+          <w:tcPr>
+            <w:tcW w:w="1580" w:type="dxa"/>
+          </w:tcPr>
+          <w:p>
+            <w:pPr>
+              <w:jc w:val="both"/>
+              <w:rPr>
+                <w:i/>
+                <w:iCs/>
+                <w:color w:val="548DD4"/>
+                <w:sz w:val="18"/>
+                <w:szCs w:val="18"/>
+              </w:rPr>
+            </w:pPr>
+            <w:r>
+              <w:rPr>
+                <w:i/>
+                <w:iCs/>
+                <w:color w:val="548DD4"/>
+                <w:sz w:val="18"/>
+                <w:szCs w:val="18"/>
+              </w:rPr>
+              <w:t>Ejecutar pruebas sobre los cálculos de stock, validación de formularios de entrada/salida y permisos de usuario.</w:t>
+            </w:r>
+          </w:p>
+        </w:tc>
+        <w:tc>
+          <w:tcPr>
+            <w:tcW w:w="1580" w:type="dxa"/>
+          </w:tcPr>
+          <w:p>
+            <w:pPr>
+              <w:jc w:val="both"/>
+              <w:rPr>
+                <w:i/>
+                <w:iCs/>
+                <w:color w:val="548DD4"/>
+                <w:sz w:val="18"/>
+                <w:szCs w:val="18"/>
+              </w:rPr>
+            </w:pPr>
+            <w:r>
+              <w:rPr>
+                <w:i/>
+                <w:iCs/>
+                <w:color w:val="548DD4"/>
+                <w:sz w:val="18"/>
+                <w:szCs w:val="18"/>
+              </w:rPr>
+              <w:t xml:space="preserve">Entorno de pruebas, </w:t>
+            </w:r>
+            <w:proofErr w:type="spellStart"/>
+            <w:r>
+              <w:rPr>
+                <w:i/>
+                <w:iCs/>
+                <w:color w:val="548DD4"/>
+                <w:sz w:val="18"/>
+                <w:szCs w:val="18"/>
+              </w:rPr>
+              <w:t>framework</w:t>
+            </w:r>
+            <w:proofErr w:type="spellEnd"/>
+            <w:r>
+              <w:rPr>
+                <w:i/>
+                <w:iCs/>
+                <w:color w:val="548DD4"/>
+                <w:sz w:val="18"/>
+                <w:szCs w:val="18"/>
+              </w:rPr>
+              <w:t xml:space="preserve"> de </w:t>
+            </w:r>
+            <w:proofErr w:type="spellStart"/>
+            <w:r>
+              <w:rPr>
+                <w:i/>
+                <w:iCs/>
+                <w:color w:val="548DD4"/>
+                <w:sz w:val="18"/>
+                <w:szCs w:val="18"/>
+              </w:rPr>
+              <w:t>testing</w:t>
+            </w:r>
+            <w:proofErr w:type="spellEnd"/>
+          </w:p>
+        </w:tc>
+        <w:tc>
+          <w:tcPr>
+            <w:tcW w:w="1580" w:type="dxa"/>
+            <w:tcBorders>
+              <w:right w:val="single" w:sz="4" w:space="0" w:color="FFFFFF"/>
+            </w:tcBorders>
+          </w:tcPr>
+          <w:p>
+            <w:pPr>
+              <w:jc w:val="both"/>
+              <w:rPr>
+                <w:i/>
+                <w:iCs/>
+                <w:color w:val="548DD4"/>
+                <w:sz w:val="18"/>
+                <w:szCs w:val="18"/>
+              </w:rPr>
+            </w:pPr>
+            <w:r>
+              <w:rPr>
+                <w:i/>
+                <w:iCs/>
+                <w:color w:val="548DD4"/>
+                <w:sz w:val="18"/>
+                <w:szCs w:val="18"/>
+              </w:rPr>
+              <w:t>2 semanas</w:t>
+            </w:r>
+          </w:p>
+        </w:tc>
+        <w:tc>
+          <w:tcPr>
+            <w:tcW w:w="1580" w:type="dxa"/>
+            <w:tcBorders>
+              <w:left w:val="single" w:sz="4" w:space="0" w:color="FFFFFF"/>
+            </w:tcBorders>
+            <w:shd w:val="clear" w:color="auto" w:fill="D9D9D9"/>
+          </w:tcPr>
+          <w:p>
+            <w:pPr>
+              <w:jc w:val="both"/>
+              <w:rPr>
+                <w:i/>
+                <w:iCs/>
+                <w:color w:val="548DD4"/>
+                <w:sz w:val="18"/>
+                <w:szCs w:val="18"/>
+              </w:rPr>
+            </w:pPr>
+            <w:r>
+              <w:rPr>
+                <w:i/>
+                <w:iCs/>
+                <w:color w:val="548DD4"/>
+                <w:sz w:val="18"/>
+                <w:szCs w:val="18"/>
+              </w:rPr>
+              <w:t xml:space="preserve">Matías </w:t>
+            </w:r>
+            <w:proofErr w:type="spellStart"/>
+            <w:r>
+              <w:rPr>
+                <w:i/>
+                <w:iCs/>
+                <w:color w:val="548DD4"/>
+                <w:sz w:val="18"/>
+                <w:szCs w:val="18"/>
+              </w:rPr>
+              <w:t>Parancán</w:t>
+            </w:r>
+            <w:proofErr w:type="spellEnd"/>
+            <w:r>
+              <w:rPr>
+                <w:i/>
+                <w:iCs/>
+                <w:color w:val="548DD4"/>
+                <w:sz w:val="18"/>
+                <w:szCs w:val="18"/>
+              </w:rPr>
+              <w:t xml:space="preserve"> </w:t>
+            </w:r>
+          </w:p>
+        </w:tc>
+        <w:tc>
+          <w:tcPr>
+            <w:tcW w:w="1581" w:type="dxa"/>
+          </w:tcPr>
+          <w:p>
+            <w:pPr>
+              <w:jc w:val="both"/>
+              <w:rPr>
+                <w:i/>
+                <w:iCs/>
+                <w:color w:val="548DD4"/>
+                <w:sz w:val="18"/>
+                <w:szCs w:val="18"/>
+              </w:rPr>
+            </w:pPr>
+            <w:r>
+              <w:rPr>
+                <w:i/>
+                <w:iCs/>
+                <w:color w:val="548DD4"/>
+                <w:sz w:val="18"/>
+                <w:szCs w:val="18"/>
+              </w:rPr>
+              <w:t>Permite verificar estabilidad y evitar errores críticos de inventario.</w:t>
+            </w:r>
+          </w:p>
+        </w:tc>
+      </w:tr>
+      <w:tr>
+        <w:trPr>
+          <w:jc w:val="center"/>
+        </w:trPr>
+        <w:tc>
+          <w:tcPr>
+            <w:tcW w:w="1580" w:type="dxa"/>
+          </w:tcPr>
+          <w:p>
+            <w:pPr>
+              <w:jc w:val="both"/>
+              <w:rPr>
+                <w:i/>
+                <w:iCs/>
+                <w:color w:val="548DD4"/>
+                <w:sz w:val="18"/>
+                <w:szCs w:val="18"/>
+              </w:rPr>
+            </w:pPr>
+            <w:r>
+              <w:rPr>
+                <w:i/>
+                <w:iCs/>
+                <w:color w:val="548DD4"/>
+                <w:sz w:val="18"/>
+                <w:szCs w:val="18"/>
+              </w:rPr>
+              <w:t>C1, C2 y C4</w:t>
+            </w:r>
+          </w:p>
+        </w:tc>
+        <w:tc>
+          <w:tcPr>
+            <w:tcW w:w="1580" w:type="dxa"/>
+          </w:tcPr>
+          <w:p>
+            <w:pPr>
+              <w:jc w:val="both"/>
+              <w:rPr>
+                <w:i/>
+                <w:iCs/>
+                <w:color w:val="548DD4"/>
+                <w:sz w:val="18"/>
+                <w:szCs w:val="18"/>
+              </w:rPr>
+            </w:pPr>
+            <w:r>
+              <w:rPr>
+                <w:i/>
+                <w:iCs/>
+                <w:color w:val="548DD4"/>
+                <w:sz w:val="18"/>
+                <w:szCs w:val="18"/>
+              </w:rPr>
+              <w:t>Validación en entorno simulado</w:t>
+            </w:r>
+          </w:p>
+        </w:tc>
+        <w:tc>
+          <w:tcPr>
+            <w:tcW w:w="1580" w:type="dxa"/>
+          </w:tcPr>
+          <w:p>
+            <w:pPr>
+              <w:jc w:val="center"/>
+              <w:rPr>
+                <w:i/>
+                <w:iCs/>
+                <w:color w:val="548DD4"/>
+                <w:sz w:val="18"/>
+                <w:szCs w:val="18"/>
+              </w:rPr>
+            </w:pPr>
+            <w:r>
+              <w:rPr>
+                <w:i/>
+                <w:iCs/>
+                <w:color w:val="548DD4"/>
+                <w:sz w:val="18"/>
+                <w:szCs w:val="18"/>
+              </w:rPr>
+              <w:t>Validar la solución operando con datos simulados de un día real de ventas e ingresos en la tienda para medir la eficiencia.</w:t>
+            </w:r>
+          </w:p>
+        </w:tc>
+        <w:tc>
+          <w:tcPr>
+            <w:tcW w:w="1580" w:type="dxa"/>
+          </w:tcPr>
+          <w:p>
+            <w:pPr>
+              <w:jc w:val="both"/>
+              <w:rPr>
+                <w:i/>
+                <w:iCs/>
+                <w:color w:val="548DD4"/>
+                <w:sz w:val="18"/>
+                <w:szCs w:val="18"/>
+              </w:rPr>
+            </w:pPr>
+            <w:r>
+              <w:rPr>
+                <w:i/>
+                <w:iCs/>
+                <w:color w:val="548DD4"/>
+                <w:sz w:val="18"/>
+                <w:szCs w:val="18"/>
+              </w:rPr>
+              <w:t>Aplicación funcional, datos simulados, computador.</w:t>
+            </w:r>
+          </w:p>
+        </w:tc>
+        <w:tc>
+          <w:tcPr>
+            <w:tcW w:w="1580" w:type="dxa"/>
+            <w:tcBorders>
+              <w:right w:val="single" w:sz="4" w:space="0" w:color="FFFFFF"/>
+            </w:tcBorders>
+          </w:tcPr>
+          <w:p>
+            <w:pPr>
+              <w:jc w:val="both"/>
+              <w:rPr>
+                <w:i/>
+                <w:iCs/>
+                <w:color w:val="548DD4"/>
+                <w:sz w:val="18"/>
+                <w:szCs w:val="18"/>
+              </w:rPr>
+            </w:pPr>
+            <w:r>
+              <w:rPr>
+                <w:i/>
+                <w:iCs/>
+                <w:color w:val="548DD4"/>
+                <w:sz w:val="18"/>
+                <w:szCs w:val="18"/>
+              </w:rPr>
+              <w:t>1 semana</w:t>
+            </w:r>
+          </w:p>
+        </w:tc>
+        <w:tc>
+          <w:tcPr>
+            <w:tcW w:w="1580" w:type="dxa"/>
+            <w:tcBorders>
+              <w:left w:val="single" w:sz="4" w:space="0" w:color="FFFFFF"/>
+            </w:tcBorders>
+            <w:shd w:val="clear" w:color="auto" w:fill="D9D9D9"/>
+          </w:tcPr>
+          <w:p>
+            <w:pPr>
+              <w:jc w:val="both"/>
+              <w:rPr>
+                <w:i/>
+                <w:iCs/>
+                <w:color w:val="548DD4"/>
+                <w:sz w:val="18"/>
+                <w:szCs w:val="18"/>
+              </w:rPr>
+            </w:pPr>
+            <w:r>
+              <w:rPr>
+                <w:i/>
+                <w:iCs/>
+                <w:color w:val="548DD4"/>
+                <w:sz w:val="18"/>
+                <w:szCs w:val="18"/>
+              </w:rPr>
+              <w:t xml:space="preserve">Isabel Alvarado </w:t>
+            </w:r>
+          </w:p>
+          <w:p>
+            <w:pPr>
+              <w:jc w:val="both"/>
+              <w:rPr>
+                <w:i/>
+                <w:iCs/>
+                <w:color w:val="548DD4"/>
+                <w:sz w:val="18"/>
+                <w:szCs w:val="18"/>
+              </w:rPr>
+            </w:pPr>
+            <w:r>
+              <w:rPr>
+                <w:i/>
+                <w:iCs/>
+                <w:color w:val="548DD4"/>
+                <w:sz w:val="18"/>
+                <w:szCs w:val="18"/>
+              </w:rPr>
+              <w:t xml:space="preserve">Matías </w:t>
+            </w:r>
+            <w:proofErr w:type="spellStart"/>
+            <w:r>
+              <w:rPr>
+                <w:i/>
+                <w:iCs/>
+                <w:color w:val="548DD4"/>
+                <w:sz w:val="18"/>
+                <w:szCs w:val="18"/>
+              </w:rPr>
+              <w:t>Parancán</w:t>
+            </w:r>
+            <w:proofErr w:type="spellEnd"/>
+          </w:p>
+          <w:p>
+            <w:pPr>
+              <w:jc w:val="both"/>
+              <w:rPr>
+                <w:i/>
+                <w:iCs/>
+                <w:color w:val="548DD4"/>
+                <w:sz w:val="18"/>
+                <w:szCs w:val="18"/>
+              </w:rPr>
+            </w:pPr>
+            <w:r>
+              <w:rPr>
+                <w:i/>
+                <w:iCs/>
+                <w:color w:val="548DD4"/>
+                <w:sz w:val="18"/>
+                <w:szCs w:val="18"/>
+              </w:rPr>
+              <w:t xml:space="preserve">Bárbara Ortega </w:t>
+            </w:r>
+          </w:p>
+        </w:tc>
+        <w:tc>
+          <w:tcPr>
+            <w:tcW w:w="1581" w:type="dxa"/>
+          </w:tcPr>
+          <w:p>
+            <w:pPr>
+              <w:jc w:val="both"/>
+              <w:rPr>
+                <w:i/>
+                <w:iCs/>
+                <w:color w:val="548DD4"/>
+                <w:sz w:val="18"/>
+                <w:szCs w:val="18"/>
+              </w:rPr>
+            </w:pPr>
+            <w:r>
+              <w:rPr>
+                <w:i/>
+                <w:iCs/>
+                <w:color w:val="548DD4"/>
+                <w:sz w:val="18"/>
+                <w:szCs w:val="18"/>
+              </w:rPr>
+              <w:t>Comprueba si el software realmente sistematiza y mejora el proceso actual.</w:t>
+            </w:r>
+          </w:p>
+        </w:tc>
+      </w:tr>
+      <w:tr>
+        <w:trPr>
+          <w:jc w:val="center"/>
+        </w:trPr>
+        <w:tc>
+          <w:tcPr>
+            <w:tcW w:w="1580" w:type="dxa"/>
+          </w:tcPr>
+          <w:p>
+            <w:pPr>
+              <w:jc w:val="both"/>
+              <w:rPr>
+                <w:i/>
+                <w:iCs/>
+                <w:color w:val="548DD4"/>
+                <w:sz w:val="18"/>
+                <w:szCs w:val="18"/>
+              </w:rPr>
+            </w:pPr>
+            <w:r>
+              <w:rPr>
+                <w:i/>
+                <w:iCs/>
+                <w:color w:val="548DD4"/>
+                <w:sz w:val="18"/>
+                <w:szCs w:val="18"/>
+              </w:rPr>
+              <w:t>C1</w:t>
+            </w:r>
+            <w:r>
+              <w:rPr>
+                <w:i/>
+                <w:iCs/>
+                <w:color w:val="548DD4"/>
+                <w:sz w:val="18"/>
+                <w:szCs w:val="18"/>
+              </w:rPr>
+              <w:t xml:space="preserve"> y</w:t>
+            </w:r>
+            <w:r>
+              <w:rPr>
+                <w:i/>
+                <w:iCs/>
+                <w:color w:val="548DD4"/>
+                <w:sz w:val="18"/>
+                <w:szCs w:val="18"/>
+              </w:rPr>
+              <w:t xml:space="preserve"> C2 </w:t>
+            </w:r>
+          </w:p>
+        </w:tc>
+        <w:tc>
+          <w:tcPr>
+            <w:tcW w:w="1580" w:type="dxa"/>
+          </w:tcPr>
+          <w:p>
+            <w:pPr>
+              <w:jc w:val="both"/>
+              <w:rPr>
+                <w:i/>
+                <w:iCs/>
+                <w:color w:val="548DD4"/>
+                <w:sz w:val="18"/>
+                <w:szCs w:val="18"/>
+              </w:rPr>
+            </w:pPr>
+            <w:r>
+              <w:rPr>
+                <w:i/>
+                <w:iCs/>
+                <w:color w:val="548DD4"/>
+                <w:sz w:val="18"/>
+                <w:szCs w:val="18"/>
+              </w:rPr>
+              <w:t>Consolidación y cierre del proyecto</w:t>
+            </w:r>
+          </w:p>
+        </w:tc>
+        <w:tc>
+          <w:tcPr>
+            <w:tcW w:w="1580" w:type="dxa"/>
+          </w:tcPr>
+          <w:p>
+            <w:pPr>
+              <w:jc w:val="both"/>
+              <w:rPr>
+                <w:i/>
+                <w:iCs/>
+                <w:color w:val="548DD4"/>
+                <w:sz w:val="18"/>
+                <w:szCs w:val="18"/>
+              </w:rPr>
+            </w:pPr>
+            <w:r>
+              <w:rPr>
+                <w:i/>
+                <w:iCs/>
+                <w:color w:val="548DD4"/>
+                <w:sz w:val="18"/>
+                <w:szCs w:val="18"/>
+              </w:rPr>
+              <w:t>Reunir evidencias, actualizar Carta Gantt final, pulir el código final y preparar la presentación del proyecto.</w:t>
+            </w:r>
+          </w:p>
+        </w:tc>
+        <w:tc>
+          <w:tcPr>
+            <w:tcW w:w="1580" w:type="dxa"/>
+          </w:tcPr>
+          <w:p>
+            <w:pPr>
+              <w:jc w:val="both"/>
+              <w:rPr>
+                <w:i/>
+                <w:iCs/>
+                <w:color w:val="548DD4"/>
+                <w:sz w:val="18"/>
+                <w:szCs w:val="18"/>
+              </w:rPr>
+            </w:pPr>
+            <w:r>
+              <w:rPr>
+                <w:i/>
+                <w:iCs/>
+                <w:color w:val="548DD4"/>
+                <w:sz w:val="18"/>
+                <w:szCs w:val="18"/>
+              </w:rPr>
+              <w:t>Documentación, GitHub, herramientas de presentación.</w:t>
+            </w:r>
+          </w:p>
+        </w:tc>
+        <w:tc>
+          <w:tcPr>
+            <w:tcW w:w="1580" w:type="dxa"/>
+            <w:tcBorders>
+              <w:right w:val="single" w:sz="4" w:space="0" w:color="FFFFFF"/>
+            </w:tcBorders>
+          </w:tcPr>
+          <w:p>
+            <w:pPr>
+              <w:jc w:val="both"/>
+              <w:rPr>
+                <w:i/>
+                <w:iCs/>
+                <w:color w:val="548DD4"/>
+                <w:sz w:val="18"/>
+                <w:szCs w:val="18"/>
+              </w:rPr>
+            </w:pPr>
+            <w:r>
+              <w:rPr>
+                <w:i/>
+                <w:iCs/>
+                <w:color w:val="548DD4"/>
+                <w:sz w:val="18"/>
+                <w:szCs w:val="18"/>
+              </w:rPr>
+              <w:t>1 semana</w:t>
+            </w:r>
+          </w:p>
+        </w:tc>
+        <w:tc>
+          <w:tcPr>
+            <w:tcW w:w="1580" w:type="dxa"/>
+            <w:tcBorders>
+              <w:left w:val="single" w:sz="4" w:space="0" w:color="FFFFFF"/>
+            </w:tcBorders>
+            <w:shd w:val="clear" w:color="auto" w:fill="D9D9D9"/>
+          </w:tcPr>
+          <w:p>
+            <w:pPr>
+              <w:jc w:val="both"/>
+              <w:rPr>
+                <w:i/>
+                <w:iCs/>
+                <w:color w:val="548DD4"/>
+                <w:sz w:val="18"/>
+                <w:szCs w:val="18"/>
+              </w:rPr>
+            </w:pPr>
+            <w:r>
+              <w:rPr>
+                <w:i/>
+                <w:iCs/>
+                <w:color w:val="548DD4"/>
+                <w:sz w:val="18"/>
+                <w:szCs w:val="18"/>
+              </w:rPr>
+              <w:t xml:space="preserve">Matías </w:t>
+            </w:r>
+            <w:proofErr w:type="spellStart"/>
+            <w:r>
+              <w:rPr>
+                <w:i/>
+                <w:iCs/>
+                <w:color w:val="548DD4"/>
+                <w:sz w:val="18"/>
+                <w:szCs w:val="18"/>
+              </w:rPr>
+              <w:t>Parancán</w:t>
+            </w:r>
+            <w:proofErr w:type="spellEnd"/>
+          </w:p>
+        </w:tc>
+        <w:tc>
+          <w:tcPr>
+            <w:tcW w:w="1581" w:type="dxa"/>
+          </w:tcPr>
+          <w:p>
+            <w:pPr>
+              <w:jc w:val="both"/>
+              <w:rPr>
+                <w:i/>
+                <w:iCs/>
+                <w:color w:val="548DD4"/>
+                <w:sz w:val="18"/>
+                <w:szCs w:val="18"/>
+              </w:rPr>
+            </w:pPr>
+            <w:r>
+              <w:rPr>
+                <w:i/>
+                <w:iCs/>
+                <w:color w:val="548DD4"/>
+                <w:sz w:val="18"/>
+                <w:szCs w:val="18"/>
+              </w:rPr>
+              <w:t>Corresponde al cierre y empaquetado final de tu Proyecto APT.</w:t>
+            </w:r>
           </w:p>
         </w:tc>
       </w:tr>

--- a/Fase 1/Evidencias Grupales/1.5_GuiaEstudiante_Fase 1_Definicion Proyecto APT.docx
+++ b/Fase 1/Evidencias Grupales/1.5_GuiaEstudiante_Fase 1_Definicion Proyecto APT.docx
@@ -130,7 +130,6 @@
                                   </w:rPr>
                                   <w:t xml:space="preserve">Asignatura </w:t>
                                 </w:r>
-                                <w:proofErr w:type="spellStart"/>
                                 <w:r>
                                   <w:rPr>
                                     <w:b/>
@@ -139,7 +138,6 @@
                                   </w:rPr>
                                   <w:t>Capstone</w:t>
                                 </w:r>
-                                <w:proofErr w:type="spellEnd"/>
                               </w:p>
                             </w:txbxContent>
                           </wps:txbx>
@@ -238,7 +236,6 @@
                             </w:rPr>
                             <w:t xml:space="preserve">Asignatura </w:t>
                           </w:r>
-                          <w:proofErr w:type="spellStart"/>
                           <w:r>
                             <w:rPr>
                               <w:b/>
@@ -247,7 +244,6 @@
                             </w:rPr>
                             <w:t>Capstone</w:t>
                           </w:r>
-                          <w:proofErr w:type="spellEnd"/>
                         </w:p>
                       </w:txbxContent>
                     </v:textbox>
@@ -3496,21 +3492,10 @@
         </w:tc>
       </w:tr>
     </w:tbl>
-    <w:p>
-      <w:pPr>
-        <w:spacing w:after="0" w:line="360" w:lineRule="auto"/>
-        <w:jc w:val="both"/>
-        <w:rPr>
-          <w:b/>
-          <w:bCs/>
-          <w:sz w:val="24"/>
-          <w:szCs w:val="24"/>
-        </w:rPr>
-      </w:pPr>
-    </w:p>
+    <w:p/>
     <w:tbl>
       <w:tblPr>
-        <w:tblStyle w:val="aa"/>
+        <w:tblStyle w:val="6"/>
         <w:tblW w:w="10062" w:type="dxa"/>
         <w:tblInd w:w="-714" w:type="dxa"/>
         <w:tblBorders>
@@ -3526,8 +3511,8 @@
       </w:tblPr>
       <w:tblGrid>
         <w:gridCol w:w="1843"/>
-        <w:gridCol w:w="1843"/>
-        <w:gridCol w:w="3825"/>
+        <w:gridCol w:w="1701"/>
+        <w:gridCol w:w="3967"/>
         <w:gridCol w:w="2551"/>
       </w:tblGrid>
       <w:tr>
@@ -3602,7 +3587,7 @@
         </w:tc>
         <w:tc>
           <w:tcPr>
-            <w:tcW w:w="1843" w:type="dxa"/>
+            <w:tcW w:w="1701" w:type="dxa"/>
             <w:vAlign w:val="center"/>
           </w:tcPr>
           <w:p>
@@ -3638,7 +3623,7 @@
         </w:tc>
         <w:tc>
           <w:tcPr>
-            <w:tcW w:w="3825" w:type="dxa"/>
+            <w:tcW w:w="3967" w:type="dxa"/>
             <w:vAlign w:val="center"/>
           </w:tcPr>
           <w:p>
@@ -3733,16 +3718,20 @@
               <w:spacing w:after="0" w:line="240" w:lineRule="auto"/>
               <w:jc w:val="both"/>
               <w:rPr>
-                <w:b/>
-                <w:bCs/>
-                <w:color w:val="1F3864"/>
-              </w:rPr>
-            </w:pPr>
-          </w:p>
-        </w:tc>
-        <w:tc>
-          <w:tcPr>
-            <w:tcW w:w="1843" w:type="dxa"/>
+                <w:color w:val="1F3864"/>
+              </w:rPr>
+            </w:pPr>
+            <w:r>
+              <w:rPr>
+                <w:color w:val="1F3864"/>
+              </w:rPr>
+              <w:t>Avance</w:t>
+            </w:r>
+          </w:p>
+        </w:tc>
+        <w:tc>
+          <w:tcPr>
+            <w:tcW w:w="1701" w:type="dxa"/>
           </w:tcPr>
           <w:p>
             <w:pPr>
@@ -3760,16 +3749,28 @@
               <w:spacing w:after="0" w:line="240" w:lineRule="auto"/>
               <w:jc w:val="both"/>
               <w:rPr>
-                <w:b/>
-                <w:bCs/>
-                <w:color w:val="1F3864"/>
-              </w:rPr>
-            </w:pPr>
-          </w:p>
-        </w:tc>
-        <w:tc>
-          <w:tcPr>
-            <w:tcW w:w="3825" w:type="dxa"/>
+                <w:color w:val="1F3864"/>
+              </w:rPr>
+            </w:pPr>
+            <w:proofErr w:type="spellStart"/>
+            <w:r>
+              <w:rPr>
+                <w:color w:val="1F3864"/>
+              </w:rPr>
+              <w:t>Autoevaluacion</w:t>
+            </w:r>
+            <w:proofErr w:type="spellEnd"/>
+            <w:r>
+              <w:rPr>
+                <w:color w:val="1F3864"/>
+              </w:rPr>
+              <w:t xml:space="preserve"> Competencias</w:t>
+            </w:r>
+          </w:p>
+        </w:tc>
+        <w:tc>
+          <w:tcPr>
+            <w:tcW w:w="3967" w:type="dxa"/>
           </w:tcPr>
           <w:p>
             <w:pPr>
@@ -3784,13 +3785,21 @@
             </w:pPr>
             <w:r>
               <w:rPr>
-                <w:i/>
-                <w:iCs/>
-                <w:color w:val="4472C4"/>
-                <w:sz w:val="18"/>
-                <w:szCs w:val="18"/>
-              </w:rPr>
-              <w:t>Describe las evidencias acordadas con tu docente, siempre teniendo en mente que estas deben dar cuenta del desarrollo de tu Proyecto APT.</w:t>
+                <w:color w:val="1F3864"/>
+              </w:rPr>
+              <w:t xml:space="preserve">Documento de autoevaluación que identifica </w:t>
+            </w:r>
+            <w:r>
+              <w:rPr>
+                <w:color w:val="1F3864"/>
+              </w:rPr>
+              <w:t xml:space="preserve">el </w:t>
+            </w:r>
+            <w:r>
+              <w:rPr>
+                <w:color w:val="1F3864"/>
+              </w:rPr>
+              <w:t>nivel de logro en las competencias del perfil de egreso, reconociendo fortalezas y áreas que requieren mayor desarrollo.</w:t>
             </w:r>
           </w:p>
         </w:tc>
@@ -3814,11 +3823,27 @@
               <w:spacing w:after="0" w:line="240" w:lineRule="auto"/>
               <w:jc w:val="both"/>
               <w:rPr>
-                <w:b/>
-                <w:bCs/>
-                <w:color w:val="1F3864"/>
-              </w:rPr>
-            </w:pPr>
+                <w:color w:val="1F3864"/>
+              </w:rPr>
+            </w:pPr>
+            <w:r>
+              <w:rPr>
+                <w:color w:val="1F3864"/>
+              </w:rPr>
+              <w:t>Permite evaluar</w:t>
+            </w:r>
+            <w:r>
+              <w:rPr>
+                <w:color w:val="1F3864"/>
+              </w:rPr>
+              <w:t xml:space="preserve"> </w:t>
+            </w:r>
+            <w:r>
+              <w:rPr>
+                <w:color w:val="1F3864"/>
+              </w:rPr>
+              <w:t>competencias de forma personal, identificando oportunidades de mejora que pueden ser abordadas durante el desarrollo del proyecto APT.</w:t>
+            </w:r>
           </w:p>
         </w:tc>
       </w:tr>
@@ -3846,16 +3871,20 @@
               <w:spacing w:after="0" w:line="240" w:lineRule="auto"/>
               <w:jc w:val="both"/>
               <w:rPr>
-                <w:b/>
-                <w:bCs/>
-                <w:color w:val="1F3864"/>
-              </w:rPr>
-            </w:pPr>
-          </w:p>
-        </w:tc>
-        <w:tc>
-          <w:tcPr>
-            <w:tcW w:w="1843" w:type="dxa"/>
+                <w:color w:val="1F3864"/>
+              </w:rPr>
+            </w:pPr>
+            <w:r>
+              <w:rPr>
+                <w:color w:val="1F3864"/>
+              </w:rPr>
+              <w:t>Avance</w:t>
+            </w:r>
+          </w:p>
+        </w:tc>
+        <w:tc>
+          <w:tcPr>
+            <w:tcW w:w="1701" w:type="dxa"/>
           </w:tcPr>
           <w:p>
             <w:pPr>
@@ -3873,16 +3902,28 @@
               <w:spacing w:after="0" w:line="240" w:lineRule="auto"/>
               <w:jc w:val="both"/>
               <w:rPr>
-                <w:b/>
-                <w:bCs/>
-                <w:color w:val="1F3864"/>
-              </w:rPr>
-            </w:pPr>
-          </w:p>
-        </w:tc>
-        <w:tc>
-          <w:tcPr>
-            <w:tcW w:w="3825" w:type="dxa"/>
+                <w:color w:val="1F3864"/>
+              </w:rPr>
+            </w:pPr>
+            <w:r>
+              <w:rPr>
+                <w:color w:val="1F3864"/>
+              </w:rPr>
+              <w:t xml:space="preserve">Diario </w:t>
+            </w:r>
+            <w:proofErr w:type="spellStart"/>
+            <w:r>
+              <w:rPr>
+                <w:color w:val="1F3864"/>
+              </w:rPr>
+              <w:t>Reflexion</w:t>
+            </w:r>
+            <w:proofErr w:type="spellEnd"/>
+          </w:p>
+        </w:tc>
+        <w:tc>
+          <w:tcPr>
+            <w:tcW w:w="3967" w:type="dxa"/>
           </w:tcPr>
           <w:p>
             <w:pPr>
@@ -3900,11 +3941,15 @@
               <w:spacing w:after="0" w:line="240" w:lineRule="auto"/>
               <w:jc w:val="both"/>
               <w:rPr>
-                <w:b/>
-                <w:bCs/>
-                <w:color w:val="1F3864"/>
-              </w:rPr>
-            </w:pPr>
+                <w:color w:val="1F3864"/>
+              </w:rPr>
+            </w:pPr>
+            <w:r>
+              <w:rPr>
+                <w:color w:val="1F3864"/>
+              </w:rPr>
+              <w:t>Documento de reflexión sobre las competencias adquiridas durante la carrera, identificando fortalezas, áreas de mejora, intereses profesionales y su relación con el proyecto APT.</w:t>
+            </w:r>
           </w:p>
         </w:tc>
         <w:tc>
@@ -3927,11 +3972,33 @@
               <w:spacing w:after="0" w:line="240" w:lineRule="auto"/>
               <w:jc w:val="both"/>
               <w:rPr>
-                <w:b/>
-                <w:bCs/>
-                <w:color w:val="1F3864"/>
-              </w:rPr>
-            </w:pPr>
+                <w:color w:val="1F3864"/>
+              </w:rPr>
+            </w:pPr>
+            <w:r>
+              <w:rPr>
+                <w:color w:val="1F3864"/>
+              </w:rPr>
+              <w:t xml:space="preserve">Permite reconocer fortalezas y oportunidades de mejora, orientando el proyecto APT hacia </w:t>
+            </w:r>
+            <w:r>
+              <w:rPr>
+                <w:color w:val="1F3864"/>
+              </w:rPr>
+              <w:t xml:space="preserve">los </w:t>
+            </w:r>
+            <w:r>
+              <w:rPr>
+                <w:color w:val="1F3864"/>
+              </w:rPr>
+              <w:t>intereses profesionales</w:t>
+            </w:r>
+            <w:r>
+              <w:rPr>
+                <w:color w:val="1F3864"/>
+              </w:rPr>
+              <w:t>.</w:t>
+            </w:r>
           </w:p>
         </w:tc>
       </w:tr>
@@ -3959,16 +4026,20 @@
               <w:spacing w:after="0" w:line="240" w:lineRule="auto"/>
               <w:jc w:val="both"/>
               <w:rPr>
-                <w:b/>
-                <w:bCs/>
-                <w:color w:val="1F3864"/>
-              </w:rPr>
-            </w:pPr>
-          </w:p>
-        </w:tc>
-        <w:tc>
-          <w:tcPr>
-            <w:tcW w:w="1843" w:type="dxa"/>
+                <w:color w:val="1F3864"/>
+              </w:rPr>
+            </w:pPr>
+            <w:r>
+              <w:rPr>
+                <w:color w:val="1F3864"/>
+              </w:rPr>
+              <w:t>Avance</w:t>
+            </w:r>
+          </w:p>
+        </w:tc>
+        <w:tc>
+          <w:tcPr>
+            <w:tcW w:w="1701" w:type="dxa"/>
           </w:tcPr>
           <w:p>
             <w:pPr>
@@ -3986,16 +4057,22 @@
               <w:spacing w:after="0" w:line="240" w:lineRule="auto"/>
               <w:jc w:val="both"/>
               <w:rPr>
-                <w:b/>
-                <w:bCs/>
-                <w:color w:val="1F3864"/>
-              </w:rPr>
-            </w:pPr>
-          </w:p>
-        </w:tc>
-        <w:tc>
-          <w:tcPr>
-            <w:tcW w:w="3825" w:type="dxa"/>
+                <w:color w:val="1F3864"/>
+              </w:rPr>
+            </w:pPr>
+            <w:proofErr w:type="spellStart"/>
+            <w:r>
+              <w:rPr>
+                <w:color w:val="1F3864"/>
+              </w:rPr>
+              <w:t>Autoevaluacion</w:t>
+            </w:r>
+            <w:proofErr w:type="spellEnd"/>
+          </w:p>
+        </w:tc>
+        <w:tc>
+          <w:tcPr>
+            <w:tcW w:w="3967" w:type="dxa"/>
           </w:tcPr>
           <w:p>
             <w:pPr>
@@ -4013,11 +4090,15 @@
               <w:spacing w:after="0" w:line="240" w:lineRule="auto"/>
               <w:jc w:val="both"/>
               <w:rPr>
-                <w:b/>
-                <w:bCs/>
-                <w:color w:val="1F3864"/>
-              </w:rPr>
-            </w:pPr>
+                <w:color w:val="1F3864"/>
+              </w:rPr>
+            </w:pPr>
+            <w:r>
+              <w:rPr>
+                <w:color w:val="1F3864"/>
+              </w:rPr>
+              <w:t>Documento de autoevaluación que permite revisar el cumplimiento de objetivos, metodología, planificación, evidencias y aspectos formales.</w:t>
+            </w:r>
           </w:p>
         </w:tc>
         <w:tc>
@@ -4040,11 +4121,15 @@
               <w:spacing w:after="0" w:line="240" w:lineRule="auto"/>
               <w:jc w:val="both"/>
               <w:rPr>
-                <w:b/>
-                <w:bCs/>
-                <w:color w:val="1F3864"/>
-              </w:rPr>
-            </w:pPr>
+                <w:color w:val="1F3864"/>
+              </w:rPr>
+            </w:pPr>
+            <w:r>
+              <w:rPr>
+                <w:color w:val="1F3864"/>
+              </w:rPr>
+              <w:t>Permite identificar fortalezas y aspectos por mejorar en el proyecto, realizando ajustes para cumplir con los criterios de evaluación y mejorar su calidad.</w:t>
+            </w:r>
           </w:p>
         </w:tc>
       </w:tr>
@@ -4072,16 +4157,20 @@
               <w:spacing w:after="0" w:line="240" w:lineRule="auto"/>
               <w:jc w:val="both"/>
               <w:rPr>
-                <w:b/>
-                <w:bCs/>
-                <w:color w:val="1F3864"/>
-              </w:rPr>
-            </w:pPr>
-          </w:p>
-        </w:tc>
-        <w:tc>
-          <w:tcPr>
-            <w:tcW w:w="1843" w:type="dxa"/>
+                <w:color w:val="1F3864"/>
+              </w:rPr>
+            </w:pPr>
+            <w:r>
+              <w:rPr>
+                <w:color w:val="1F3864"/>
+              </w:rPr>
+              <w:t>Avance</w:t>
+            </w:r>
+          </w:p>
+        </w:tc>
+        <w:tc>
+          <w:tcPr>
+            <w:tcW w:w="1701" w:type="dxa"/>
           </w:tcPr>
           <w:p>
             <w:pPr>
@@ -4099,16 +4188,20 @@
               <w:spacing w:after="0" w:line="240" w:lineRule="auto"/>
               <w:jc w:val="both"/>
               <w:rPr>
-                <w:b/>
-                <w:bCs/>
-                <w:color w:val="1F3864"/>
-              </w:rPr>
-            </w:pPr>
-          </w:p>
-        </w:tc>
-        <w:tc>
-          <w:tcPr>
-            <w:tcW w:w="3825" w:type="dxa"/>
+                <w:color w:val="1F3864"/>
+              </w:rPr>
+            </w:pPr>
+            <w:r>
+              <w:rPr>
+                <w:color w:val="1F3864"/>
+              </w:rPr>
+              <w:t>Definición Proyecto APT</w:t>
+            </w:r>
+          </w:p>
+        </w:tc>
+        <w:tc>
+          <w:tcPr>
+            <w:tcW w:w="3967" w:type="dxa"/>
           </w:tcPr>
           <w:p>
             <w:pPr>
@@ -4126,11 +4219,15 @@
               <w:spacing w:after="0" w:line="240" w:lineRule="auto"/>
               <w:jc w:val="both"/>
               <w:rPr>
-                <w:b/>
-                <w:bCs/>
-                <w:color w:val="1F3864"/>
-              </w:rPr>
-            </w:pPr>
+                <w:color w:val="1F3864"/>
+              </w:rPr>
+            </w:pPr>
+            <w:r>
+              <w:rPr>
+                <w:color w:val="1F3864"/>
+              </w:rPr>
+              <w:t>Documento de definición del Proyecto APT que presenta el proyecto, sus objetivos, metodología, evidencias, plan de trabajo y Carta Gantt.</w:t>
+            </w:r>
           </w:p>
         </w:tc>
         <w:tc>
@@ -4153,19 +4250,390 @@
               <w:spacing w:after="0" w:line="240" w:lineRule="auto"/>
               <w:jc w:val="both"/>
               <w:rPr>
-                <w:b/>
-                <w:bCs/>
-                <w:color w:val="1F3864"/>
-              </w:rPr>
-            </w:pPr>
+                <w:color w:val="1F3864"/>
+              </w:rPr>
+            </w:pPr>
+            <w:r>
+              <w:rPr>
+                <w:color w:val="1F3864"/>
+              </w:rPr>
+              <w:t>Permite planificar y organizar el desarrollo del proyecto, estableciendo las actividades, recursos, responsables y tiempos necesarios para alcanzar los objetivos propuestos.</w:t>
+            </w:r>
+          </w:p>
+        </w:tc>
+      </w:tr>
+      <w:tr>
+        <w:trPr>
+          <w:trHeight w:val="362"/>
+        </w:trPr>
+        <w:tc>
+          <w:tcPr>
+            <w:tcW w:w="1843" w:type="dxa"/>
+          </w:tcPr>
+          <w:p>
+            <w:pPr>
+              <w:pBdr>
+                <w:top w:val="nil"/>
+                <w:left w:val="nil"/>
+                <w:bottom w:val="nil"/>
+                <w:right w:val="nil"/>
+                <w:between w:val="nil"/>
+              </w:pBdr>
+              <w:tabs>
+                <w:tab w:val="center" w:pos="4419"/>
+                <w:tab w:val="right" w:pos="8838"/>
+              </w:tabs>
+              <w:spacing w:after="0" w:line="240" w:lineRule="auto"/>
+              <w:jc w:val="both"/>
+              <w:rPr>
+                <w:color w:val="1F3864"/>
+              </w:rPr>
+            </w:pPr>
+            <w:r>
+              <w:rPr>
+                <w:color w:val="1F3864"/>
+              </w:rPr>
+              <w:t>Avance</w:t>
+            </w:r>
+          </w:p>
+        </w:tc>
+        <w:tc>
+          <w:tcPr>
+            <w:tcW w:w="1701" w:type="dxa"/>
+          </w:tcPr>
+          <w:p>
+            <w:pPr>
+              <w:pBdr>
+                <w:top w:val="nil"/>
+                <w:left w:val="nil"/>
+                <w:bottom w:val="nil"/>
+                <w:right w:val="nil"/>
+                <w:between w:val="nil"/>
+              </w:pBdr>
+              <w:tabs>
+                <w:tab w:val="center" w:pos="4419"/>
+                <w:tab w:val="right" w:pos="8838"/>
+              </w:tabs>
+              <w:spacing w:after="0" w:line="240" w:lineRule="auto"/>
+              <w:jc w:val="both"/>
+              <w:rPr>
+                <w:color w:val="1F3864"/>
+              </w:rPr>
+            </w:pPr>
+            <w:r>
+              <w:rPr>
+                <w:color w:val="1F3864"/>
+              </w:rPr>
+              <w:t>Presentación Proyecto</w:t>
+            </w:r>
+          </w:p>
+        </w:tc>
+        <w:tc>
+          <w:tcPr>
+            <w:tcW w:w="3967" w:type="dxa"/>
+          </w:tcPr>
+          <w:p>
+            <w:pPr>
+              <w:pBdr>
+                <w:top w:val="nil"/>
+                <w:left w:val="nil"/>
+                <w:bottom w:val="nil"/>
+                <w:right w:val="nil"/>
+                <w:between w:val="nil"/>
+              </w:pBdr>
+              <w:tabs>
+                <w:tab w:val="center" w:pos="4419"/>
+                <w:tab w:val="right" w:pos="8838"/>
+              </w:tabs>
+              <w:spacing w:after="0" w:line="240" w:lineRule="auto"/>
+              <w:jc w:val="both"/>
+              <w:rPr>
+                <w:color w:val="1F3864"/>
+              </w:rPr>
+            </w:pPr>
+            <w:r>
+              <w:rPr>
+                <w:color w:val="1F3864"/>
+              </w:rPr>
+              <w:t>Presentación en PowerPoint que resume el desarrollo, objetivos y resultados del proyecto realizado.</w:t>
+            </w:r>
+          </w:p>
+        </w:tc>
+        <w:tc>
+          <w:tcPr>
+            <w:tcW w:w="2551" w:type="dxa"/>
+          </w:tcPr>
+          <w:p>
+            <w:pPr>
+              <w:pBdr>
+                <w:top w:val="nil"/>
+                <w:left w:val="nil"/>
+                <w:bottom w:val="nil"/>
+                <w:right w:val="nil"/>
+                <w:between w:val="nil"/>
+              </w:pBdr>
+              <w:tabs>
+                <w:tab w:val="center" w:pos="4419"/>
+                <w:tab w:val="right" w:pos="8838"/>
+              </w:tabs>
+              <w:spacing w:after="0" w:line="240" w:lineRule="auto"/>
+              <w:jc w:val="both"/>
+              <w:rPr>
+                <w:color w:val="1F3864"/>
+              </w:rPr>
+            </w:pPr>
+            <w:r>
+              <w:rPr>
+                <w:color w:val="1F3864"/>
+              </w:rPr>
+              <w:t>Permite evidenciar de manera visual el trabajo realizado, los principales avances y los resultados obtenidos durante el proyecto.</w:t>
+            </w:r>
+          </w:p>
+          <w:p>
+            <w:pPr>
+              <w:pBdr>
+                <w:top w:val="nil"/>
+                <w:left w:val="nil"/>
+                <w:bottom w:val="nil"/>
+                <w:right w:val="nil"/>
+                <w:between w:val="nil"/>
+              </w:pBdr>
+              <w:tabs>
+                <w:tab w:val="center" w:pos="4419"/>
+                <w:tab w:val="right" w:pos="8838"/>
+              </w:tabs>
+              <w:spacing w:after="0" w:line="240" w:lineRule="auto"/>
+              <w:jc w:val="both"/>
+              <w:rPr>
+                <w:vanish/>
+                <w:color w:val="1F3864"/>
+              </w:rPr>
+            </w:pPr>
+            <w:r>
+              <w:rPr>
+                <w:vanish/>
+                <w:color w:val="1F3864"/>
+              </w:rPr>
+              <w:t>Principio del formulario</w:t>
+            </w:r>
+          </w:p>
+          <w:p>
+            <w:pPr>
+              <w:pBdr>
+                <w:top w:val="nil"/>
+                <w:left w:val="nil"/>
+                <w:bottom w:val="nil"/>
+                <w:right w:val="nil"/>
+                <w:between w:val="nil"/>
+              </w:pBdr>
+              <w:tabs>
+                <w:tab w:val="center" w:pos="4419"/>
+                <w:tab w:val="right" w:pos="8838"/>
+              </w:tabs>
+              <w:spacing w:after="0" w:line="240" w:lineRule="auto"/>
+              <w:jc w:val="both"/>
+              <w:rPr>
+                <w:vanish/>
+                <w:color w:val="1F3864"/>
+              </w:rPr>
+            </w:pPr>
+            <w:r>
+              <w:rPr>
+                <w:vanish/>
+                <w:color w:val="1F3864"/>
+              </w:rPr>
+              <w:t>Final del formulario</w:t>
+            </w:r>
+          </w:p>
+          <w:p>
+            <w:pPr>
+              <w:pBdr>
+                <w:top w:val="nil"/>
+                <w:left w:val="nil"/>
+                <w:bottom w:val="nil"/>
+                <w:right w:val="nil"/>
+                <w:between w:val="nil"/>
+              </w:pBdr>
+              <w:tabs>
+                <w:tab w:val="center" w:pos="4419"/>
+                <w:tab w:val="right" w:pos="8838"/>
+              </w:tabs>
+              <w:spacing w:after="0" w:line="240" w:lineRule="auto"/>
+              <w:jc w:val="both"/>
+              <w:rPr>
+                <w:color w:val="1F3864"/>
+              </w:rPr>
+            </w:pPr>
+          </w:p>
+        </w:tc>
+      </w:tr>
+      <w:tr>
+        <w:trPr>
+          <w:trHeight w:val="362"/>
+        </w:trPr>
+        <w:tc>
+          <w:tcPr>
+            <w:tcW w:w="1843" w:type="dxa"/>
+          </w:tcPr>
+          <w:p>
+            <w:pPr>
+              <w:pBdr>
+                <w:top w:val="nil"/>
+                <w:left w:val="nil"/>
+                <w:bottom w:val="nil"/>
+                <w:right w:val="nil"/>
+                <w:between w:val="nil"/>
+              </w:pBdr>
+              <w:tabs>
+                <w:tab w:val="center" w:pos="4419"/>
+                <w:tab w:val="right" w:pos="8838"/>
+              </w:tabs>
+              <w:spacing w:after="0" w:line="240" w:lineRule="auto"/>
+              <w:jc w:val="both"/>
+              <w:rPr>
+                <w:color w:val="1F3864"/>
+              </w:rPr>
+            </w:pPr>
+            <w:r>
+              <w:rPr>
+                <w:color w:val="1F3864"/>
+              </w:rPr>
+              <w:t>Final</w:t>
+            </w:r>
+          </w:p>
+        </w:tc>
+        <w:tc>
+          <w:tcPr>
+            <w:tcW w:w="1701" w:type="dxa"/>
+          </w:tcPr>
+          <w:p>
+            <w:pPr>
+              <w:pBdr>
+                <w:top w:val="nil"/>
+                <w:left w:val="nil"/>
+                <w:bottom w:val="nil"/>
+                <w:right w:val="nil"/>
+                <w:between w:val="nil"/>
+              </w:pBdr>
+              <w:tabs>
+                <w:tab w:val="center" w:pos="4419"/>
+                <w:tab w:val="right" w:pos="8838"/>
+              </w:tabs>
+              <w:spacing w:after="0" w:line="240" w:lineRule="auto"/>
+              <w:jc w:val="both"/>
+              <w:rPr>
+                <w:color w:val="1F3864"/>
+              </w:rPr>
+            </w:pPr>
+            <w:r>
+              <w:rPr>
+                <w:color w:val="1F3864"/>
+              </w:rPr>
+              <w:t>Planilla de Evaluación Fase 1</w:t>
+            </w:r>
+          </w:p>
+        </w:tc>
+        <w:tc>
+          <w:tcPr>
+            <w:tcW w:w="3967" w:type="dxa"/>
+          </w:tcPr>
+          <w:p>
+            <w:pPr>
+              <w:pBdr>
+                <w:top w:val="nil"/>
+                <w:left w:val="nil"/>
+                <w:bottom w:val="nil"/>
+                <w:right w:val="nil"/>
+                <w:between w:val="nil"/>
+              </w:pBdr>
+              <w:tabs>
+                <w:tab w:val="center" w:pos="4419"/>
+                <w:tab w:val="right" w:pos="8838"/>
+              </w:tabs>
+              <w:spacing w:after="0" w:line="240" w:lineRule="auto"/>
+              <w:jc w:val="both"/>
+              <w:rPr>
+                <w:color w:val="1F3864"/>
+              </w:rPr>
+            </w:pPr>
+            <w:r>
+              <w:rPr>
+                <w:color w:val="1F3864"/>
+              </w:rPr>
+              <w:t>Planilla correspondiente a la evaluación de la Fase 1 del proyecto, donde se registran los criterios y resultados de la evaluación.</w:t>
+            </w:r>
+          </w:p>
+          <w:p>
+            <w:pPr>
+              <w:pBdr>
+                <w:top w:val="nil"/>
+                <w:left w:val="nil"/>
+                <w:bottom w:val="nil"/>
+                <w:right w:val="nil"/>
+                <w:between w:val="nil"/>
+              </w:pBdr>
+              <w:tabs>
+                <w:tab w:val="center" w:pos="4419"/>
+                <w:tab w:val="right" w:pos="8838"/>
+              </w:tabs>
+              <w:spacing w:after="0" w:line="240" w:lineRule="auto"/>
+              <w:jc w:val="both"/>
+              <w:rPr>
+                <w:color w:val="1F3864"/>
+              </w:rPr>
+            </w:pPr>
+          </w:p>
+        </w:tc>
+        <w:tc>
+          <w:tcPr>
+            <w:tcW w:w="2551" w:type="dxa"/>
+          </w:tcPr>
+          <w:p>
+            <w:pPr>
+              <w:pBdr>
+                <w:top w:val="nil"/>
+                <w:left w:val="nil"/>
+                <w:bottom w:val="nil"/>
+                <w:right w:val="nil"/>
+                <w:between w:val="nil"/>
+              </w:pBdr>
+              <w:tabs>
+                <w:tab w:val="center" w:pos="4419"/>
+                <w:tab w:val="right" w:pos="8838"/>
+              </w:tabs>
+              <w:spacing w:after="0" w:line="240" w:lineRule="auto"/>
+              <w:jc w:val="both"/>
+              <w:rPr>
+                <w:color w:val="1F3864"/>
+              </w:rPr>
+            </w:pPr>
+            <w:r>
+              <w:rPr>
+                <w:color w:val="1F3864"/>
+              </w:rPr>
+              <w:lastRenderedPageBreak/>
+              <w:t xml:space="preserve">Permite evidenciar el nivel de cumplimiento de los criterios establecidos y la retroalimentación </w:t>
+            </w:r>
+            <w:r>
+              <w:rPr>
+                <w:color w:val="1F3864"/>
+              </w:rPr>
+              <w:lastRenderedPageBreak/>
+              <w:t>obtenida durante la primera fase del proyecto.</w:t>
+            </w:r>
+            <w:r>
+              <w:rPr>
+                <w:vanish/>
+                <w:color w:val="1F3864"/>
+              </w:rPr>
+              <w:t>Principio del formularioFinal del formulario</w:t>
+            </w:r>
           </w:p>
         </w:tc>
       </w:tr>
     </w:tbl>
     <w:p>
       <w:pPr>
-        <w:spacing w:after="0" w:line="360" w:lineRule="auto"/>
-        <w:jc w:val="both"/>
         <w:rPr>
           <w:b/>
           <w:bCs/>
@@ -4173,6 +4641,16 @@
           <w:szCs w:val="24"/>
         </w:rPr>
       </w:pPr>
+      <w:r>
+        <w:rPr>
+          <w:b/>
+          <w:bCs/>
+          <w:sz w:val="24"/>
+          <w:szCs w:val="24"/>
+        </w:rPr>
+        <w:lastRenderedPageBreak/>
+        <w:br w:type="page"/>
+      </w:r>
     </w:p>
     <w:tbl>
       <w:tblPr>
@@ -4220,6 +4698,7 @@
                 <w:sz w:val="28"/>
                 <w:szCs w:val="28"/>
               </w:rPr>
+              <w:lastRenderedPageBreak/>
               <w:t>7. Plan de Trabajo</w:t>
             </w:r>
           </w:p>
@@ -4803,18 +5282,7 @@
                 <w:sz w:val="18"/>
                 <w:szCs w:val="18"/>
               </w:rPr>
-              <w:t xml:space="preserve">Definir historias de usuario, flujos de entrada/salida de prendas, estructura general de la plataforma y </w:t>
-            </w:r>
-            <w:r>
-              <w:rPr>
-                <w:i/>
-                <w:iCs/>
-                <w:color w:val="548DD4"/>
-                <w:sz w:val="18"/>
-                <w:szCs w:val="18"/>
-              </w:rPr>
-              <w:lastRenderedPageBreak/>
-              <w:t>maquetas de interfaz.</w:t>
+              <w:t>Definir historias de usuario, flujos de entrada/salida de prendas, estructura general de la plataforma y maquetas de interfaz.</w:t>
             </w:r>
           </w:p>
         </w:tc>
@@ -4841,7 +5309,6 @@
                 <w:sz w:val="18"/>
                 <w:szCs w:val="18"/>
               </w:rPr>
-              <w:lastRenderedPageBreak/>
               <w:t xml:space="preserve">Computador, herramientas de diagramación (ej. </w:t>
             </w:r>
             <w:proofErr w:type="spellStart"/>
@@ -4969,20 +5436,8 @@
                 <w:sz w:val="18"/>
                 <w:szCs w:val="18"/>
               </w:rPr>
-              <w:t xml:space="preserve">Matías </w:t>
-            </w:r>
-            <w:proofErr w:type="spellStart"/>
-            <w:r>
-              <w:rPr>
-                <w:i/>
-                <w:iCs/>
-                <w:color w:val="548DD4"/>
-                <w:sz w:val="18"/>
-                <w:szCs w:val="18"/>
-              </w:rPr>
-              <w:t>Parancán</w:t>
-            </w:r>
-            <w:proofErr w:type="spellEnd"/>
+              <w:t>Matías Parancán</w:t>
+            </w:r>
           </w:p>
         </w:tc>
         <w:tc>
@@ -5464,6 +5919,7 @@
                 <w:sz w:val="18"/>
                 <w:szCs w:val="18"/>
               </w:rPr>
+              <w:lastRenderedPageBreak/>
               <w:t>C4. Desarrollar una solución de software utilizando técnicas que permitan sistematizar el proceso de desarrollo y mantenimiento, asegurando el logro de los objetivos.</w:t>
             </w:r>
           </w:p>
@@ -6353,18 +6809,7 @@
                 <w:sz w:val="18"/>
                 <w:szCs w:val="18"/>
               </w:rPr>
-              <w:t xml:space="preserve">Consolidar los módulos de stock, reportes y vistas de usuario en una versión ejecutable e integrada en el </w:t>
-            </w:r>
-            <w:r>
-              <w:rPr>
-                <w:i/>
-                <w:iCs/>
-                <w:color w:val="548DD4"/>
-                <w:sz w:val="18"/>
-                <w:szCs w:val="18"/>
-              </w:rPr>
-              <w:lastRenderedPageBreak/>
-              <w:t>repositorio principal.</w:t>
+              <w:t>Consolidar los módulos de stock, reportes y vistas de usuario en una versión ejecutable e integrada en el repositorio principal.</w:t>
             </w:r>
           </w:p>
         </w:tc>
@@ -6391,7 +6836,6 @@
                 <w:sz w:val="18"/>
                 <w:szCs w:val="18"/>
               </w:rPr>
-              <w:lastRenderedPageBreak/>
               <w:t>Herramientas de desarrollo, GitHub, entorno local.</w:t>
             </w:r>
           </w:p>
@@ -6453,20 +6897,8 @@
                 <w:sz w:val="18"/>
                 <w:szCs w:val="18"/>
               </w:rPr>
-              <w:t xml:space="preserve">Matías </w:t>
-            </w:r>
-            <w:proofErr w:type="spellStart"/>
-            <w:r>
-              <w:rPr>
-                <w:i/>
-                <w:iCs/>
-                <w:color w:val="548DD4"/>
-                <w:sz w:val="18"/>
-                <w:szCs w:val="18"/>
-              </w:rPr>
-              <w:t>Parancán</w:t>
-            </w:r>
-            <w:proofErr w:type="spellEnd"/>
+              <w:t>Matías Parancán</w:t>
+            </w:r>
           </w:p>
         </w:tc>
         <w:tc>
@@ -6710,29 +7142,7 @@
                 <w:sz w:val="18"/>
                 <w:szCs w:val="18"/>
               </w:rPr>
-              <w:t xml:space="preserve">Matías </w:t>
-            </w:r>
-            <w:proofErr w:type="spellStart"/>
-            <w:r>
-              <w:rPr>
-                <w:i/>
-                <w:iCs/>
-                <w:color w:val="548DD4"/>
-                <w:sz w:val="18"/>
-                <w:szCs w:val="18"/>
-              </w:rPr>
-              <w:t>Parancán</w:t>
-            </w:r>
-            <w:proofErr w:type="spellEnd"/>
-            <w:r>
-              <w:rPr>
-                <w:i/>
-                <w:iCs/>
-                <w:color w:val="548DD4"/>
-                <w:sz w:val="18"/>
-                <w:szCs w:val="18"/>
-              </w:rPr>
-              <w:t xml:space="preserve"> </w:t>
+              <w:t xml:space="preserve">Matías Parancán </w:t>
             </w:r>
           </w:p>
         </w:tc>
@@ -6955,20 +7365,8 @@
                 <w:sz w:val="18"/>
                 <w:szCs w:val="18"/>
               </w:rPr>
-              <w:t xml:space="preserve">Matías </w:t>
-            </w:r>
-            <w:proofErr w:type="spellStart"/>
-            <w:r>
-              <w:rPr>
-                <w:i/>
-                <w:iCs/>
-                <w:color w:val="548DD4"/>
-                <w:sz w:val="18"/>
-                <w:szCs w:val="18"/>
-              </w:rPr>
-              <w:t>Parancán</w:t>
-            </w:r>
-            <w:proofErr w:type="spellEnd"/>
+              <w:t>Matías Parancán</w:t>
+            </w:r>
           </w:p>
           <w:p>
             <w:pPr>
@@ -7048,6 +7446,7 @@
                 <w:sz w:val="18"/>
                 <w:szCs w:val="18"/>
               </w:rPr>
+              <w:lastRenderedPageBreak/>
               <w:t>C1</w:t>
             </w:r>
             <w:r>
@@ -7210,20 +7609,8 @@
                 <w:sz w:val="18"/>
                 <w:szCs w:val="18"/>
               </w:rPr>
-              <w:t xml:space="preserve">Matías </w:t>
-            </w:r>
-            <w:proofErr w:type="spellStart"/>
-            <w:r>
-              <w:rPr>
-                <w:i/>
-                <w:iCs/>
-                <w:color w:val="548DD4"/>
-                <w:sz w:val="18"/>
-                <w:szCs w:val="18"/>
-              </w:rPr>
-              <w:t>Parancán</w:t>
-            </w:r>
-            <w:proofErr w:type="spellEnd"/>
+              <w:t>Matías Parancán</w:t>
+            </w:r>
           </w:p>
         </w:tc>
         <w:tc>
@@ -10795,6 +11182,16 @@
       </w:tblCellMar>
     </w:tblPr>
   </w:style>
+  <w:style w:type="table" w:customStyle="1" w:styleId="6">
+    <w:name w:val="6"/>
+    <w:basedOn w:val="Tablanormal"/>
+    <w:rsid w:val="0012641E"/>
+    <w:tblPr>
+      <w:tblStyleRowBandSize w:val="1"/>
+      <w:tblStyleColBandSize w:val="1"/>
+      <w:tblInd w:w="0" w:type="nil"/>
+    </w:tblPr>
+  </w:style>
 </w:styles>
 </file>
 

--- a/Fase 1/Evidencias Grupales/1.5_GuiaEstudiante_Fase 1_Definicion Proyecto APT.docx
+++ b/Fase 1/Evidencias Grupales/1.5_GuiaEstudiante_Fase 1_Definicion Proyecto APT.docx
@@ -128,15 +128,7 @@
                                     <w:color w:val="1F3864"/>
                                     <w:sz w:val="48"/>
                                   </w:rPr>
-                                  <w:t xml:space="preserve">Asignatura </w:t>
-                                </w:r>
-                                <w:r>
-                                  <w:rPr>
-                                    <w:b/>
-                                    <w:color w:val="1F3864"/>
-                                    <w:sz w:val="48"/>
-                                  </w:rPr>
-                                  <w:t>Capstone</w:t>
+                                  <w:t>Asignatura Capstone</w:t>
                                 </w:r>
                               </w:p>
                             </w:txbxContent>
@@ -234,15 +226,7 @@
                               <w:color w:val="1F3864"/>
                               <w:sz w:val="48"/>
                             </w:rPr>
-                            <w:t xml:space="preserve">Asignatura </w:t>
-                          </w:r>
-                          <w:r>
-                            <w:rPr>
-                              <w:b/>
-                              <w:color w:val="1F3864"/>
-                              <w:sz w:val="48"/>
-                            </w:rPr>
-                            <w:t>Capstone</w:t>
+                            <w:t>Asignatura Capstone</w:t>
                           </w:r>
                         </w:p>
                       </w:txbxContent>
@@ -3219,7 +3203,19 @@
                 <w:sz w:val="20"/>
                 <w:szCs w:val="20"/>
               </w:rPr>
-              <w:t xml:space="preserve">Bárbara – </w:t>
+              <w:t>Matías</w:t>
+            </w:r>
+            <w:r>
+              <w:rPr>
+                <w:b/>
+                <w:bCs/>
+                <w:i/>
+                <w:iCs/>
+                <w:color w:val="548DD4"/>
+                <w:sz w:val="20"/>
+                <w:szCs w:val="20"/>
+              </w:rPr>
+              <w:t xml:space="preserve"> – </w:t>
             </w:r>
             <w:proofErr w:type="spellStart"/>
             <w:r>
@@ -3305,7 +3301,19 @@
                 <w:sz w:val="20"/>
                 <w:szCs w:val="20"/>
               </w:rPr>
-              <w:t>Matías – Documentación &amp; QA:</w:t>
+              <w:t>Bárbara</w:t>
+            </w:r>
+            <w:r>
+              <w:rPr>
+                <w:b/>
+                <w:bCs/>
+                <w:i/>
+                <w:iCs/>
+                <w:color w:val="548DD4"/>
+                <w:sz w:val="20"/>
+                <w:szCs w:val="20"/>
+              </w:rPr>
+              <w:t>– Documentación &amp; QA:</w:t>
             </w:r>
             <w:r>
               <w:rPr>
@@ -5659,7 +5667,7 @@
                 <w:sz w:val="18"/>
                 <w:szCs w:val="18"/>
               </w:rPr>
-              <w:t>Bárbara Ortega</w:t>
+              <w:t>Matías Parancán</w:t>
             </w:r>
           </w:p>
         </w:tc>
@@ -5860,7 +5868,7 @@
                 <w:sz w:val="18"/>
                 <w:szCs w:val="18"/>
               </w:rPr>
-              <w:t>Bárbara Ortega</w:t>
+              <w:t>Matías Parancán</w:t>
             </w:r>
           </w:p>
         </w:tc>
@@ -6150,7 +6158,7 @@
                 <w:sz w:val="18"/>
                 <w:szCs w:val="18"/>
               </w:rPr>
-              <w:t>Bárbara Ortega</w:t>
+              <w:t>Matías Parancán</w:t>
             </w:r>
           </w:p>
         </w:tc>
@@ -7142,7 +7150,17 @@
                 <w:sz w:val="18"/>
                 <w:szCs w:val="18"/>
               </w:rPr>
-              <w:t xml:space="preserve">Matías Parancán </w:t>
+              <w:t>Bárbara Ortega</w:t>
+            </w:r>
+            <w:r>
+              <w:rPr>
+                <w:i/>
+                <w:iCs/>
+                <w:color w:val="548DD4"/>
+                <w:sz w:val="18"/>
+                <w:szCs w:val="18"/>
+              </w:rPr>
+              <w:t xml:space="preserve"> </w:t>
             </w:r>
           </w:p>
         </w:tc>
@@ -7238,7 +7256,7 @@
           </w:tcPr>
           <w:p>
             <w:pPr>
-              <w:jc w:val="center"/>
+              <w:jc w:val="both"/>
               <w:rPr>
                 <w:i/>
                 <w:iCs/>
@@ -7343,29 +7361,7 @@
                 <w:sz w:val="18"/>
                 <w:szCs w:val="18"/>
               </w:rPr>
-              <w:t xml:space="preserve">Isabel Alvarado </w:t>
-            </w:r>
-          </w:p>
-          <w:p>
-            <w:pPr>
-              <w:jc w:val="both"/>
-              <w:rPr>
-                <w:i/>
-                <w:iCs/>
-                <w:color w:val="548DD4"/>
-                <w:sz w:val="18"/>
-                <w:szCs w:val="18"/>
-              </w:rPr>
-            </w:pPr>
-            <w:r>
-              <w:rPr>
-                <w:i/>
-                <w:iCs/>
-                <w:color w:val="548DD4"/>
-                <w:sz w:val="18"/>
-                <w:szCs w:val="18"/>
-              </w:rPr>
-              <w:t>Matías Parancán</w:t>
+              <w:t>Isabel Alvarado</w:t>
             </w:r>
           </w:p>
           <w:p>
@@ -7609,7 +7605,7 @@
                 <w:sz w:val="18"/>
                 <w:szCs w:val="18"/>
               </w:rPr>
-              <w:t>Matías Parancán</w:t>
+              <w:t>Bárbara Ortega</w:t>
             </w:r>
           </w:p>
         </w:tc>
@@ -10637,6 +10633,7 @@
   <w:style w:type="character" w:default="1" w:styleId="Fuentedeprrafopredeter">
     <w:name w:val="Default Paragraph Font"/>
     <w:uiPriority w:val="1"/>
+    <w:semiHidden/>
     <w:unhideWhenUsed/>
   </w:style>
   <w:style w:type="table" w:default="1" w:styleId="Tablanormal">

--- a/Fase 1/Evidencias Grupales/1.5_GuiaEstudiante_Fase 1_Definicion Proyecto APT.docx
+++ b/Fase 1/Evidencias Grupales/1.5_GuiaEstudiante_Fase 1_Definicion Proyecto APT.docx
@@ -1395,32 +1395,6 @@
           </w:tcPr>
           <w:p>
             <w:pPr>
-              <w:jc w:val="both"/>
-              <w:rPr>
-                <w:i/>
-                <w:iCs/>
-                <w:color w:val="548DD4"/>
-                <w:sz w:val="20"/>
-                <w:szCs w:val="20"/>
-              </w:rPr>
-            </w:pPr>
-            <w:r>
-              <w:rPr>
-                <w:i/>
-                <w:iCs/>
-                <w:color w:val="548DD4"/>
-                <w:sz w:val="20"/>
-                <w:szCs w:val="20"/>
-              </w:rPr>
-              <w:t xml:space="preserve">Todo proyecto, ya sea una innovación, producto, servicio, etc., pretende dar respuesta a una situación o problemática. Señala qué problema busca solucionar tu proyecto y la relevancia que tiene para el campo laboral de tu carrera. También menciona el contexto en que esta problemática se sitúa (lugar, a quienes impactaría, etc.). Es importante que esta problemática sea relevante en el contexto de la profesión, siendo su resolución un aporte real o simulado a la organización u entorno en el que se sitúa. Algunas preguntas que pueden ayudarte a responder este apartado son: </w:t>
-            </w:r>
-          </w:p>
-          <w:p>
-            <w:pPr>
-              <w:numPr>
-                <w:ilvl w:val="0"/>
-                <w:numId w:val="3"/>
-              </w:numPr>
               <w:pBdr>
                 <w:top w:val="nil"/>
                 <w:left w:val="nil"/>
@@ -1428,8 +1402,6 @@
                 <w:right w:val="nil"/>
                 <w:between w:val="nil"/>
               </w:pBdr>
-              <w:spacing w:after="0"/>
-              <w:ind w:left="720"/>
               <w:jc w:val="both"/>
               <w:rPr>
                 <w:i/>
@@ -1447,15 +1419,11 @@
                 <w:sz w:val="20"/>
                 <w:szCs w:val="20"/>
               </w:rPr>
-              <w:t>¿Por qué escogiste este tema? ¿Por qué es relevante este tema para el campo laboral de tu carrera?</w:t>
-            </w:r>
-          </w:p>
-          <w:p>
-            <w:pPr>
-              <w:numPr>
-                <w:ilvl w:val="0"/>
-                <w:numId w:val="3"/>
-              </w:numPr>
+              <w:t>El proyecto surge de la necesidad de modernizar la gestión de una tienda de ropa en la Isla Grande de Chiloé. Actualmente, el negocio carece de un sistema centralizado, lo que genera errores en el conteo de existencias y falta de visibilidad sobre las ventas en tiempo real.</w:t>
+            </w:r>
+          </w:p>
+          <w:p>
+            <w:pPr>
               <w:pBdr>
                 <w:top w:val="nil"/>
                 <w:left w:val="nil"/>
@@ -1463,12 +1431,8 @@
                 <w:right w:val="nil"/>
                 <w:between w:val="nil"/>
               </w:pBdr>
-              <w:spacing w:after="0"/>
-              <w:ind w:left="720"/>
-              <w:jc w:val="both"/>
-              <w:rPr>
-                <w:b/>
-                <w:bCs/>
+              <w:jc w:val="both"/>
+              <w:rPr>
                 <w:i/>
                 <w:iCs/>
                 <w:color w:val="548DD4"/>
@@ -1484,15 +1448,11 @@
                 <w:sz w:val="20"/>
                 <w:szCs w:val="20"/>
               </w:rPr>
-              <w:t xml:space="preserve">¿Dónde se ubica la situación que vas a abordar? (Ej.: País, región, comuna o institución) ¿Cuáles son las características principales de ese lugar? </w:t>
-            </w:r>
-          </w:p>
-          <w:p>
-            <w:pPr>
-              <w:numPr>
-                <w:ilvl w:val="0"/>
-                <w:numId w:val="3"/>
-              </w:numPr>
+              <w:t>Elección del tema: Se eligió para aplicar soluciones tecnológicas en zonas geográficamente apartadas, fomentando la transformación digital.</w:t>
+            </w:r>
+          </w:p>
+          <w:p>
+            <w:pPr>
               <w:pBdr>
                 <w:top w:val="nil"/>
                 <w:left w:val="nil"/>
@@ -1500,8 +1460,6 @@
                 <w:right w:val="nil"/>
                 <w:between w:val="nil"/>
               </w:pBdr>
-              <w:spacing w:after="0"/>
-              <w:ind w:left="720"/>
               <w:jc w:val="both"/>
               <w:rPr>
                 <w:i/>
@@ -1519,15 +1477,11 @@
                 <w:sz w:val="20"/>
                 <w:szCs w:val="20"/>
               </w:rPr>
-              <w:t>¿A quiénes afecta o impacta la situación que vas a abordar? (Ej.: Grupo etario, usuarios de algún servicio, etc.).</w:t>
-            </w:r>
-          </w:p>
-          <w:p>
-            <w:pPr>
-              <w:numPr>
-                <w:ilvl w:val="0"/>
-                <w:numId w:val="3"/>
-              </w:numPr>
+              <w:t>Relevancia laboral: El campo laboral exige profesionales capaces de implementar soluciones en organizaciones donde la digitalización es clave para la competitividad.</w:t>
+            </w:r>
+          </w:p>
+          <w:p>
+            <w:pPr>
               <w:pBdr>
                 <w:top w:val="nil"/>
                 <w:left w:val="nil"/>
@@ -1535,7 +1489,6 @@
                 <w:right w:val="nil"/>
                 <w:between w:val="nil"/>
               </w:pBdr>
-              <w:ind w:left="720"/>
               <w:jc w:val="both"/>
               <w:rPr>
                 <w:i/>
@@ -1553,9 +1506,217 @@
                 <w:sz w:val="20"/>
                 <w:szCs w:val="20"/>
               </w:rPr>
-              <w:t>¿Cuál sería el aporte de valor (real o simulado) de tu Proyecto APT para el contexto laboral y/o social en que se situaría?</w:t>
-            </w:r>
-          </w:p>
+              <w:t>Contexto: Se ubica en Chiloé, una zona con características comerciales locales únicas, donde el impacto beneficiará directamente a los dueños del negocio y a sus clientes al mejorar la eficiencia del servicio.</w:t>
+            </w:r>
+          </w:p>
+        </w:tc>
+      </w:tr>
+      <w:tr>
+        <w:trPr>
+          <w:trHeight w:val="1037"/>
+        </w:trPr>
+        <w:tc>
+          <w:tcPr>
+            <w:tcW w:w="2386" w:type="dxa"/>
+            <w:vAlign w:val="center"/>
+          </w:tcPr>
+          <w:p>
+            <w:pPr>
+              <w:rPr>
+                <w:color w:val="1F3864"/>
+              </w:rPr>
+            </w:pPr>
+            <w:r>
+              <w:rPr>
+                <w:color w:val="1F3864"/>
+              </w:rPr>
+              <w:t>Descripción del Proyecto APT</w:t>
+            </w:r>
+          </w:p>
+        </w:tc>
+        <w:tc>
+          <w:tcPr>
+            <w:tcW w:w="7112" w:type="dxa"/>
+            <w:vAlign w:val="center"/>
+          </w:tcPr>
+          <w:p>
+            <w:pPr>
+              <w:jc w:val="both"/>
+              <w:rPr>
+                <w:i/>
+                <w:iCs/>
+                <w:color w:val="548DD4"/>
+                <w:sz w:val="20"/>
+                <w:szCs w:val="20"/>
+              </w:rPr>
+            </w:pPr>
+            <w:r>
+              <w:rPr>
+                <w:i/>
+                <w:iCs/>
+                <w:color w:val="548DD4"/>
+                <w:sz w:val="20"/>
+                <w:szCs w:val="20"/>
+              </w:rPr>
+              <w:t>El objetivo es desarrollar e implementar un software de inventario integral. Consiste en una plataforma que gestiona el ciclo completo de los productos (ingreso, stock crítico y salida), abordando la problemática mediante una arquitectura robusta y una interfaz intuitiva que garantice la integridad de los datos de la tienda.</w:t>
+            </w:r>
+          </w:p>
+        </w:tc>
+      </w:tr>
+      <w:tr>
+        <w:trPr>
+          <w:trHeight w:val="866"/>
+        </w:trPr>
+        <w:tc>
+          <w:tcPr>
+            <w:tcW w:w="2386" w:type="dxa"/>
+            <w:vAlign w:val="center"/>
+          </w:tcPr>
+          <w:p>
+            <w:pPr>
+              <w:rPr>
+                <w:color w:val="1F3864"/>
+              </w:rPr>
+            </w:pPr>
+            <w:r>
+              <w:rPr>
+                <w:color w:val="1F3864"/>
+              </w:rPr>
+              <w:t>Pertinencia del proyecto con el perfil de egreso</w:t>
+            </w:r>
+          </w:p>
+        </w:tc>
+        <w:tc>
+          <w:tcPr>
+            <w:tcW w:w="7112" w:type="dxa"/>
+            <w:vAlign w:val="center"/>
+          </w:tcPr>
+          <w:p>
+            <w:pPr>
+              <w:jc w:val="both"/>
+              <w:rPr>
+                <w:i/>
+                <w:iCs/>
+                <w:color w:val="548DD4"/>
+                <w:sz w:val="20"/>
+                <w:szCs w:val="20"/>
+              </w:rPr>
+            </w:pPr>
+            <w:r>
+              <w:rPr>
+                <w:i/>
+                <w:iCs/>
+                <w:color w:val="548DD4"/>
+                <w:sz w:val="20"/>
+                <w:szCs w:val="20"/>
+              </w:rPr>
+              <w:t>Relación con el perfil: Se vincula con la gestión de procesos que van desde la ingeniería de requisitos hasta el despliegue en plataformas digitales.</w:t>
+            </w:r>
+          </w:p>
+          <w:p>
+            <w:pPr>
+              <w:jc w:val="both"/>
+              <w:rPr>
+                <w:i/>
+                <w:iCs/>
+                <w:color w:val="548DD4"/>
+                <w:sz w:val="20"/>
+                <w:szCs w:val="20"/>
+              </w:rPr>
+            </w:pPr>
+            <w:r>
+              <w:rPr>
+                <w:i/>
+                <w:iCs/>
+                <w:color w:val="548DD4"/>
+                <w:sz w:val="20"/>
+                <w:szCs w:val="20"/>
+              </w:rPr>
+              <w:t>Necesidad de competencias: Las competencias en Desarrollo FullStack y Bases de Datos son críticas para construir un sistema funcional, mientras que la Ética Profesional asegura el manejo responsable de la información comercial del cliente.</w:t>
+            </w:r>
+          </w:p>
+        </w:tc>
+      </w:tr>
+      <w:tr>
+        <w:trPr>
+          <w:trHeight w:val="866"/>
+        </w:trPr>
+        <w:tc>
+          <w:tcPr>
+            <w:tcW w:w="2386" w:type="dxa"/>
+            <w:vAlign w:val="center"/>
+          </w:tcPr>
+          <w:p>
+            <w:pPr>
+              <w:rPr>
+                <w:color w:val="1F3864"/>
+              </w:rPr>
+            </w:pPr>
+            <w:r>
+              <w:rPr>
+                <w:color w:val="1F3864"/>
+              </w:rPr>
+              <w:t>Relación con los intereses profesionales</w:t>
+            </w:r>
+          </w:p>
+        </w:tc>
+        <w:tc>
+          <w:tcPr>
+            <w:tcW w:w="7112" w:type="dxa"/>
+            <w:vAlign w:val="center"/>
+          </w:tcPr>
+          <w:p>
+            <w:pPr>
+              <w:jc w:val="both"/>
+              <w:rPr>
+                <w:i/>
+                <w:iCs/>
+                <w:color w:val="548DD4"/>
+                <w:sz w:val="20"/>
+                <w:szCs w:val="20"/>
+              </w:rPr>
+            </w:pPr>
+            <w:r>
+              <w:rPr>
+                <w:i/>
+                <w:iCs/>
+                <w:color w:val="548DD4"/>
+                <w:sz w:val="20"/>
+                <w:szCs w:val="20"/>
+              </w:rPr>
+              <w:t>Nuestro interés profesional se centra en el Desarrollo Back-End y la Arquitectura de Software. El proyecto refleja estos intereses al permitirnos diseñar la lógica de negocio y la estructura de datos. Desarrollar este proyecto contribuirá a nuestro perfil profesional al demostrar nuestra capacidad para gestionar proyectos interdisciplinarios y nuestro compromiso con el bien común de la sociedad a través de la tecnología.</w:t>
+            </w:r>
+          </w:p>
+        </w:tc>
+      </w:tr>
+      <w:tr>
+        <w:trPr>
+          <w:trHeight w:val="132"/>
+        </w:trPr>
+        <w:tc>
+          <w:tcPr>
+            <w:tcW w:w="2386" w:type="dxa"/>
+            <w:vAlign w:val="center"/>
+          </w:tcPr>
+          <w:p>
+            <w:pPr>
+              <w:rPr>
+                <w:color w:val="1F3864"/>
+              </w:rPr>
+            </w:pPr>
+            <w:r>
+              <w:rPr>
+                <w:color w:val="1F3864"/>
+              </w:rPr>
+              <w:t>Factibilidad de desarrollo del Proyecto APT</w:t>
+            </w:r>
+          </w:p>
+        </w:tc>
+        <w:tc>
+          <w:tcPr>
+            <w:tcW w:w="7112" w:type="dxa"/>
+            <w:vAlign w:val="center"/>
+          </w:tcPr>
           <w:p>
             <w:pPr>
               <w:pBdr>
@@ -1565,7 +1726,6 @@
                 <w:right w:val="nil"/>
                 <w:between w:val="nil"/>
               </w:pBdr>
-              <w:jc w:val="both"/>
               <w:rPr>
                 <w:i/>
                 <w:iCs/>
@@ -1582,7 +1742,7 @@
                 <w:sz w:val="20"/>
                 <w:szCs w:val="20"/>
               </w:rPr>
-              <w:t>El proyecto surge de la necesidad de modernizar la gestión de una tienda de ropa en la Isla Grande de Chiloé. Actualmente, el negocio carece de un sistema centralizado, lo que genera errores en el conteo de existencias y falta de visibilidad sobre las ventas en tiempo real.</w:t>
+              <w:t>Es posible desarrollar el proyecto dentro del plazo establecido gracias a la siguiente planificación y gestión de recursos:</w:t>
             </w:r>
           </w:p>
           <w:p>
@@ -1594,7 +1754,6 @@
                 <w:right w:val="nil"/>
                 <w:between w:val="nil"/>
               </w:pBdr>
-              <w:jc w:val="both"/>
               <w:rPr>
                 <w:i/>
                 <w:iCs/>
@@ -1611,7 +1770,7 @@
                 <w:sz w:val="20"/>
                 <w:szCs w:val="20"/>
               </w:rPr>
-              <w:t>Elección del tema: Se eligió para aplicar soluciones tecnológicas en zonas geográficamente apartadas, fomentando la transformación digital.</w:t>
+              <w:t>Tiempo: El semestre se extiende del 10 de agosto al 23 de noviembre de 2026, con clases los lunes de 8:30 a 12:10, lo que proporciona el tiempo necesario de trabajo guiado y autónomo.</w:t>
             </w:r>
           </w:p>
           <w:p>
@@ -1623,7 +1782,6 @@
                 <w:right w:val="nil"/>
                 <w:between w:val="nil"/>
               </w:pBdr>
-              <w:jc w:val="both"/>
               <w:rPr>
                 <w:i/>
                 <w:iCs/>
@@ -1640,7 +1798,7 @@
                 <w:sz w:val="20"/>
                 <w:szCs w:val="20"/>
               </w:rPr>
-              <w:t>Relevancia laboral: El campo laboral exige profesionales capaces de implementar soluciones en organizaciones donde la digitalización es clave para la competitividad.</w:t>
+              <w:t>Materiales: Contamos con computadores, editores de código, internet, periféricos y la retroalimentación constante del profesor.</w:t>
             </w:r>
           </w:p>
           <w:p>
@@ -1652,7 +1810,6 @@
                 <w:right w:val="nil"/>
                 <w:between w:val="nil"/>
               </w:pBdr>
-              <w:jc w:val="both"/>
               <w:rPr>
                 <w:i/>
                 <w:iCs/>
@@ -1669,333 +1826,11 @@
                 <w:sz w:val="20"/>
                 <w:szCs w:val="20"/>
               </w:rPr>
-              <w:t>Contexto: Se ubica en Chiloé, una zona con características comerciales locales únicas, donde el impacto beneficiará directamente a los dueños del negocio y a sus clientes al mejorar la eficiencia del servicio.</w:t>
-            </w:r>
-          </w:p>
-        </w:tc>
-      </w:tr>
-      <w:tr>
-        <w:trPr>
-          <w:trHeight w:val="1037"/>
-        </w:trPr>
-        <w:tc>
-          <w:tcPr>
-            <w:tcW w:w="2386" w:type="dxa"/>
-            <w:vAlign w:val="center"/>
-          </w:tcPr>
-          <w:p>
-            <w:pPr>
-              <w:rPr>
-                <w:color w:val="1F3864"/>
-              </w:rPr>
-            </w:pPr>
-            <w:r>
-              <w:rPr>
-                <w:color w:val="1F3864"/>
-              </w:rPr>
-              <w:t>Descripción del Proyecto APT</w:t>
-            </w:r>
-          </w:p>
-        </w:tc>
-        <w:tc>
-          <w:tcPr>
-            <w:tcW w:w="7112" w:type="dxa"/>
-            <w:vAlign w:val="center"/>
-          </w:tcPr>
-          <w:p>
-            <w:pPr>
-              <w:jc w:val="both"/>
-              <w:rPr>
-                <w:i/>
-                <w:iCs/>
-                <w:color w:val="548DD4"/>
-                <w:sz w:val="20"/>
-                <w:szCs w:val="20"/>
-              </w:rPr>
-            </w:pPr>
-            <w:r>
-              <w:rPr>
-                <w:i/>
-                <w:iCs/>
-                <w:color w:val="548DD4"/>
-                <w:sz w:val="20"/>
-                <w:szCs w:val="20"/>
-              </w:rPr>
-              <w:t xml:space="preserve">Señala qué se espera lograr con el proyecto (objetivo) y describe brevemente en qué consistiría, cómo planeas abordar la problemática presentada en el apartado anterior. </w:t>
-            </w:r>
-          </w:p>
-          <w:p>
-            <w:pPr>
-              <w:jc w:val="both"/>
-              <w:rPr>
-                <w:i/>
-                <w:iCs/>
-                <w:color w:val="548DD4"/>
-                <w:sz w:val="20"/>
-                <w:szCs w:val="20"/>
-              </w:rPr>
-            </w:pPr>
-            <w:r>
-              <w:rPr>
-                <w:i/>
-                <w:iCs/>
-                <w:color w:val="548DD4"/>
-                <w:sz w:val="20"/>
-                <w:szCs w:val="20"/>
-              </w:rPr>
-              <w:t>El objetivo es desarrollar e implementar un software de inventario integral. Consiste en una plataforma que gestiona el ciclo completo de los productos (ingreso, stock crítico y salida), abordando la problemática mediante una arquitectura robusta y una interfaz intuitiva que garantice la integridad de los datos de la tienda.</w:t>
-            </w:r>
-          </w:p>
-        </w:tc>
-      </w:tr>
-      <w:tr>
-        <w:trPr>
-          <w:trHeight w:val="866"/>
-        </w:trPr>
-        <w:tc>
-          <w:tcPr>
-            <w:tcW w:w="2386" w:type="dxa"/>
-            <w:vAlign w:val="center"/>
-          </w:tcPr>
-          <w:p>
-            <w:pPr>
-              <w:rPr>
-                <w:color w:val="1F3864"/>
-              </w:rPr>
-            </w:pPr>
-            <w:r>
-              <w:rPr>
-                <w:color w:val="1F3864"/>
-              </w:rPr>
-              <w:t>Pertinencia del proyecto con el perfil de egreso</w:t>
-            </w:r>
-          </w:p>
-        </w:tc>
-        <w:tc>
-          <w:tcPr>
-            <w:tcW w:w="7112" w:type="dxa"/>
-            <w:vAlign w:val="center"/>
-          </w:tcPr>
-          <w:p>
-            <w:pPr>
-              <w:jc w:val="both"/>
-              <w:rPr>
-                <w:i/>
-                <w:iCs/>
-                <w:color w:val="548DD4"/>
-                <w:sz w:val="20"/>
-                <w:szCs w:val="20"/>
-              </w:rPr>
-            </w:pPr>
-            <w:r>
-              <w:rPr>
-                <w:i/>
-                <w:iCs/>
-                <w:color w:val="548DD4"/>
-                <w:sz w:val="20"/>
-                <w:szCs w:val="20"/>
-              </w:rPr>
-              <w:t>Relación con el perfil: Se vincula con la gestión de procesos que van desde la ingeniería de requisitos hasta el despliegue en plataformas digitales.</w:t>
-            </w:r>
-          </w:p>
-          <w:p>
-            <w:pPr>
-              <w:jc w:val="both"/>
-              <w:rPr>
-                <w:i/>
-                <w:iCs/>
-                <w:color w:val="548DD4"/>
-                <w:sz w:val="20"/>
-                <w:szCs w:val="20"/>
-              </w:rPr>
-            </w:pPr>
-            <w:r>
-              <w:rPr>
-                <w:i/>
-                <w:iCs/>
-                <w:color w:val="548DD4"/>
-                <w:sz w:val="20"/>
-                <w:szCs w:val="20"/>
-              </w:rPr>
-              <w:t xml:space="preserve">Necesidad de competencias: Las competencias en Desarrollo </w:t>
-            </w:r>
-            <w:proofErr w:type="spellStart"/>
-            <w:r>
-              <w:rPr>
-                <w:i/>
-                <w:iCs/>
-                <w:color w:val="548DD4"/>
-                <w:sz w:val="20"/>
-                <w:szCs w:val="20"/>
-              </w:rPr>
-              <w:t>FullStack</w:t>
-            </w:r>
-            <w:proofErr w:type="spellEnd"/>
-            <w:r>
-              <w:rPr>
-                <w:i/>
-                <w:iCs/>
-                <w:color w:val="548DD4"/>
-                <w:sz w:val="20"/>
-                <w:szCs w:val="20"/>
-              </w:rPr>
-              <w:t xml:space="preserve"> y Bases de Datos son críticas para construir un sistema funcional, mientras que la Ética Profesional asegura el manejo responsable de la información comercial del cliente.</w:t>
-            </w:r>
-          </w:p>
-        </w:tc>
-      </w:tr>
-      <w:tr>
-        <w:trPr>
-          <w:trHeight w:val="866"/>
-        </w:trPr>
-        <w:tc>
-          <w:tcPr>
-            <w:tcW w:w="2386" w:type="dxa"/>
-            <w:vAlign w:val="center"/>
-          </w:tcPr>
-          <w:p>
-            <w:pPr>
-              <w:rPr>
-                <w:color w:val="1F3864"/>
-              </w:rPr>
-            </w:pPr>
-            <w:r>
-              <w:rPr>
-                <w:color w:val="1F3864"/>
-              </w:rPr>
-              <w:lastRenderedPageBreak/>
-              <w:t>Relación con los intereses profesionales</w:t>
-            </w:r>
-          </w:p>
-        </w:tc>
-        <w:tc>
-          <w:tcPr>
-            <w:tcW w:w="7112" w:type="dxa"/>
-            <w:vAlign w:val="center"/>
-          </w:tcPr>
-          <w:p>
-            <w:pPr>
-              <w:jc w:val="both"/>
-              <w:rPr>
-                <w:i/>
-                <w:iCs/>
-                <w:color w:val="548DD4"/>
-                <w:sz w:val="20"/>
-                <w:szCs w:val="20"/>
-              </w:rPr>
-            </w:pPr>
-            <w:r>
-              <w:rPr>
-                <w:i/>
-                <w:iCs/>
-                <w:color w:val="548DD4"/>
-                <w:sz w:val="20"/>
-                <w:szCs w:val="20"/>
-              </w:rPr>
-              <w:t>Nuestro interés profesional se centra en el Desarrollo Back-</w:t>
-            </w:r>
-            <w:proofErr w:type="spellStart"/>
-            <w:r>
-              <w:rPr>
-                <w:i/>
-                <w:iCs/>
-                <w:color w:val="548DD4"/>
-                <w:sz w:val="20"/>
-                <w:szCs w:val="20"/>
-              </w:rPr>
-              <w:t>End</w:t>
-            </w:r>
-            <w:proofErr w:type="spellEnd"/>
-            <w:r>
-              <w:rPr>
-                <w:i/>
-                <w:iCs/>
-                <w:color w:val="548DD4"/>
-                <w:sz w:val="20"/>
-                <w:szCs w:val="20"/>
-              </w:rPr>
-              <w:t xml:space="preserve"> y la Arquitectura de Software. El proyecto refleja estos intereses al permitirnos diseñar la lógica de negocio y la estructura de datos. Desarrollar este proyecto contribuirá a nuestro perfil profesional al demostrar nuestra capacidad para gestionar proyectos interdisciplinarios y nuestro compromiso con el bien común de la sociedad a través de la tecnología.</w:t>
-            </w:r>
-          </w:p>
-        </w:tc>
-      </w:tr>
-      <w:tr>
-        <w:trPr>
-          <w:trHeight w:val="132"/>
-        </w:trPr>
-        <w:tc>
-          <w:tcPr>
-            <w:tcW w:w="2386" w:type="dxa"/>
-            <w:vAlign w:val="center"/>
-          </w:tcPr>
-          <w:p>
-            <w:pPr>
-              <w:rPr>
-                <w:color w:val="1F3864"/>
-              </w:rPr>
-            </w:pPr>
-            <w:r>
-              <w:rPr>
-                <w:color w:val="1F3864"/>
-              </w:rPr>
-              <w:t>Factibilidad de desarrollo del Proyecto APT</w:t>
-            </w:r>
-          </w:p>
-        </w:tc>
-        <w:tc>
-          <w:tcPr>
-            <w:tcW w:w="7112" w:type="dxa"/>
-            <w:vAlign w:val="center"/>
-          </w:tcPr>
-          <w:p>
-            <w:pPr>
-              <w:jc w:val="both"/>
-              <w:rPr>
-                <w:i/>
-                <w:iCs/>
-                <w:color w:val="548DD4"/>
-                <w:sz w:val="20"/>
-                <w:szCs w:val="20"/>
-              </w:rPr>
-            </w:pPr>
-            <w:r>
-              <w:rPr>
-                <w:i/>
-                <w:iCs/>
-                <w:color w:val="548DD4"/>
-                <w:sz w:val="20"/>
-                <w:szCs w:val="20"/>
-              </w:rPr>
-              <w:t xml:space="preserve">Justifica brevemente por qué es posible desarrollar tu proyecto APT. Considera el tiempo y materiales que necesitas para desarrollarlo, así como los posibles factores externos que podrían dificultar y facilitar su desarrollo.  </w:t>
-            </w:r>
-          </w:p>
-          <w:p>
-            <w:pPr>
-              <w:rPr>
-                <w:i/>
-                <w:iCs/>
-                <w:color w:val="548DD4"/>
-                <w:sz w:val="20"/>
-                <w:szCs w:val="20"/>
-              </w:rPr>
-            </w:pPr>
-            <w:r>
-              <w:rPr>
-                <w:i/>
-                <w:iCs/>
-                <w:color w:val="548DD4"/>
-                <w:sz w:val="20"/>
-                <w:szCs w:val="20"/>
-              </w:rPr>
-              <w:t>¿Por qué crees es posible desarrollar tu Proyecto APT? Para responder esta pregunta debes tener en consideración:</w:t>
-            </w:r>
-          </w:p>
-          <w:p>
-            <w:pPr>
-              <w:numPr>
-                <w:ilvl w:val="0"/>
-                <w:numId w:val="2"/>
-              </w:numPr>
+              <w:t>Factores facilitadores: Los requerimientos claros del cliente y el apoyo de herramientas de IA optimizan el proceso de desarrollo.</w:t>
+            </w:r>
+          </w:p>
+          <w:p>
+            <w:pPr>
               <w:pBdr>
                 <w:top w:val="nil"/>
                 <w:left w:val="nil"/>
@@ -2003,7 +1838,6 @@
                 <w:right w:val="nil"/>
                 <w:between w:val="nil"/>
               </w:pBdr>
-              <w:spacing w:after="0"/>
               <w:rPr>
                 <w:i/>
                 <w:iCs/>
@@ -2020,23 +1854,9 @@
                 <w:sz w:val="20"/>
                 <w:szCs w:val="20"/>
               </w:rPr>
-              <w:t>Duración del semestre</w:t>
-            </w:r>
-          </w:p>
-          <w:p>
-            <w:pPr>
-              <w:numPr>
-                <w:ilvl w:val="0"/>
-                <w:numId w:val="2"/>
-              </w:numPr>
-              <w:pBdr>
-                <w:top w:val="nil"/>
-                <w:left w:val="nil"/>
-                <w:bottom w:val="nil"/>
-                <w:right w:val="nil"/>
-                <w:between w:val="nil"/>
-              </w:pBdr>
-              <w:spacing w:after="0"/>
+              <w:t xml:space="preserve">Factor dificultoso y solución: La integración del lector de facturas (valor agregado) representa un desafío técnico complejo. Para solucionarlo, evitaremos crear un </w:t>
+            </w:r>
+            <w:r>
               <w:rPr>
                 <w:i/>
                 <w:iCs/>
@@ -2044,276 +1864,8 @@
                 <w:sz w:val="20"/>
                 <w:szCs w:val="20"/>
               </w:rPr>
-            </w:pPr>
-            <w:r>
-              <w:rPr>
-                <w:i/>
-                <w:iCs/>
-                <w:color w:val="548DD4"/>
-                <w:sz w:val="20"/>
-                <w:szCs w:val="20"/>
-              </w:rPr>
-              <w:t xml:space="preserve">Horas asignadas a la asignatura </w:t>
-            </w:r>
-          </w:p>
-          <w:p>
-            <w:pPr>
-              <w:numPr>
-                <w:ilvl w:val="0"/>
-                <w:numId w:val="2"/>
-              </w:numPr>
-              <w:pBdr>
-                <w:top w:val="nil"/>
-                <w:left w:val="nil"/>
-                <w:bottom w:val="nil"/>
-                <w:right w:val="nil"/>
-                <w:between w:val="nil"/>
-              </w:pBdr>
-              <w:spacing w:after="0"/>
-              <w:rPr>
-                <w:i/>
-                <w:iCs/>
-                <w:color w:val="548DD4"/>
-                <w:sz w:val="20"/>
-                <w:szCs w:val="20"/>
-              </w:rPr>
-            </w:pPr>
-            <w:r>
-              <w:rPr>
-                <w:i/>
-                <w:iCs/>
-                <w:color w:val="548DD4"/>
-                <w:sz w:val="20"/>
-                <w:szCs w:val="20"/>
-              </w:rPr>
-              <w:t>Materiales requeridos</w:t>
-            </w:r>
-          </w:p>
-          <w:p>
-            <w:pPr>
-              <w:numPr>
-                <w:ilvl w:val="0"/>
-                <w:numId w:val="2"/>
-              </w:numPr>
-              <w:pBdr>
-                <w:top w:val="nil"/>
-                <w:left w:val="nil"/>
-                <w:bottom w:val="nil"/>
-                <w:right w:val="nil"/>
-                <w:between w:val="nil"/>
-              </w:pBdr>
-              <w:spacing w:after="0"/>
-              <w:rPr>
-                <w:i/>
-                <w:iCs/>
-                <w:color w:val="548DD4"/>
-                <w:sz w:val="20"/>
-                <w:szCs w:val="20"/>
-              </w:rPr>
-            </w:pPr>
-            <w:r>
-              <w:rPr>
-                <w:i/>
-                <w:iCs/>
-                <w:color w:val="548DD4"/>
-                <w:sz w:val="20"/>
-                <w:szCs w:val="20"/>
-              </w:rPr>
-              <w:t xml:space="preserve">Factores externos que facilitan su desarrollo </w:t>
-            </w:r>
-          </w:p>
-          <w:p>
-            <w:pPr>
-              <w:numPr>
-                <w:ilvl w:val="0"/>
-                <w:numId w:val="2"/>
-              </w:numPr>
-              <w:pBdr>
-                <w:top w:val="nil"/>
-                <w:left w:val="nil"/>
-                <w:bottom w:val="nil"/>
-                <w:right w:val="nil"/>
-                <w:between w:val="nil"/>
-              </w:pBdr>
-              <w:rPr>
-                <w:i/>
-                <w:iCs/>
-                <w:color w:val="548DD4"/>
-                <w:sz w:val="20"/>
-                <w:szCs w:val="20"/>
-              </w:rPr>
-            </w:pPr>
-            <w:r>
-              <w:rPr>
-                <w:i/>
-                <w:iCs/>
-                <w:color w:val="548DD4"/>
-                <w:sz w:val="20"/>
-                <w:szCs w:val="20"/>
-              </w:rPr>
-              <w:t>Factores externos que dificultan su desarrollo y maneras en que podrías solucionarlos</w:t>
-            </w:r>
-          </w:p>
-          <w:p>
-            <w:pPr>
-              <w:pBdr>
-                <w:top w:val="nil"/>
-                <w:left w:val="nil"/>
-                <w:bottom w:val="nil"/>
-                <w:right w:val="nil"/>
-                <w:between w:val="nil"/>
-              </w:pBdr>
-              <w:rPr>
-                <w:i/>
-                <w:iCs/>
-                <w:color w:val="548DD4"/>
-                <w:sz w:val="20"/>
-                <w:szCs w:val="20"/>
-              </w:rPr>
-            </w:pPr>
-            <w:r>
-              <w:rPr>
-                <w:i/>
-                <w:iCs/>
-                <w:color w:val="548DD4"/>
-                <w:sz w:val="20"/>
-                <w:szCs w:val="20"/>
-              </w:rPr>
-              <w:t>Es posible desarrollar el proyecto dentro del plazo establecido gracias a la siguiente planificación y gestión de recursos:</w:t>
-            </w:r>
-          </w:p>
-          <w:p>
-            <w:pPr>
-              <w:pBdr>
-                <w:top w:val="nil"/>
-                <w:left w:val="nil"/>
-                <w:bottom w:val="nil"/>
-                <w:right w:val="nil"/>
-                <w:between w:val="nil"/>
-              </w:pBdr>
-              <w:rPr>
-                <w:i/>
-                <w:iCs/>
-                <w:color w:val="548DD4"/>
-                <w:sz w:val="20"/>
-                <w:szCs w:val="20"/>
-              </w:rPr>
-            </w:pPr>
-            <w:r>
-              <w:rPr>
-                <w:i/>
-                <w:iCs/>
-                <w:color w:val="548DD4"/>
-                <w:sz w:val="20"/>
-                <w:szCs w:val="20"/>
-              </w:rPr>
-              <w:t>Tiempo: El semestre se extiende del 10 de agosto al 23 de noviembre de 2026, con clases los lunes de 8:30 a 12:10, lo que proporciona el tiempo necesario de trabajo guiado y autónomo.</w:t>
-            </w:r>
-          </w:p>
-          <w:p>
-            <w:pPr>
-              <w:pBdr>
-                <w:top w:val="nil"/>
-                <w:left w:val="nil"/>
-                <w:bottom w:val="nil"/>
-                <w:right w:val="nil"/>
-                <w:between w:val="nil"/>
-              </w:pBdr>
-              <w:rPr>
-                <w:i/>
-                <w:iCs/>
-                <w:color w:val="548DD4"/>
-                <w:sz w:val="20"/>
-                <w:szCs w:val="20"/>
-              </w:rPr>
-            </w:pPr>
-            <w:r>
-              <w:rPr>
-                <w:i/>
-                <w:iCs/>
-                <w:color w:val="548DD4"/>
-                <w:sz w:val="20"/>
-                <w:szCs w:val="20"/>
-              </w:rPr>
-              <w:t>Materiales: Contamos con computadores, editores de código, internet, periféricos y la retroalimentación constante del profesor.</w:t>
-            </w:r>
-          </w:p>
-          <w:p>
-            <w:pPr>
-              <w:pBdr>
-                <w:top w:val="nil"/>
-                <w:left w:val="nil"/>
-                <w:bottom w:val="nil"/>
-                <w:right w:val="nil"/>
-                <w:between w:val="nil"/>
-              </w:pBdr>
-              <w:rPr>
-                <w:i/>
-                <w:iCs/>
-                <w:color w:val="548DD4"/>
-                <w:sz w:val="20"/>
-                <w:szCs w:val="20"/>
-              </w:rPr>
-            </w:pPr>
-            <w:r>
-              <w:rPr>
-                <w:i/>
-                <w:iCs/>
-                <w:color w:val="548DD4"/>
-                <w:sz w:val="20"/>
-                <w:szCs w:val="20"/>
-              </w:rPr>
-              <w:t>Factores facilitadores: Los requerimientos claros del cliente y el apoyo de herramientas de IA optimizan el proceso de desarrollo.</w:t>
-            </w:r>
-          </w:p>
-          <w:p>
-            <w:pPr>
-              <w:pBdr>
-                <w:top w:val="nil"/>
-                <w:left w:val="nil"/>
-                <w:bottom w:val="nil"/>
-                <w:right w:val="nil"/>
-                <w:between w:val="nil"/>
-              </w:pBdr>
-              <w:rPr>
-                <w:i/>
-                <w:iCs/>
-                <w:color w:val="548DD4"/>
-                <w:sz w:val="20"/>
-                <w:szCs w:val="20"/>
-              </w:rPr>
-            </w:pPr>
-            <w:r>
-              <w:rPr>
-                <w:i/>
-                <w:iCs/>
-                <w:color w:val="548DD4"/>
-                <w:sz w:val="20"/>
-                <w:szCs w:val="20"/>
-              </w:rPr>
-              <w:t xml:space="preserve">Factor dificultoso y solución: La integración del lector de facturas (valor agregado) representa un desafío técnico complejo. Para solucionarlo, evitaremos crear un motor desde cero utilizando </w:t>
-            </w:r>
-            <w:proofErr w:type="spellStart"/>
-            <w:r>
-              <w:rPr>
-                <w:i/>
-                <w:iCs/>
-                <w:color w:val="548DD4"/>
-                <w:sz w:val="20"/>
-                <w:szCs w:val="20"/>
-              </w:rPr>
-              <w:t>APIs</w:t>
-            </w:r>
-            <w:proofErr w:type="spellEnd"/>
-            <w:r>
-              <w:rPr>
-                <w:i/>
-                <w:iCs/>
-                <w:color w:val="548DD4"/>
-                <w:sz w:val="20"/>
-                <w:szCs w:val="20"/>
-              </w:rPr>
-              <w:t xml:space="preserve"> o librerías externas especializadas, y aplicaremos un enfoque de MVP comenzando con formatos digitales estándar como PDF y XML.</w:t>
+              <w:lastRenderedPageBreak/>
+              <w:t>motor desde cero utilizando APIs o librerías externas especializadas, y aplicaremos un enfoque de MVP comenzando con formatos digitales estándar como PDF y XML.</w:t>
             </w:r>
           </w:p>
         </w:tc>
@@ -2553,28 +2105,6 @@
                 <w:sz w:val="20"/>
                 <w:szCs w:val="20"/>
               </w:rPr>
-              <w:t>Describe el o los objetivos generales de tu trabajo. Estos representan las grandes metas del proyecto que realizarás, de manera que te servirán de guía para que, una vez finalizado todo el proceso, puedas contrastar el resultado con lo planificado y así ver en qué medida fue posible cumplirlo.</w:t>
-            </w:r>
-          </w:p>
-          <w:p>
-            <w:pPr>
-              <w:jc w:val="both"/>
-              <w:rPr>
-                <w:i/>
-                <w:iCs/>
-                <w:color w:val="548DD4"/>
-                <w:sz w:val="20"/>
-                <w:szCs w:val="20"/>
-              </w:rPr>
-            </w:pPr>
-            <w:r>
-              <w:rPr>
-                <w:i/>
-                <w:iCs/>
-                <w:color w:val="548DD4"/>
-                <w:sz w:val="20"/>
-                <w:szCs w:val="20"/>
-              </w:rPr>
               <w:t>Diseñar e implementar una plataforma web de punto de venta (POS) y gestión de inventario para la tienda 'Girasol', utilizando una arquitectura de tres capas con el propósito de optimizar los tiempos de atención al cliente, automatizar el control de stock en tiempo real y garantizar un registro confiable de las operaciones comerciales.</w:t>
             </w:r>
           </w:p>
@@ -2608,28 +2138,6 @@
             <w:tcW w:w="6860" w:type="dxa"/>
             <w:vAlign w:val="center"/>
           </w:tcPr>
-          <w:p>
-            <w:pPr>
-              <w:jc w:val="both"/>
-              <w:rPr>
-                <w:i/>
-                <w:iCs/>
-                <w:color w:val="548DD4"/>
-                <w:sz w:val="20"/>
-                <w:szCs w:val="20"/>
-              </w:rPr>
-            </w:pPr>
-            <w:r>
-              <w:rPr>
-                <w:i/>
-                <w:iCs/>
-                <w:color w:val="548DD4"/>
-                <w:sz w:val="20"/>
-                <w:szCs w:val="20"/>
-              </w:rPr>
-              <w:t>Describe los objetivos específicos del proyecto. Estos permiten aterrizar el trabajo y trazar procedimientos concretos a seguir. Se desprenden del objetivo general.</w:t>
-            </w:r>
-          </w:p>
           <w:p>
             <w:pPr>
               <w:jc w:val="both"/>
@@ -2952,51 +2460,7 @@
                 <w:sz w:val="20"/>
                 <w:szCs w:val="20"/>
               </w:rPr>
-              <w:t xml:space="preserve"> para gestionar el trabajo mediante un flujo continuo e incremental. Se desarrollará el sistema de 3 capas mientras se generan los artefactos requeridos (</w:t>
-            </w:r>
-            <w:proofErr w:type="spellStart"/>
-            <w:r>
-              <w:rPr>
-                <w:i/>
-                <w:iCs/>
-                <w:color w:val="548DD4"/>
-                <w:sz w:val="20"/>
-                <w:szCs w:val="20"/>
-              </w:rPr>
-              <w:t>Product</w:t>
-            </w:r>
-            <w:proofErr w:type="spellEnd"/>
-            <w:r>
-              <w:rPr>
-                <w:i/>
-                <w:iCs/>
-                <w:color w:val="548DD4"/>
-                <w:sz w:val="20"/>
-                <w:szCs w:val="20"/>
-              </w:rPr>
-              <w:t xml:space="preserve"> </w:t>
-            </w:r>
-            <w:proofErr w:type="spellStart"/>
-            <w:r>
-              <w:rPr>
-                <w:i/>
-                <w:iCs/>
-                <w:color w:val="548DD4"/>
-                <w:sz w:val="20"/>
-                <w:szCs w:val="20"/>
-              </w:rPr>
-              <w:t>Vision</w:t>
-            </w:r>
-            <w:proofErr w:type="spellEnd"/>
-            <w:r>
-              <w:rPr>
-                <w:i/>
-                <w:iCs/>
-                <w:color w:val="548DD4"/>
-                <w:sz w:val="20"/>
-                <w:szCs w:val="20"/>
-              </w:rPr>
-              <w:t xml:space="preserve">, Backlog, UML, Modelo ER, Docker, Pruebas y Manual Técnico).  </w:t>
+              <w:t xml:space="preserve"> para gestionar el trabajo mediante un flujo continuo e incremental. Se desarrollará el sistema de 3 capas mientras se generan los artefactos requeridos (Product Vision, Backlog, UML, Modelo ER, Docker, Pruebas y Manual Técnico).  </w:t>
             </w:r>
           </w:p>
           <w:p>
@@ -3051,131 +2515,17 @@
                 <w:sz w:val="20"/>
                 <w:szCs w:val="20"/>
               </w:rPr>
-              <w:t xml:space="preserve">Isabel – Líder de Proyecto &amp; </w:t>
-            </w:r>
-            <w:proofErr w:type="spellStart"/>
-            <w:r>
-              <w:rPr>
-                <w:b/>
-                <w:bCs/>
+              <w:t>Isabel – Líder de Proyecto &amp; Frontend:</w:t>
+            </w:r>
+            <w:r>
+              <w:rPr>
                 <w:i/>
                 <w:iCs/>
                 <w:color w:val="548DD4"/>
                 <w:sz w:val="20"/>
                 <w:szCs w:val="20"/>
               </w:rPr>
-              <w:t>Frontend</w:t>
-            </w:r>
-            <w:proofErr w:type="spellEnd"/>
-            <w:r>
-              <w:rPr>
-                <w:b/>
-                <w:bCs/>
-                <w:i/>
-                <w:iCs/>
-                <w:color w:val="548DD4"/>
-                <w:sz w:val="20"/>
-                <w:szCs w:val="20"/>
-              </w:rPr>
-              <w:t>:</w:t>
-            </w:r>
-            <w:r>
-              <w:rPr>
-                <w:i/>
-                <w:iCs/>
-                <w:color w:val="548DD4"/>
-                <w:sz w:val="20"/>
-                <w:szCs w:val="20"/>
-              </w:rPr>
-              <w:t xml:space="preserve"> Gestiona el flujo Kanban. Desarrolla la interfaz en </w:t>
-            </w:r>
-            <w:proofErr w:type="spellStart"/>
-            <w:r>
-              <w:rPr>
-                <w:i/>
-                <w:iCs/>
-                <w:color w:val="548DD4"/>
-                <w:sz w:val="20"/>
-                <w:szCs w:val="20"/>
-              </w:rPr>
-              <w:t>React</w:t>
-            </w:r>
-            <w:proofErr w:type="spellEnd"/>
-            <w:r>
-              <w:rPr>
-                <w:i/>
-                <w:iCs/>
-                <w:color w:val="548DD4"/>
-                <w:sz w:val="20"/>
-                <w:szCs w:val="20"/>
-              </w:rPr>
-              <w:t xml:space="preserve"> (Vite + </w:t>
-            </w:r>
-            <w:proofErr w:type="spellStart"/>
-            <w:r>
-              <w:rPr>
-                <w:i/>
-                <w:iCs/>
-                <w:color w:val="548DD4"/>
-                <w:sz w:val="20"/>
-                <w:szCs w:val="20"/>
-              </w:rPr>
-              <w:t>Tailwind</w:t>
-            </w:r>
-            <w:proofErr w:type="spellEnd"/>
-            <w:r>
-              <w:rPr>
-                <w:i/>
-                <w:iCs/>
-                <w:color w:val="548DD4"/>
-                <w:sz w:val="20"/>
-                <w:szCs w:val="20"/>
-              </w:rPr>
-              <w:t xml:space="preserve">) y la orquestación nativa en </w:t>
-            </w:r>
-            <w:proofErr w:type="spellStart"/>
-            <w:r>
-              <w:rPr>
-                <w:i/>
-                <w:iCs/>
-                <w:color w:val="548DD4"/>
-                <w:sz w:val="20"/>
-                <w:szCs w:val="20"/>
-              </w:rPr>
-              <w:t>Tauri</w:t>
-            </w:r>
-            <w:proofErr w:type="spellEnd"/>
-            <w:r>
-              <w:rPr>
-                <w:i/>
-                <w:iCs/>
-                <w:color w:val="548DD4"/>
-                <w:sz w:val="20"/>
-                <w:szCs w:val="20"/>
-              </w:rPr>
-              <w:t xml:space="preserve"> (</w:t>
-            </w:r>
-            <w:proofErr w:type="spellStart"/>
-            <w:r>
-              <w:rPr>
-                <w:i/>
-                <w:iCs/>
-                <w:color w:val="548DD4"/>
-                <w:sz w:val="20"/>
-                <w:szCs w:val="20"/>
-              </w:rPr>
-              <w:t>Rust</w:t>
-            </w:r>
-            <w:proofErr w:type="spellEnd"/>
-            <w:r>
-              <w:rPr>
-                <w:i/>
-                <w:iCs/>
-                <w:color w:val="548DD4"/>
-                <w:sz w:val="20"/>
-                <w:szCs w:val="20"/>
-              </w:rPr>
-              <w:t>).</w:t>
+              <w:t xml:space="preserve"> Gestiona el flujo Kanban. Desarrolla la interfaz en React (Vite + Tailwind) y la orquestación nativa en Tauri (Rust).</w:t>
             </w:r>
           </w:p>
           <w:p>
@@ -3203,77 +2553,17 @@
                 <w:sz w:val="20"/>
                 <w:szCs w:val="20"/>
               </w:rPr>
-              <w:t>Matías</w:t>
-            </w:r>
-            <w:r>
-              <w:rPr>
-                <w:b/>
-                <w:bCs/>
+              <w:t>Matías – Backend &amp; Hardware:</w:t>
+            </w:r>
+            <w:r>
+              <w:rPr>
                 <w:i/>
                 <w:iCs/>
                 <w:color w:val="548DD4"/>
                 <w:sz w:val="20"/>
                 <w:szCs w:val="20"/>
               </w:rPr>
-              <w:t xml:space="preserve"> – </w:t>
-            </w:r>
-            <w:proofErr w:type="spellStart"/>
-            <w:r>
-              <w:rPr>
-                <w:b/>
-                <w:bCs/>
-                <w:i/>
-                <w:iCs/>
-                <w:color w:val="548DD4"/>
-                <w:sz w:val="20"/>
-                <w:szCs w:val="20"/>
-              </w:rPr>
-              <w:t>Backend</w:t>
-            </w:r>
-            <w:proofErr w:type="spellEnd"/>
-            <w:r>
-              <w:rPr>
-                <w:b/>
-                <w:bCs/>
-                <w:i/>
-                <w:iCs/>
-                <w:color w:val="548DD4"/>
-                <w:sz w:val="20"/>
-                <w:szCs w:val="20"/>
-              </w:rPr>
-              <w:t xml:space="preserve"> &amp; Hardware:</w:t>
-            </w:r>
-            <w:r>
-              <w:rPr>
-                <w:i/>
-                <w:iCs/>
-                <w:color w:val="548DD4"/>
-                <w:sz w:val="20"/>
-                <w:szCs w:val="20"/>
-              </w:rPr>
-              <w:t xml:space="preserve"> Desarrolla la API en Python (</w:t>
-            </w:r>
-            <w:proofErr w:type="spellStart"/>
-            <w:r>
-              <w:rPr>
-                <w:i/>
-                <w:iCs/>
-                <w:color w:val="548DD4"/>
-                <w:sz w:val="20"/>
-                <w:szCs w:val="20"/>
-              </w:rPr>
-              <w:t>FastAPI</w:t>
-            </w:r>
-            <w:proofErr w:type="spellEnd"/>
-            <w:r>
-              <w:rPr>
-                <w:i/>
-                <w:iCs/>
-                <w:color w:val="548DD4"/>
-                <w:sz w:val="20"/>
-                <w:szCs w:val="20"/>
-              </w:rPr>
-              <w:t>), la base de datos SQLite, la integración con periféricos (impresora térmica y escáner) y Docker.</w:t>
+              <w:t xml:space="preserve"> Desarrolla la API en Python (FastAPI), la base de datos SQLite, la integración con periféricos (impresora térmica y escáner) y Docker.</w:t>
             </w:r>
           </w:p>
           <w:p>
@@ -3301,73 +2591,17 @@
                 <w:sz w:val="20"/>
                 <w:szCs w:val="20"/>
               </w:rPr>
-              <w:t>Bárbara</w:t>
-            </w:r>
-            <w:r>
-              <w:rPr>
-                <w:b/>
-                <w:bCs/>
+              <w:t>Bárbara– Documentación &amp; QA:</w:t>
+            </w:r>
+            <w:r>
+              <w:rPr>
                 <w:i/>
                 <w:iCs/>
                 <w:color w:val="548DD4"/>
                 <w:sz w:val="20"/>
                 <w:szCs w:val="20"/>
               </w:rPr>
-              <w:t>– Documentación &amp; QA:</w:t>
-            </w:r>
-            <w:r>
-              <w:rPr>
-                <w:i/>
-                <w:iCs/>
-                <w:color w:val="548DD4"/>
-                <w:sz w:val="20"/>
-                <w:szCs w:val="20"/>
-              </w:rPr>
-              <w:t xml:space="preserve"> Elabora los documentos institucionales (</w:t>
-            </w:r>
-            <w:proofErr w:type="spellStart"/>
-            <w:r>
-              <w:rPr>
-                <w:i/>
-                <w:iCs/>
-                <w:color w:val="548DD4"/>
-                <w:sz w:val="20"/>
-                <w:szCs w:val="20"/>
-              </w:rPr>
-              <w:t>Product</w:t>
-            </w:r>
-            <w:proofErr w:type="spellEnd"/>
-            <w:r>
-              <w:rPr>
-                <w:i/>
-                <w:iCs/>
-                <w:color w:val="548DD4"/>
-                <w:sz w:val="20"/>
-                <w:szCs w:val="20"/>
-              </w:rPr>
-              <w:t xml:space="preserve"> </w:t>
-            </w:r>
-            <w:proofErr w:type="spellStart"/>
-            <w:r>
-              <w:rPr>
-                <w:i/>
-                <w:iCs/>
-                <w:color w:val="548DD4"/>
-                <w:sz w:val="20"/>
-                <w:szCs w:val="20"/>
-              </w:rPr>
-              <w:t>Vision</w:t>
-            </w:r>
-            <w:proofErr w:type="spellEnd"/>
-            <w:r>
-              <w:rPr>
-                <w:i/>
-                <w:iCs/>
-                <w:color w:val="548DD4"/>
-                <w:sz w:val="20"/>
-                <w:szCs w:val="20"/>
-              </w:rPr>
-              <w:t>, Backlog, UML, ER), ejecuta el plan de pruebas continuas y redacta el manual técnico.</w:t>
+              <w:t xml:space="preserve"> Elabora los documentos institucionales (Product Vision, Backlog, UML, ER), ejecuta el plan de pruebas continuas y redacta el manual técnico.</w:t>
             </w:r>
           </w:p>
           <w:p>
@@ -3760,19 +2994,11 @@
                 <w:color w:val="1F3864"/>
               </w:rPr>
             </w:pPr>
-            <w:proofErr w:type="spellStart"/>
-            <w:r>
-              <w:rPr>
-                <w:color w:val="1F3864"/>
-              </w:rPr>
-              <w:t>Autoevaluacion</w:t>
-            </w:r>
-            <w:proofErr w:type="spellEnd"/>
-            <w:r>
-              <w:rPr>
-                <w:color w:val="1F3864"/>
-              </w:rPr>
-              <w:t xml:space="preserve"> Competencias</w:t>
+            <w:r>
+              <w:rPr>
+                <w:color w:val="1F3864"/>
+              </w:rPr>
+              <w:t>Autoevaluacion Competencias</w:t>
             </w:r>
           </w:p>
         </w:tc>
@@ -3917,16 +3143,8 @@
               <w:rPr>
                 <w:color w:val="1F3864"/>
               </w:rPr>
-              <w:t xml:space="preserve">Diario </w:t>
-            </w:r>
-            <w:proofErr w:type="spellStart"/>
-            <w:r>
-              <w:rPr>
-                <w:color w:val="1F3864"/>
-              </w:rPr>
-              <w:t>Reflexion</w:t>
-            </w:r>
-            <w:proofErr w:type="spellEnd"/>
+              <w:t>Diario Reflexion</w:t>
+            </w:r>
           </w:p>
         </w:tc>
         <w:tc>
@@ -4068,14 +3286,12 @@
                 <w:color w:val="1F3864"/>
               </w:rPr>
             </w:pPr>
-            <w:proofErr w:type="spellStart"/>
             <w:r>
               <w:rPr>
                 <w:color w:val="1F3864"/>
               </w:rPr>
               <w:t>Autoevaluacion</w:t>
             </w:r>
-            <w:proofErr w:type="spellEnd"/>
           </w:p>
         </w:tc>
         <w:tc>
@@ -4859,21 +4075,7 @@
               <w:rPr>
                 <w:color w:val="1F3864"/>
               </w:rPr>
-              <w:t xml:space="preserve">Nombre </w:t>
-            </w:r>
-            <w:proofErr w:type="gramStart"/>
-            <w:r>
-              <w:rPr>
-                <w:color w:val="1F3864"/>
-              </w:rPr>
-              <w:t>de  Actividades</w:t>
-            </w:r>
-            <w:proofErr w:type="gramEnd"/>
-            <w:r>
-              <w:rPr>
-                <w:color w:val="1F3864"/>
-              </w:rPr>
-              <w:t>/Tareas</w:t>
+              <w:t>Nombre de  Actividades/Tareas</w:t>
             </w:r>
           </w:p>
         </w:tc>
@@ -5317,29 +4519,7 @@
                 <w:sz w:val="18"/>
                 <w:szCs w:val="18"/>
               </w:rPr>
-              <w:t xml:space="preserve">Computador, herramientas de diagramación (ej. </w:t>
-            </w:r>
-            <w:proofErr w:type="spellStart"/>
-            <w:r>
-              <w:rPr>
-                <w:i/>
-                <w:iCs/>
-                <w:color w:val="548DD4"/>
-                <w:sz w:val="18"/>
-                <w:szCs w:val="18"/>
-              </w:rPr>
-              <w:t>Figma</w:t>
-            </w:r>
-            <w:proofErr w:type="spellEnd"/>
-            <w:r>
-              <w:rPr>
-                <w:i/>
-                <w:iCs/>
-                <w:color w:val="548DD4"/>
-                <w:sz w:val="18"/>
-                <w:szCs w:val="18"/>
-              </w:rPr>
-              <w:t>, Draw.io).</w:t>
+              <w:t>Computador, herramientas de diagramación (ej. Figma, Draw.io).</w:t>
             </w:r>
           </w:p>
         </w:tc>
@@ -5982,29 +5162,7 @@
                 <w:sz w:val="18"/>
                 <w:szCs w:val="18"/>
               </w:rPr>
-              <w:t xml:space="preserve">Implementar el </w:t>
-            </w:r>
-            <w:proofErr w:type="spellStart"/>
-            <w:r>
-              <w:rPr>
-                <w:i/>
-                <w:iCs/>
-                <w:color w:val="548DD4"/>
-                <w:sz w:val="18"/>
-                <w:szCs w:val="18"/>
-              </w:rPr>
-              <w:t>backend</w:t>
-            </w:r>
-            <w:proofErr w:type="spellEnd"/>
-            <w:r>
-              <w:rPr>
-                <w:i/>
-                <w:iCs/>
-                <w:color w:val="548DD4"/>
-                <w:sz w:val="18"/>
-                <w:szCs w:val="18"/>
-              </w:rPr>
-              <w:t xml:space="preserve"> para registrar ingresos, mermas y salidas de prendas, asegurando la actualización en tiempo real.</w:t>
+              <w:t>Implementar el backend para registrar ingresos, mermas y salidas de prendas, asegurando la actualización en tiempo real.</w:t>
             </w:r>
           </w:p>
         </w:tc>
@@ -6031,31 +5189,8 @@
                 <w:sz w:val="18"/>
                 <w:szCs w:val="18"/>
               </w:rPr>
-              <w:t xml:space="preserve">IDE (VS </w:t>
-            </w:r>
-            <w:proofErr w:type="spellStart"/>
-            <w:r>
-              <w:rPr>
-                <w:i/>
-                <w:iCs/>
-                <w:color w:val="548DD4"/>
-                <w:sz w:val="18"/>
-                <w:szCs w:val="18"/>
-              </w:rPr>
-              <w:t>Code</w:t>
-            </w:r>
-            <w:proofErr w:type="spellEnd"/>
-            <w:r>
-              <w:rPr>
-                <w:i/>
-                <w:iCs/>
-                <w:color w:val="548DD4"/>
-                <w:sz w:val="18"/>
-                <w:szCs w:val="18"/>
-              </w:rPr>
-              <w:t xml:space="preserve">), Python, </w:t>
-            </w:r>
-            <w:proofErr w:type="spellStart"/>
+              <w:t xml:space="preserve">IDE (VS Code), Python, </w:t>
+            </w:r>
             <w:r>
               <w:rPr>
                 <w:i/>
@@ -6066,7 +5201,6 @@
               </w:rPr>
               <w:t>SQlite</w:t>
             </w:r>
-            <w:proofErr w:type="spellEnd"/>
             <w:r>
               <w:rPr>
                 <w:i/>
@@ -6298,31 +5432,8 @@
                 <w:sz w:val="18"/>
                 <w:szCs w:val="18"/>
               </w:rPr>
-              <w:t xml:space="preserve">IDE (VS </w:t>
-            </w:r>
-            <w:proofErr w:type="spellStart"/>
-            <w:r>
-              <w:rPr>
-                <w:i/>
-                <w:iCs/>
-                <w:color w:val="548DD4"/>
-                <w:sz w:val="18"/>
-                <w:szCs w:val="18"/>
-              </w:rPr>
-              <w:t>Code</w:t>
-            </w:r>
-            <w:proofErr w:type="spellEnd"/>
-            <w:r>
-              <w:rPr>
-                <w:i/>
-                <w:iCs/>
-                <w:color w:val="548DD4"/>
-                <w:sz w:val="18"/>
-                <w:szCs w:val="18"/>
-              </w:rPr>
-              <w:t xml:space="preserve">), Python, </w:t>
-            </w:r>
-            <w:proofErr w:type="spellStart"/>
+              <w:t xml:space="preserve">IDE (VS Code), Python, </w:t>
+            </w:r>
             <w:r>
               <w:rPr>
                 <w:i/>
@@ -6333,7 +5444,6 @@
               </w:rPr>
               <w:t>React</w:t>
             </w:r>
-            <w:proofErr w:type="spellEnd"/>
             <w:r>
               <w:rPr>
                 <w:i/>
@@ -6489,29 +5599,7 @@
                 <w:sz w:val="18"/>
                 <w:szCs w:val="18"/>
               </w:rPr>
-              <w:t>Desarrollo de la interfaz de usuario (</w:t>
-            </w:r>
-            <w:proofErr w:type="spellStart"/>
-            <w:r>
-              <w:rPr>
-                <w:i/>
-                <w:iCs/>
-                <w:color w:val="548DD4"/>
-                <w:sz w:val="18"/>
-                <w:szCs w:val="18"/>
-              </w:rPr>
-              <w:t>Frontend</w:t>
-            </w:r>
-            <w:proofErr w:type="spellEnd"/>
-            <w:r>
-              <w:rPr>
-                <w:i/>
-                <w:iCs/>
-                <w:color w:val="548DD4"/>
-                <w:sz w:val="18"/>
-                <w:szCs w:val="18"/>
-              </w:rPr>
-              <w:t>)</w:t>
+              <w:t>Desarrollo de la interfaz de usuario (Frontend)</w:t>
             </w:r>
           </w:p>
         </w:tc>
@@ -6565,73 +5653,7 @@
                 <w:sz w:val="18"/>
                 <w:szCs w:val="18"/>
               </w:rPr>
-              <w:t xml:space="preserve">IDE, </w:t>
-            </w:r>
-            <w:proofErr w:type="spellStart"/>
-            <w:r>
-              <w:rPr>
-                <w:i/>
-                <w:iCs/>
-                <w:color w:val="548DD4"/>
-                <w:sz w:val="18"/>
-                <w:szCs w:val="18"/>
-              </w:rPr>
-              <w:t>React</w:t>
-            </w:r>
-            <w:proofErr w:type="spellEnd"/>
-            <w:r>
-              <w:rPr>
-                <w:i/>
-                <w:iCs/>
-                <w:color w:val="548DD4"/>
-                <w:sz w:val="18"/>
-                <w:szCs w:val="18"/>
-              </w:rPr>
-              <w:t xml:space="preserve">, </w:t>
-            </w:r>
-            <w:proofErr w:type="spellStart"/>
-            <w:r>
-              <w:rPr>
-                <w:i/>
-                <w:iCs/>
-                <w:color w:val="548DD4"/>
-                <w:sz w:val="18"/>
-                <w:szCs w:val="18"/>
-              </w:rPr>
-              <w:t>rust</w:t>
-            </w:r>
-            <w:proofErr w:type="spellEnd"/>
-            <w:r>
-              <w:rPr>
-                <w:i/>
-                <w:iCs/>
-                <w:color w:val="548DD4"/>
-                <w:sz w:val="18"/>
-                <w:szCs w:val="18"/>
-              </w:rPr>
-              <w:t xml:space="preserve"> y </w:t>
-            </w:r>
-            <w:proofErr w:type="spellStart"/>
-            <w:r>
-              <w:rPr>
-                <w:i/>
-                <w:iCs/>
-                <w:color w:val="548DD4"/>
-                <w:sz w:val="18"/>
-                <w:szCs w:val="18"/>
-              </w:rPr>
-              <w:t>Github</w:t>
-            </w:r>
-            <w:proofErr w:type="spellEnd"/>
-            <w:r>
-              <w:rPr>
-                <w:i/>
-                <w:iCs/>
-                <w:color w:val="548DD4"/>
-                <w:sz w:val="18"/>
-                <w:szCs w:val="18"/>
-              </w:rPr>
-              <w:t>.</w:t>
+              <w:t>IDE, React, rust y Github.</w:t>
             </w:r>
           </w:p>
         </w:tc>
@@ -7055,42 +6077,8 @@
                 <w:sz w:val="18"/>
                 <w:szCs w:val="18"/>
               </w:rPr>
-              <w:t xml:space="preserve">Entorno de pruebas, </w:t>
-            </w:r>
-            <w:proofErr w:type="spellStart"/>
-            <w:r>
-              <w:rPr>
-                <w:i/>
-                <w:iCs/>
-                <w:color w:val="548DD4"/>
-                <w:sz w:val="18"/>
-                <w:szCs w:val="18"/>
-              </w:rPr>
-              <w:t>framework</w:t>
-            </w:r>
-            <w:proofErr w:type="spellEnd"/>
-            <w:r>
-              <w:rPr>
-                <w:i/>
-                <w:iCs/>
-                <w:color w:val="548DD4"/>
-                <w:sz w:val="18"/>
-                <w:szCs w:val="18"/>
-              </w:rPr>
-              <w:t xml:space="preserve"> de </w:t>
-            </w:r>
-            <w:proofErr w:type="spellStart"/>
-            <w:r>
-              <w:rPr>
-                <w:i/>
-                <w:iCs/>
-                <w:color w:val="548DD4"/>
-                <w:sz w:val="18"/>
-                <w:szCs w:val="18"/>
-              </w:rPr>
-              <w:t>testing</w:t>
-            </w:r>
-            <w:proofErr w:type="spellEnd"/>
+              <w:t>Entorno de pruebas, framework de testing</w:t>
+            </w:r>
           </w:p>
         </w:tc>
         <w:tc>

--- a/Fase 1/Evidencias Grupales/1.5_GuiaEstudiante_Fase 1_Definicion Proyecto APT.docx
+++ b/Fase 1/Evidencias Grupales/1.5_GuiaEstudiante_Fase 1_Definicion Proyecto APT.docx
@@ -4001,8 +4001,8 @@
         <w:gridCol w:w="1580"/>
         <w:gridCol w:w="1580"/>
         <w:gridCol w:w="1580"/>
-        <w:gridCol w:w="1580"/>
-        <w:gridCol w:w="1580"/>
+        <w:gridCol w:w="1330"/>
+        <w:gridCol w:w="1830"/>
         <w:gridCol w:w="1581"/>
       </w:tblGrid>
       <w:tr>
@@ -4121,7 +4121,7 @@
         </w:tc>
         <w:tc>
           <w:tcPr>
-            <w:tcW w:w="1580" w:type="dxa"/>
+            <w:tcW w:w="1330" w:type="dxa"/>
             <w:tcBorders>
               <w:right w:val="single" w:sz="4" w:space="0" w:color="FFFFFF"/>
             </w:tcBorders>
@@ -4152,7 +4152,7 @@
         </w:tc>
         <w:tc>
           <w:tcPr>
-            <w:tcW w:w="1580" w:type="dxa"/>
+            <w:tcW w:w="1830" w:type="dxa"/>
             <w:tcBorders>
               <w:left w:val="single" w:sz="4" w:space="0" w:color="FFFFFF"/>
             </w:tcBorders>
@@ -4314,7 +4314,7 @@
         </w:tc>
         <w:tc>
           <w:tcPr>
-            <w:tcW w:w="1580" w:type="dxa"/>
+            <w:tcW w:w="1330" w:type="dxa"/>
             <w:tcBorders>
               <w:right w:val="single" w:sz="4" w:space="0" w:color="FFFFFF"/>
             </w:tcBorders>
@@ -4356,7 +4356,7 @@
         </w:tc>
         <w:tc>
           <w:tcPr>
-            <w:tcW w:w="1580" w:type="dxa"/>
+            <w:tcW w:w="1830" w:type="dxa"/>
             <w:tcBorders>
               <w:left w:val="single" w:sz="4" w:space="0" w:color="FFFFFF"/>
             </w:tcBorders>
@@ -4525,7 +4525,7 @@
         </w:tc>
         <w:tc>
           <w:tcPr>
-            <w:tcW w:w="1580" w:type="dxa"/>
+            <w:tcW w:w="1330" w:type="dxa"/>
             <w:tcBorders>
               <w:right w:val="single" w:sz="4" w:space="0" w:color="FFFFFF"/>
             </w:tcBorders>
@@ -4555,7 +4555,7 @@
         </w:tc>
         <w:tc>
           <w:tcPr>
-            <w:tcW w:w="1580" w:type="dxa"/>
+            <w:tcW w:w="1830" w:type="dxa"/>
             <w:tcBorders>
               <w:left w:val="single" w:sz="4" w:space="0" w:color="FFFFFF"/>
             </w:tcBorders>
@@ -4792,7 +4792,7 @@
         </w:tc>
         <w:tc>
           <w:tcPr>
-            <w:tcW w:w="1580" w:type="dxa"/>
+            <w:tcW w:w="1330" w:type="dxa"/>
             <w:tcBorders>
               <w:right w:val="single" w:sz="4" w:space="0" w:color="FFFFFF"/>
             </w:tcBorders>
@@ -4822,7 +4822,7 @@
         </w:tc>
         <w:tc>
           <w:tcPr>
-            <w:tcW w:w="1580" w:type="dxa"/>
+            <w:tcW w:w="1830" w:type="dxa"/>
             <w:tcBorders>
               <w:left w:val="single" w:sz="4" w:space="0" w:color="FFFFFF"/>
             </w:tcBorders>
@@ -4993,7 +4993,7 @@
         </w:tc>
         <w:tc>
           <w:tcPr>
-            <w:tcW w:w="1580" w:type="dxa"/>
+            <w:tcW w:w="1330" w:type="dxa"/>
             <w:tcBorders>
               <w:right w:val="single" w:sz="4" w:space="0" w:color="FFFFFF"/>
             </w:tcBorders>
@@ -5023,7 +5023,7 @@
         </w:tc>
         <w:tc>
           <w:tcPr>
-            <w:tcW w:w="1580" w:type="dxa"/>
+            <w:tcW w:w="1830" w:type="dxa"/>
             <w:tcBorders>
               <w:left w:val="single" w:sz="4" w:space="0" w:color="FFFFFF"/>
             </w:tcBorders>
@@ -5215,7 +5215,7 @@
         </w:tc>
         <w:tc>
           <w:tcPr>
-            <w:tcW w:w="1580" w:type="dxa"/>
+            <w:tcW w:w="1330" w:type="dxa"/>
             <w:tcBorders>
               <w:right w:val="single" w:sz="4" w:space="0" w:color="FFFFFF"/>
             </w:tcBorders>
@@ -5245,7 +5245,7 @@
         </w:tc>
         <w:tc>
           <w:tcPr>
-            <w:tcW w:w="1580" w:type="dxa"/>
+            <w:tcW w:w="1830" w:type="dxa"/>
             <w:tcBorders>
               <w:left w:val="single" w:sz="4" w:space="0" w:color="FFFFFF"/>
             </w:tcBorders>
@@ -5458,7 +5458,7 @@
         </w:tc>
         <w:tc>
           <w:tcPr>
-            <w:tcW w:w="1580" w:type="dxa"/>
+            <w:tcW w:w="1330" w:type="dxa"/>
             <w:tcBorders>
               <w:right w:val="single" w:sz="4" w:space="0" w:color="FFFFFF"/>
             </w:tcBorders>
@@ -5488,7 +5488,7 @@
         </w:tc>
         <w:tc>
           <w:tcPr>
-            <w:tcW w:w="1580" w:type="dxa"/>
+            <w:tcW w:w="1830" w:type="dxa"/>
             <w:tcBorders>
               <w:left w:val="single" w:sz="4" w:space="0" w:color="FFFFFF"/>
             </w:tcBorders>
@@ -5659,7 +5659,7 @@
         </w:tc>
         <w:tc>
           <w:tcPr>
-            <w:tcW w:w="1580" w:type="dxa"/>
+            <w:tcW w:w="1330" w:type="dxa"/>
             <w:tcBorders>
               <w:right w:val="single" w:sz="4" w:space="0" w:color="FFFFFF"/>
             </w:tcBorders>
@@ -5689,7 +5689,7 @@
         </w:tc>
         <w:tc>
           <w:tcPr>
-            <w:tcW w:w="1580" w:type="dxa"/>
+            <w:tcW w:w="1830" w:type="dxa"/>
             <w:tcBorders>
               <w:left w:val="single" w:sz="4" w:space="0" w:color="FFFFFF"/>
             </w:tcBorders>
@@ -5872,7 +5872,7 @@
         </w:tc>
         <w:tc>
           <w:tcPr>
-            <w:tcW w:w="1580" w:type="dxa"/>
+            <w:tcW w:w="1330" w:type="dxa"/>
             <w:tcBorders>
               <w:right w:val="single" w:sz="4" w:space="0" w:color="FFFFFF"/>
             </w:tcBorders>
@@ -5896,13 +5896,23 @@
                 <w:sz w:val="18"/>
                 <w:szCs w:val="18"/>
               </w:rPr>
-              <w:t>2 semanas</w:t>
-            </w:r>
-          </w:p>
-        </w:tc>
-        <w:tc>
-          <w:tcPr>
-            <w:tcW w:w="1580" w:type="dxa"/>
+              <w:t>1</w:t>
+            </w:r>
+            <w:r>
+              <w:rPr>
+                <w:i/>
+                <w:iCs/>
+                <w:color w:val="548DD4"/>
+                <w:sz w:val="18"/>
+                <w:szCs w:val="18"/>
+              </w:rPr>
+              <w:t xml:space="preserve"> semana</w:t>
+            </w:r>
+          </w:p>
+        </w:tc>
+        <w:tc>
+          <w:tcPr>
+            <w:tcW w:w="1830" w:type="dxa"/>
             <w:tcBorders>
               <w:left w:val="single" w:sz="4" w:space="0" w:color="FFFFFF"/>
             </w:tcBorders>
@@ -6083,7 +6093,7 @@
         </w:tc>
         <w:tc>
           <w:tcPr>
-            <w:tcW w:w="1580" w:type="dxa"/>
+            <w:tcW w:w="1330" w:type="dxa"/>
             <w:tcBorders>
               <w:right w:val="single" w:sz="4" w:space="0" w:color="FFFFFF"/>
             </w:tcBorders>
@@ -6113,7 +6123,7 @@
         </w:tc>
         <w:tc>
           <w:tcPr>
-            <w:tcW w:w="1580" w:type="dxa"/>
+            <w:tcW w:w="1830" w:type="dxa"/>
             <w:tcBorders>
               <w:left w:val="single" w:sz="4" w:space="0" w:color="FFFFFF"/>
             </w:tcBorders>
@@ -6294,7 +6304,7 @@
         </w:tc>
         <w:tc>
           <w:tcPr>
-            <w:tcW w:w="1580" w:type="dxa"/>
+            <w:tcW w:w="1330" w:type="dxa"/>
             <w:tcBorders>
               <w:right w:val="single" w:sz="4" w:space="0" w:color="FFFFFF"/>
             </w:tcBorders>
@@ -6324,7 +6334,7 @@
         </w:tc>
         <w:tc>
           <w:tcPr>
-            <w:tcW w:w="1580" w:type="dxa"/>
+            <w:tcW w:w="1830" w:type="dxa"/>
             <w:tcBorders>
               <w:left w:val="single" w:sz="4" w:space="0" w:color="FFFFFF"/>
             </w:tcBorders>
@@ -6538,7 +6548,7 @@
         </w:tc>
         <w:tc>
           <w:tcPr>
-            <w:tcW w:w="1580" w:type="dxa"/>
+            <w:tcW w:w="1330" w:type="dxa"/>
             <w:tcBorders>
               <w:right w:val="single" w:sz="4" w:space="0" w:color="FFFFFF"/>
             </w:tcBorders>
@@ -6568,7 +6578,7 @@
         </w:tc>
         <w:tc>
           <w:tcPr>
-            <w:tcW w:w="1580" w:type="dxa"/>
+            <w:tcW w:w="1830" w:type="dxa"/>
             <w:tcBorders>
               <w:left w:val="single" w:sz="4" w:space="0" w:color="FFFFFF"/>
             </w:tcBorders>
@@ -6728,18 +6738,6 @@
         </w:tc>
       </w:tr>
     </w:tbl>
-    <w:p>
-      <w:pPr>
-        <w:spacing w:after="0" w:line="360" w:lineRule="auto"/>
-        <w:jc w:val="both"/>
-        <w:rPr>
-          <w:b/>
-          <w:bCs/>
-          <w:sz w:val="24"/>
-          <w:szCs w:val="24"/>
-        </w:rPr>
-      </w:pPr>
-    </w:p>
     <w:p>
       <w:pPr>
         <w:spacing w:after="0" w:line="360" w:lineRule="auto"/>
@@ -6797,7 +6795,7 @@
         </w:trPr>
         <w:tc>
           <w:tcPr>
-            <w:tcW w:w="1351" w:type="dxa"/>
+            <w:tcW w:w="1350" w:type="dxa"/>
             <w:vMerge w:val="restart"/>
           </w:tcPr>
           <w:p>
@@ -6915,7 +6913,7 @@
         </w:trPr>
         <w:tc>
           <w:tcPr>
-            <w:tcW w:w="1351" w:type="dxa"/>
+            <w:tcW w:w="1350" w:type="dxa"/>
             <w:vMerge/>
           </w:tcPr>
           <w:p>
@@ -7416,28 +7414,28 @@
         </w:trPr>
         <w:tc>
           <w:tcPr>
-            <w:tcW w:w="1351" w:type="dxa"/>
-          </w:tcPr>
-          <w:p>
-            <w:pPr>
-              <w:spacing w:line="360" w:lineRule="auto"/>
-              <w:jc w:val="both"/>
-              <w:rPr>
-                <w:b/>
-                <w:bCs/>
-                <w:sz w:val="16"/>
-                <w:szCs w:val="16"/>
-              </w:rPr>
-            </w:pPr>
-            <w:r>
-              <w:rPr>
-                <w:i/>
-                <w:iCs/>
-                <w:color w:val="548DD4"/>
-                <w:sz w:val="16"/>
-                <w:szCs w:val="16"/>
-              </w:rPr>
-              <w:t>Describe actividades del punto anterior</w:t>
+            <w:tcW w:w="1350" w:type="dxa"/>
+          </w:tcPr>
+          <w:p>
+            <w:pPr>
+              <w:spacing w:line="360" w:lineRule="auto"/>
+              <w:jc w:val="both"/>
+              <w:rPr>
+                <w:b/>
+                <w:bCs/>
+                <w:sz w:val="16"/>
+                <w:szCs w:val="16"/>
+              </w:rPr>
+            </w:pPr>
+            <w:r>
+              <w:rPr>
+                <w:i/>
+                <w:iCs/>
+                <w:color w:val="548DD4"/>
+                <w:sz w:val="18"/>
+                <w:szCs w:val="18"/>
+              </w:rPr>
+              <w:t>Levantamiento y análisis de requerimientos</w:t>
             </w:r>
           </w:p>
         </w:tc>
@@ -7512,6 +7510,7 @@
         <w:tc>
           <w:tcPr>
             <w:tcW w:w="523" w:type="dxa"/>
+            <w:shd w:val="clear" w:color="auto" w:fill="FBE4D5" w:themeFill="accent2" w:themeFillTint="33"/>
           </w:tcPr>
           <w:p>
             <w:pPr>
@@ -7529,6 +7528,7 @@
         <w:tc>
           <w:tcPr>
             <w:tcW w:w="523" w:type="dxa"/>
+            <w:shd w:val="clear" w:color="auto" w:fill="FBE4D5" w:themeFill="accent2" w:themeFillTint="33"/>
           </w:tcPr>
           <w:p>
             <w:pPr>
@@ -7757,19 +7757,29 @@
         </w:trPr>
         <w:tc>
           <w:tcPr>
-            <w:tcW w:w="1351" w:type="dxa"/>
-          </w:tcPr>
-          <w:p>
-            <w:pPr>
-              <w:spacing w:line="360" w:lineRule="auto"/>
-              <w:jc w:val="both"/>
-              <w:rPr>
-                <w:b/>
-                <w:bCs/>
-                <w:sz w:val="16"/>
-                <w:szCs w:val="16"/>
-              </w:rPr>
-            </w:pPr>
+            <w:tcW w:w="1350" w:type="dxa"/>
+          </w:tcPr>
+          <w:p>
+            <w:pPr>
+              <w:spacing w:line="360" w:lineRule="auto"/>
+              <w:jc w:val="both"/>
+              <w:rPr>
+                <w:b/>
+                <w:bCs/>
+                <w:sz w:val="16"/>
+                <w:szCs w:val="16"/>
+              </w:rPr>
+            </w:pPr>
+            <w:r>
+              <w:rPr>
+                <w:i/>
+                <w:iCs/>
+                <w:color w:val="548DD4"/>
+                <w:sz w:val="18"/>
+                <w:szCs w:val="18"/>
+              </w:rPr>
+              <w:t>Definición funcional y prototipado</w:t>
+            </w:r>
           </w:p>
         </w:tc>
         <w:tc>
@@ -7860,6 +7870,7 @@
         <w:tc>
           <w:tcPr>
             <w:tcW w:w="523" w:type="dxa"/>
+            <w:shd w:val="clear" w:color="auto" w:fill="FBE4D5" w:themeFill="accent2" w:themeFillTint="33"/>
           </w:tcPr>
           <w:p>
             <w:pPr>
@@ -7877,6 +7888,7 @@
         <w:tc>
           <w:tcPr>
             <w:tcW w:w="523" w:type="dxa"/>
+            <w:shd w:val="clear" w:color="auto" w:fill="FBE4D5" w:themeFill="accent2" w:themeFillTint="33"/>
           </w:tcPr>
           <w:p>
             <w:pPr>
@@ -7894,6 +7906,7 @@
         <w:tc>
           <w:tcPr>
             <w:tcW w:w="523" w:type="dxa"/>
+            <w:shd w:val="clear" w:color="auto" w:fill="auto"/>
           </w:tcPr>
           <w:p>
             <w:pPr>
@@ -8088,19 +8101,29 @@
         </w:trPr>
         <w:tc>
           <w:tcPr>
-            <w:tcW w:w="1351" w:type="dxa"/>
-          </w:tcPr>
-          <w:p>
-            <w:pPr>
-              <w:spacing w:line="360" w:lineRule="auto"/>
-              <w:jc w:val="both"/>
-              <w:rPr>
-                <w:b/>
-                <w:bCs/>
-                <w:sz w:val="16"/>
-                <w:szCs w:val="16"/>
-              </w:rPr>
-            </w:pPr>
+            <w:tcW w:w="1350" w:type="dxa"/>
+          </w:tcPr>
+          <w:p>
+            <w:pPr>
+              <w:spacing w:line="360" w:lineRule="auto"/>
+              <w:jc w:val="both"/>
+              <w:rPr>
+                <w:b/>
+                <w:bCs/>
+                <w:sz w:val="16"/>
+                <w:szCs w:val="16"/>
+              </w:rPr>
+            </w:pPr>
+            <w:r>
+              <w:rPr>
+                <w:i/>
+                <w:iCs/>
+                <w:color w:val="548DD4"/>
+                <w:sz w:val="18"/>
+                <w:szCs w:val="18"/>
+              </w:rPr>
+              <w:t>Diseño del modelo de datos relacional</w:t>
+            </w:r>
           </w:p>
         </w:tc>
         <w:tc>
@@ -8225,6 +8248,7 @@
         <w:tc>
           <w:tcPr>
             <w:tcW w:w="523" w:type="dxa"/>
+            <w:shd w:val="clear" w:color="auto" w:fill="FBE4D5" w:themeFill="accent2" w:themeFillTint="33"/>
           </w:tcPr>
           <w:p>
             <w:pPr>
@@ -8242,6 +8266,7 @@
         <w:tc>
           <w:tcPr>
             <w:tcW w:w="523" w:type="dxa"/>
+            <w:shd w:val="clear" w:color="auto" w:fill="auto"/>
           </w:tcPr>
           <w:p>
             <w:pPr>
@@ -8344,6 +8369,2768 @@
         <w:tc>
           <w:tcPr>
             <w:tcW w:w="525" w:type="dxa"/>
+          </w:tcPr>
+          <w:p>
+            <w:pPr>
+              <w:spacing w:line="360" w:lineRule="auto"/>
+              <w:jc w:val="both"/>
+              <w:rPr>
+                <w:b/>
+                <w:bCs/>
+                <w:sz w:val="16"/>
+                <w:szCs w:val="16"/>
+              </w:rPr>
+            </w:pPr>
+          </w:p>
+        </w:tc>
+        <w:tc>
+          <w:tcPr>
+            <w:tcW w:w="525" w:type="dxa"/>
+            <w:gridSpan w:val="2"/>
+          </w:tcPr>
+          <w:p>
+            <w:pPr>
+              <w:spacing w:line="360" w:lineRule="auto"/>
+              <w:jc w:val="both"/>
+              <w:rPr>
+                <w:b/>
+                <w:bCs/>
+                <w:sz w:val="16"/>
+                <w:szCs w:val="16"/>
+              </w:rPr>
+            </w:pPr>
+          </w:p>
+        </w:tc>
+        <w:tc>
+          <w:tcPr>
+            <w:tcW w:w="525" w:type="dxa"/>
+          </w:tcPr>
+          <w:p>
+            <w:pPr>
+              <w:spacing w:line="360" w:lineRule="auto"/>
+              <w:jc w:val="both"/>
+              <w:rPr>
+                <w:b/>
+                <w:bCs/>
+                <w:sz w:val="16"/>
+                <w:szCs w:val="16"/>
+              </w:rPr>
+            </w:pPr>
+          </w:p>
+        </w:tc>
+        <w:tc>
+          <w:tcPr>
+            <w:tcW w:w="525" w:type="dxa"/>
+          </w:tcPr>
+          <w:p>
+            <w:pPr>
+              <w:spacing w:line="360" w:lineRule="auto"/>
+              <w:jc w:val="both"/>
+              <w:rPr>
+                <w:b/>
+                <w:bCs/>
+                <w:sz w:val="16"/>
+                <w:szCs w:val="16"/>
+              </w:rPr>
+            </w:pPr>
+          </w:p>
+        </w:tc>
+      </w:tr>
+      <w:tr>
+        <w:trPr>
+          <w:gridAfter w:val="1"/>
+          <w:wAfter w:w="10" w:type="dxa"/>
+          <w:trHeight w:val="294"/>
+        </w:trPr>
+        <w:tc>
+          <w:tcPr>
+            <w:tcW w:w="1350" w:type="dxa"/>
+          </w:tcPr>
+          <w:p>
+            <w:pPr>
+              <w:spacing w:line="360" w:lineRule="auto"/>
+              <w:jc w:val="both"/>
+              <w:rPr>
+                <w:i/>
+                <w:iCs/>
+                <w:color w:val="548DD4"/>
+                <w:sz w:val="18"/>
+                <w:szCs w:val="18"/>
+              </w:rPr>
+            </w:pPr>
+            <w:r>
+              <w:rPr>
+                <w:i/>
+                <w:iCs/>
+                <w:color w:val="548DD4"/>
+                <w:sz w:val="18"/>
+                <w:szCs w:val="18"/>
+              </w:rPr>
+              <w:t>Implementación de base de datos</w:t>
+            </w:r>
+          </w:p>
+        </w:tc>
+        <w:tc>
+          <w:tcPr>
+            <w:tcW w:w="536" w:type="dxa"/>
+          </w:tcPr>
+          <w:p>
+            <w:pPr>
+              <w:spacing w:line="360" w:lineRule="auto"/>
+              <w:jc w:val="both"/>
+              <w:rPr>
+                <w:b/>
+                <w:bCs/>
+                <w:sz w:val="16"/>
+                <w:szCs w:val="16"/>
+              </w:rPr>
+            </w:pPr>
+          </w:p>
+        </w:tc>
+        <w:tc>
+          <w:tcPr>
+            <w:tcW w:w="522" w:type="dxa"/>
+          </w:tcPr>
+          <w:p>
+            <w:pPr>
+              <w:spacing w:line="360" w:lineRule="auto"/>
+              <w:jc w:val="both"/>
+              <w:rPr>
+                <w:b/>
+                <w:bCs/>
+                <w:sz w:val="16"/>
+                <w:szCs w:val="16"/>
+              </w:rPr>
+            </w:pPr>
+          </w:p>
+        </w:tc>
+        <w:tc>
+          <w:tcPr>
+            <w:tcW w:w="523" w:type="dxa"/>
+          </w:tcPr>
+          <w:p>
+            <w:pPr>
+              <w:spacing w:line="360" w:lineRule="auto"/>
+              <w:jc w:val="both"/>
+              <w:rPr>
+                <w:b/>
+                <w:bCs/>
+                <w:sz w:val="16"/>
+                <w:szCs w:val="16"/>
+              </w:rPr>
+            </w:pPr>
+          </w:p>
+        </w:tc>
+        <w:tc>
+          <w:tcPr>
+            <w:tcW w:w="526" w:type="dxa"/>
+          </w:tcPr>
+          <w:p>
+            <w:pPr>
+              <w:spacing w:line="360" w:lineRule="auto"/>
+              <w:jc w:val="both"/>
+              <w:rPr>
+                <w:b/>
+                <w:bCs/>
+                <w:sz w:val="16"/>
+                <w:szCs w:val="16"/>
+              </w:rPr>
+            </w:pPr>
+          </w:p>
+        </w:tc>
+        <w:tc>
+          <w:tcPr>
+            <w:tcW w:w="523" w:type="dxa"/>
+          </w:tcPr>
+          <w:p>
+            <w:pPr>
+              <w:spacing w:line="360" w:lineRule="auto"/>
+              <w:jc w:val="both"/>
+              <w:rPr>
+                <w:b/>
+                <w:bCs/>
+                <w:sz w:val="16"/>
+                <w:szCs w:val="16"/>
+              </w:rPr>
+            </w:pPr>
+          </w:p>
+        </w:tc>
+        <w:tc>
+          <w:tcPr>
+            <w:tcW w:w="523" w:type="dxa"/>
+          </w:tcPr>
+          <w:p>
+            <w:pPr>
+              <w:spacing w:line="360" w:lineRule="auto"/>
+              <w:jc w:val="both"/>
+              <w:rPr>
+                <w:b/>
+                <w:bCs/>
+                <w:sz w:val="16"/>
+                <w:szCs w:val="16"/>
+              </w:rPr>
+            </w:pPr>
+          </w:p>
+        </w:tc>
+        <w:tc>
+          <w:tcPr>
+            <w:tcW w:w="523" w:type="dxa"/>
+          </w:tcPr>
+          <w:p>
+            <w:pPr>
+              <w:spacing w:line="360" w:lineRule="auto"/>
+              <w:jc w:val="both"/>
+              <w:rPr>
+                <w:b/>
+                <w:bCs/>
+                <w:sz w:val="16"/>
+                <w:szCs w:val="16"/>
+              </w:rPr>
+            </w:pPr>
+          </w:p>
+        </w:tc>
+        <w:tc>
+          <w:tcPr>
+            <w:tcW w:w="523" w:type="dxa"/>
+            <w:shd w:val="clear" w:color="auto" w:fill="FBE4D5" w:themeFill="accent2" w:themeFillTint="33"/>
+          </w:tcPr>
+          <w:p>
+            <w:pPr>
+              <w:spacing w:line="360" w:lineRule="auto"/>
+              <w:jc w:val="both"/>
+              <w:rPr>
+                <w:b/>
+                <w:bCs/>
+                <w:sz w:val="16"/>
+                <w:szCs w:val="16"/>
+              </w:rPr>
+            </w:pPr>
+          </w:p>
+        </w:tc>
+        <w:tc>
+          <w:tcPr>
+            <w:tcW w:w="523" w:type="dxa"/>
+            <w:shd w:val="clear" w:color="auto" w:fill="auto"/>
+          </w:tcPr>
+          <w:p>
+            <w:pPr>
+              <w:spacing w:line="360" w:lineRule="auto"/>
+              <w:jc w:val="both"/>
+              <w:rPr>
+                <w:b/>
+                <w:bCs/>
+                <w:sz w:val="16"/>
+                <w:szCs w:val="16"/>
+              </w:rPr>
+            </w:pPr>
+          </w:p>
+        </w:tc>
+        <w:tc>
+          <w:tcPr>
+            <w:tcW w:w="523" w:type="dxa"/>
+            <w:shd w:val="clear" w:color="auto" w:fill="auto"/>
+          </w:tcPr>
+          <w:p>
+            <w:pPr>
+              <w:spacing w:line="360" w:lineRule="auto"/>
+              <w:jc w:val="both"/>
+              <w:rPr>
+                <w:b/>
+                <w:bCs/>
+                <w:sz w:val="16"/>
+                <w:szCs w:val="16"/>
+              </w:rPr>
+            </w:pPr>
+          </w:p>
+        </w:tc>
+        <w:tc>
+          <w:tcPr>
+            <w:tcW w:w="523" w:type="dxa"/>
+          </w:tcPr>
+          <w:p>
+            <w:pPr>
+              <w:spacing w:line="360" w:lineRule="auto"/>
+              <w:jc w:val="both"/>
+              <w:rPr>
+                <w:b/>
+                <w:bCs/>
+                <w:sz w:val="16"/>
+                <w:szCs w:val="16"/>
+              </w:rPr>
+            </w:pPr>
+          </w:p>
+        </w:tc>
+        <w:tc>
+          <w:tcPr>
+            <w:tcW w:w="523" w:type="dxa"/>
+          </w:tcPr>
+          <w:p>
+            <w:pPr>
+              <w:spacing w:line="360" w:lineRule="auto"/>
+              <w:jc w:val="both"/>
+              <w:rPr>
+                <w:b/>
+                <w:bCs/>
+                <w:sz w:val="16"/>
+                <w:szCs w:val="16"/>
+              </w:rPr>
+            </w:pPr>
+          </w:p>
+        </w:tc>
+        <w:tc>
+          <w:tcPr>
+            <w:tcW w:w="525" w:type="dxa"/>
+          </w:tcPr>
+          <w:p>
+            <w:pPr>
+              <w:spacing w:line="360" w:lineRule="auto"/>
+              <w:jc w:val="both"/>
+              <w:rPr>
+                <w:b/>
+                <w:bCs/>
+                <w:sz w:val="16"/>
+                <w:szCs w:val="16"/>
+              </w:rPr>
+            </w:pPr>
+          </w:p>
+        </w:tc>
+        <w:tc>
+          <w:tcPr>
+            <w:tcW w:w="525" w:type="dxa"/>
+          </w:tcPr>
+          <w:p>
+            <w:pPr>
+              <w:spacing w:line="360" w:lineRule="auto"/>
+              <w:jc w:val="both"/>
+              <w:rPr>
+                <w:b/>
+                <w:bCs/>
+                <w:sz w:val="16"/>
+                <w:szCs w:val="16"/>
+              </w:rPr>
+            </w:pPr>
+          </w:p>
+        </w:tc>
+        <w:tc>
+          <w:tcPr>
+            <w:tcW w:w="525" w:type="dxa"/>
+          </w:tcPr>
+          <w:p>
+            <w:pPr>
+              <w:spacing w:line="360" w:lineRule="auto"/>
+              <w:jc w:val="both"/>
+              <w:rPr>
+                <w:b/>
+                <w:bCs/>
+                <w:sz w:val="16"/>
+                <w:szCs w:val="16"/>
+              </w:rPr>
+            </w:pPr>
+          </w:p>
+        </w:tc>
+        <w:tc>
+          <w:tcPr>
+            <w:tcW w:w="525" w:type="dxa"/>
+            <w:gridSpan w:val="2"/>
+          </w:tcPr>
+          <w:p>
+            <w:pPr>
+              <w:spacing w:line="360" w:lineRule="auto"/>
+              <w:jc w:val="both"/>
+              <w:rPr>
+                <w:b/>
+                <w:bCs/>
+                <w:sz w:val="16"/>
+                <w:szCs w:val="16"/>
+              </w:rPr>
+            </w:pPr>
+          </w:p>
+        </w:tc>
+        <w:tc>
+          <w:tcPr>
+            <w:tcW w:w="525" w:type="dxa"/>
+          </w:tcPr>
+          <w:p>
+            <w:pPr>
+              <w:spacing w:line="360" w:lineRule="auto"/>
+              <w:jc w:val="both"/>
+              <w:rPr>
+                <w:b/>
+                <w:bCs/>
+                <w:sz w:val="16"/>
+                <w:szCs w:val="16"/>
+              </w:rPr>
+            </w:pPr>
+          </w:p>
+        </w:tc>
+        <w:tc>
+          <w:tcPr>
+            <w:tcW w:w="525" w:type="dxa"/>
+          </w:tcPr>
+          <w:p>
+            <w:pPr>
+              <w:spacing w:line="360" w:lineRule="auto"/>
+              <w:jc w:val="both"/>
+              <w:rPr>
+                <w:b/>
+                <w:bCs/>
+                <w:sz w:val="16"/>
+                <w:szCs w:val="16"/>
+              </w:rPr>
+            </w:pPr>
+          </w:p>
+        </w:tc>
+      </w:tr>
+      <w:tr>
+        <w:trPr>
+          <w:gridAfter w:val="1"/>
+          <w:wAfter w:w="10" w:type="dxa"/>
+          <w:trHeight w:val="294"/>
+        </w:trPr>
+        <w:tc>
+          <w:tcPr>
+            <w:tcW w:w="1350" w:type="dxa"/>
+          </w:tcPr>
+          <w:p>
+            <w:pPr>
+              <w:spacing w:line="360" w:lineRule="auto"/>
+              <w:jc w:val="both"/>
+              <w:rPr>
+                <w:i/>
+                <w:iCs/>
+                <w:color w:val="548DD4"/>
+                <w:sz w:val="18"/>
+                <w:szCs w:val="18"/>
+              </w:rPr>
+            </w:pPr>
+            <w:r>
+              <w:rPr>
+                <w:i/>
+                <w:iCs/>
+                <w:color w:val="548DD4"/>
+                <w:sz w:val="18"/>
+                <w:szCs w:val="18"/>
+              </w:rPr>
+              <w:t>Desarrollo del módulo de control de stock</w:t>
+            </w:r>
+          </w:p>
+        </w:tc>
+        <w:tc>
+          <w:tcPr>
+            <w:tcW w:w="536" w:type="dxa"/>
+          </w:tcPr>
+          <w:p>
+            <w:pPr>
+              <w:spacing w:line="360" w:lineRule="auto"/>
+              <w:jc w:val="both"/>
+              <w:rPr>
+                <w:b/>
+                <w:bCs/>
+                <w:sz w:val="16"/>
+                <w:szCs w:val="16"/>
+              </w:rPr>
+            </w:pPr>
+          </w:p>
+        </w:tc>
+        <w:tc>
+          <w:tcPr>
+            <w:tcW w:w="522" w:type="dxa"/>
+          </w:tcPr>
+          <w:p>
+            <w:pPr>
+              <w:spacing w:line="360" w:lineRule="auto"/>
+              <w:jc w:val="both"/>
+              <w:rPr>
+                <w:b/>
+                <w:bCs/>
+                <w:sz w:val="16"/>
+                <w:szCs w:val="16"/>
+              </w:rPr>
+            </w:pPr>
+          </w:p>
+        </w:tc>
+        <w:tc>
+          <w:tcPr>
+            <w:tcW w:w="523" w:type="dxa"/>
+          </w:tcPr>
+          <w:p>
+            <w:pPr>
+              <w:spacing w:line="360" w:lineRule="auto"/>
+              <w:jc w:val="both"/>
+              <w:rPr>
+                <w:b/>
+                <w:bCs/>
+                <w:sz w:val="16"/>
+                <w:szCs w:val="16"/>
+              </w:rPr>
+            </w:pPr>
+          </w:p>
+        </w:tc>
+        <w:tc>
+          <w:tcPr>
+            <w:tcW w:w="526" w:type="dxa"/>
+          </w:tcPr>
+          <w:p>
+            <w:pPr>
+              <w:spacing w:line="360" w:lineRule="auto"/>
+              <w:jc w:val="both"/>
+              <w:rPr>
+                <w:b/>
+                <w:bCs/>
+                <w:sz w:val="16"/>
+                <w:szCs w:val="16"/>
+              </w:rPr>
+            </w:pPr>
+          </w:p>
+        </w:tc>
+        <w:tc>
+          <w:tcPr>
+            <w:tcW w:w="523" w:type="dxa"/>
+          </w:tcPr>
+          <w:p>
+            <w:pPr>
+              <w:spacing w:line="360" w:lineRule="auto"/>
+              <w:jc w:val="both"/>
+              <w:rPr>
+                <w:b/>
+                <w:bCs/>
+                <w:sz w:val="16"/>
+                <w:szCs w:val="16"/>
+              </w:rPr>
+            </w:pPr>
+          </w:p>
+        </w:tc>
+        <w:tc>
+          <w:tcPr>
+            <w:tcW w:w="523" w:type="dxa"/>
+          </w:tcPr>
+          <w:p>
+            <w:pPr>
+              <w:spacing w:line="360" w:lineRule="auto"/>
+              <w:jc w:val="both"/>
+              <w:rPr>
+                <w:b/>
+                <w:bCs/>
+                <w:sz w:val="16"/>
+                <w:szCs w:val="16"/>
+              </w:rPr>
+            </w:pPr>
+          </w:p>
+        </w:tc>
+        <w:tc>
+          <w:tcPr>
+            <w:tcW w:w="523" w:type="dxa"/>
+          </w:tcPr>
+          <w:p>
+            <w:pPr>
+              <w:spacing w:line="360" w:lineRule="auto"/>
+              <w:jc w:val="both"/>
+              <w:rPr>
+                <w:b/>
+                <w:bCs/>
+                <w:sz w:val="16"/>
+                <w:szCs w:val="16"/>
+              </w:rPr>
+            </w:pPr>
+          </w:p>
+        </w:tc>
+        <w:tc>
+          <w:tcPr>
+            <w:tcW w:w="523" w:type="dxa"/>
+          </w:tcPr>
+          <w:p>
+            <w:pPr>
+              <w:spacing w:line="360" w:lineRule="auto"/>
+              <w:jc w:val="both"/>
+              <w:rPr>
+                <w:b/>
+                <w:bCs/>
+                <w:sz w:val="16"/>
+                <w:szCs w:val="16"/>
+              </w:rPr>
+            </w:pPr>
+          </w:p>
+        </w:tc>
+        <w:tc>
+          <w:tcPr>
+            <w:tcW w:w="523" w:type="dxa"/>
+            <w:shd w:val="clear" w:color="auto" w:fill="FBE4D5" w:themeFill="accent2" w:themeFillTint="33"/>
+          </w:tcPr>
+          <w:p>
+            <w:pPr>
+              <w:spacing w:line="360" w:lineRule="auto"/>
+              <w:jc w:val="both"/>
+              <w:rPr>
+                <w:b/>
+                <w:bCs/>
+                <w:sz w:val="16"/>
+                <w:szCs w:val="16"/>
+              </w:rPr>
+            </w:pPr>
+          </w:p>
+        </w:tc>
+        <w:tc>
+          <w:tcPr>
+            <w:tcW w:w="523" w:type="dxa"/>
+            <w:shd w:val="clear" w:color="auto" w:fill="FBE4D5" w:themeFill="accent2" w:themeFillTint="33"/>
+          </w:tcPr>
+          <w:p>
+            <w:pPr>
+              <w:spacing w:line="360" w:lineRule="auto"/>
+              <w:jc w:val="both"/>
+              <w:rPr>
+                <w:b/>
+                <w:bCs/>
+                <w:sz w:val="16"/>
+                <w:szCs w:val="16"/>
+              </w:rPr>
+            </w:pPr>
+          </w:p>
+        </w:tc>
+        <w:tc>
+          <w:tcPr>
+            <w:tcW w:w="523" w:type="dxa"/>
+            <w:shd w:val="clear" w:color="auto" w:fill="auto"/>
+          </w:tcPr>
+          <w:p>
+            <w:pPr>
+              <w:spacing w:line="360" w:lineRule="auto"/>
+              <w:jc w:val="both"/>
+              <w:rPr>
+                <w:b/>
+                <w:bCs/>
+                <w:sz w:val="16"/>
+                <w:szCs w:val="16"/>
+              </w:rPr>
+            </w:pPr>
+          </w:p>
+        </w:tc>
+        <w:tc>
+          <w:tcPr>
+            <w:tcW w:w="523" w:type="dxa"/>
+            <w:shd w:val="clear" w:color="auto" w:fill="auto"/>
+          </w:tcPr>
+          <w:p>
+            <w:pPr>
+              <w:spacing w:line="360" w:lineRule="auto"/>
+              <w:jc w:val="both"/>
+              <w:rPr>
+                <w:b/>
+                <w:bCs/>
+                <w:sz w:val="16"/>
+                <w:szCs w:val="16"/>
+              </w:rPr>
+            </w:pPr>
+          </w:p>
+        </w:tc>
+        <w:tc>
+          <w:tcPr>
+            <w:tcW w:w="525" w:type="dxa"/>
+          </w:tcPr>
+          <w:p>
+            <w:pPr>
+              <w:spacing w:line="360" w:lineRule="auto"/>
+              <w:jc w:val="both"/>
+              <w:rPr>
+                <w:b/>
+                <w:bCs/>
+                <w:sz w:val="16"/>
+                <w:szCs w:val="16"/>
+              </w:rPr>
+            </w:pPr>
+          </w:p>
+        </w:tc>
+        <w:tc>
+          <w:tcPr>
+            <w:tcW w:w="525" w:type="dxa"/>
+          </w:tcPr>
+          <w:p>
+            <w:pPr>
+              <w:spacing w:line="360" w:lineRule="auto"/>
+              <w:jc w:val="both"/>
+              <w:rPr>
+                <w:b/>
+                <w:bCs/>
+                <w:sz w:val="16"/>
+                <w:szCs w:val="16"/>
+              </w:rPr>
+            </w:pPr>
+          </w:p>
+        </w:tc>
+        <w:tc>
+          <w:tcPr>
+            <w:tcW w:w="525" w:type="dxa"/>
+          </w:tcPr>
+          <w:p>
+            <w:pPr>
+              <w:spacing w:line="360" w:lineRule="auto"/>
+              <w:jc w:val="both"/>
+              <w:rPr>
+                <w:b/>
+                <w:bCs/>
+                <w:sz w:val="16"/>
+                <w:szCs w:val="16"/>
+              </w:rPr>
+            </w:pPr>
+          </w:p>
+        </w:tc>
+        <w:tc>
+          <w:tcPr>
+            <w:tcW w:w="525" w:type="dxa"/>
+            <w:gridSpan w:val="2"/>
+          </w:tcPr>
+          <w:p>
+            <w:pPr>
+              <w:spacing w:line="360" w:lineRule="auto"/>
+              <w:jc w:val="both"/>
+              <w:rPr>
+                <w:b/>
+                <w:bCs/>
+                <w:sz w:val="16"/>
+                <w:szCs w:val="16"/>
+              </w:rPr>
+            </w:pPr>
+          </w:p>
+        </w:tc>
+        <w:tc>
+          <w:tcPr>
+            <w:tcW w:w="525" w:type="dxa"/>
+          </w:tcPr>
+          <w:p>
+            <w:pPr>
+              <w:spacing w:line="360" w:lineRule="auto"/>
+              <w:jc w:val="both"/>
+              <w:rPr>
+                <w:b/>
+                <w:bCs/>
+                <w:sz w:val="16"/>
+                <w:szCs w:val="16"/>
+              </w:rPr>
+            </w:pPr>
+          </w:p>
+        </w:tc>
+        <w:tc>
+          <w:tcPr>
+            <w:tcW w:w="525" w:type="dxa"/>
+          </w:tcPr>
+          <w:p>
+            <w:pPr>
+              <w:spacing w:line="360" w:lineRule="auto"/>
+              <w:jc w:val="both"/>
+              <w:rPr>
+                <w:b/>
+                <w:bCs/>
+                <w:sz w:val="16"/>
+                <w:szCs w:val="16"/>
+              </w:rPr>
+            </w:pPr>
+          </w:p>
+        </w:tc>
+      </w:tr>
+      <w:tr>
+        <w:trPr>
+          <w:gridAfter w:val="1"/>
+          <w:wAfter w:w="10" w:type="dxa"/>
+          <w:trHeight w:val="294"/>
+        </w:trPr>
+        <w:tc>
+          <w:tcPr>
+            <w:tcW w:w="1350" w:type="dxa"/>
+          </w:tcPr>
+          <w:p>
+            <w:pPr>
+              <w:spacing w:line="360" w:lineRule="auto"/>
+              <w:jc w:val="both"/>
+              <w:rPr>
+                <w:i/>
+                <w:iCs/>
+                <w:color w:val="548DD4"/>
+                <w:sz w:val="18"/>
+                <w:szCs w:val="18"/>
+              </w:rPr>
+            </w:pPr>
+            <w:r>
+              <w:rPr>
+                <w:i/>
+                <w:iCs/>
+                <w:color w:val="548DD4"/>
+                <w:sz w:val="18"/>
+                <w:szCs w:val="18"/>
+              </w:rPr>
+              <w:t>Desarrollo del panel de administración y reportes</w:t>
+            </w:r>
+          </w:p>
+        </w:tc>
+        <w:tc>
+          <w:tcPr>
+            <w:tcW w:w="536" w:type="dxa"/>
+          </w:tcPr>
+          <w:p>
+            <w:pPr>
+              <w:spacing w:line="360" w:lineRule="auto"/>
+              <w:jc w:val="both"/>
+              <w:rPr>
+                <w:b/>
+                <w:bCs/>
+                <w:sz w:val="16"/>
+                <w:szCs w:val="16"/>
+              </w:rPr>
+            </w:pPr>
+          </w:p>
+        </w:tc>
+        <w:tc>
+          <w:tcPr>
+            <w:tcW w:w="522" w:type="dxa"/>
+          </w:tcPr>
+          <w:p>
+            <w:pPr>
+              <w:spacing w:line="360" w:lineRule="auto"/>
+              <w:jc w:val="both"/>
+              <w:rPr>
+                <w:b/>
+                <w:bCs/>
+                <w:sz w:val="16"/>
+                <w:szCs w:val="16"/>
+              </w:rPr>
+            </w:pPr>
+          </w:p>
+        </w:tc>
+        <w:tc>
+          <w:tcPr>
+            <w:tcW w:w="523" w:type="dxa"/>
+          </w:tcPr>
+          <w:p>
+            <w:pPr>
+              <w:spacing w:line="360" w:lineRule="auto"/>
+              <w:jc w:val="both"/>
+              <w:rPr>
+                <w:b/>
+                <w:bCs/>
+                <w:sz w:val="16"/>
+                <w:szCs w:val="16"/>
+              </w:rPr>
+            </w:pPr>
+          </w:p>
+        </w:tc>
+        <w:tc>
+          <w:tcPr>
+            <w:tcW w:w="526" w:type="dxa"/>
+          </w:tcPr>
+          <w:p>
+            <w:pPr>
+              <w:spacing w:line="360" w:lineRule="auto"/>
+              <w:jc w:val="both"/>
+              <w:rPr>
+                <w:b/>
+                <w:bCs/>
+                <w:sz w:val="16"/>
+                <w:szCs w:val="16"/>
+              </w:rPr>
+            </w:pPr>
+          </w:p>
+        </w:tc>
+        <w:tc>
+          <w:tcPr>
+            <w:tcW w:w="523" w:type="dxa"/>
+          </w:tcPr>
+          <w:p>
+            <w:pPr>
+              <w:spacing w:line="360" w:lineRule="auto"/>
+              <w:jc w:val="both"/>
+              <w:rPr>
+                <w:b/>
+                <w:bCs/>
+                <w:sz w:val="16"/>
+                <w:szCs w:val="16"/>
+              </w:rPr>
+            </w:pPr>
+          </w:p>
+        </w:tc>
+        <w:tc>
+          <w:tcPr>
+            <w:tcW w:w="523" w:type="dxa"/>
+          </w:tcPr>
+          <w:p>
+            <w:pPr>
+              <w:spacing w:line="360" w:lineRule="auto"/>
+              <w:jc w:val="both"/>
+              <w:rPr>
+                <w:b/>
+                <w:bCs/>
+                <w:sz w:val="16"/>
+                <w:szCs w:val="16"/>
+              </w:rPr>
+            </w:pPr>
+          </w:p>
+        </w:tc>
+        <w:tc>
+          <w:tcPr>
+            <w:tcW w:w="523" w:type="dxa"/>
+          </w:tcPr>
+          <w:p>
+            <w:pPr>
+              <w:spacing w:line="360" w:lineRule="auto"/>
+              <w:jc w:val="both"/>
+              <w:rPr>
+                <w:b/>
+                <w:bCs/>
+                <w:sz w:val="16"/>
+                <w:szCs w:val="16"/>
+              </w:rPr>
+            </w:pPr>
+          </w:p>
+        </w:tc>
+        <w:tc>
+          <w:tcPr>
+            <w:tcW w:w="523" w:type="dxa"/>
+          </w:tcPr>
+          <w:p>
+            <w:pPr>
+              <w:spacing w:line="360" w:lineRule="auto"/>
+              <w:jc w:val="both"/>
+              <w:rPr>
+                <w:b/>
+                <w:bCs/>
+                <w:sz w:val="16"/>
+                <w:szCs w:val="16"/>
+              </w:rPr>
+            </w:pPr>
+          </w:p>
+        </w:tc>
+        <w:tc>
+          <w:tcPr>
+            <w:tcW w:w="523" w:type="dxa"/>
+            <w:shd w:val="clear" w:color="auto" w:fill="auto"/>
+          </w:tcPr>
+          <w:p>
+            <w:pPr>
+              <w:spacing w:line="360" w:lineRule="auto"/>
+              <w:jc w:val="both"/>
+              <w:rPr>
+                <w:b/>
+                <w:bCs/>
+                <w:sz w:val="16"/>
+                <w:szCs w:val="16"/>
+              </w:rPr>
+            </w:pPr>
+          </w:p>
+        </w:tc>
+        <w:tc>
+          <w:tcPr>
+            <w:tcW w:w="523" w:type="dxa"/>
+            <w:shd w:val="clear" w:color="auto" w:fill="FBE4D5" w:themeFill="accent2" w:themeFillTint="33"/>
+          </w:tcPr>
+          <w:p>
+            <w:pPr>
+              <w:spacing w:line="360" w:lineRule="auto"/>
+              <w:jc w:val="both"/>
+              <w:rPr>
+                <w:b/>
+                <w:bCs/>
+                <w:sz w:val="16"/>
+                <w:szCs w:val="16"/>
+              </w:rPr>
+            </w:pPr>
+          </w:p>
+        </w:tc>
+        <w:tc>
+          <w:tcPr>
+            <w:tcW w:w="523" w:type="dxa"/>
+            <w:shd w:val="clear" w:color="auto" w:fill="FBE4D5" w:themeFill="accent2" w:themeFillTint="33"/>
+          </w:tcPr>
+          <w:p>
+            <w:pPr>
+              <w:spacing w:line="360" w:lineRule="auto"/>
+              <w:jc w:val="both"/>
+              <w:rPr>
+                <w:b/>
+                <w:bCs/>
+                <w:sz w:val="16"/>
+                <w:szCs w:val="16"/>
+              </w:rPr>
+            </w:pPr>
+          </w:p>
+        </w:tc>
+        <w:tc>
+          <w:tcPr>
+            <w:tcW w:w="523" w:type="dxa"/>
+            <w:shd w:val="clear" w:color="auto" w:fill="auto"/>
+          </w:tcPr>
+          <w:p>
+            <w:pPr>
+              <w:spacing w:line="360" w:lineRule="auto"/>
+              <w:jc w:val="both"/>
+              <w:rPr>
+                <w:b/>
+                <w:bCs/>
+                <w:sz w:val="16"/>
+                <w:szCs w:val="16"/>
+              </w:rPr>
+            </w:pPr>
+          </w:p>
+        </w:tc>
+        <w:tc>
+          <w:tcPr>
+            <w:tcW w:w="525" w:type="dxa"/>
+            <w:shd w:val="clear" w:color="auto" w:fill="auto"/>
+          </w:tcPr>
+          <w:p>
+            <w:pPr>
+              <w:spacing w:line="360" w:lineRule="auto"/>
+              <w:jc w:val="both"/>
+              <w:rPr>
+                <w:b/>
+                <w:bCs/>
+                <w:sz w:val="16"/>
+                <w:szCs w:val="16"/>
+              </w:rPr>
+            </w:pPr>
+          </w:p>
+        </w:tc>
+        <w:tc>
+          <w:tcPr>
+            <w:tcW w:w="525" w:type="dxa"/>
+            <w:shd w:val="clear" w:color="auto" w:fill="auto"/>
+          </w:tcPr>
+          <w:p>
+            <w:pPr>
+              <w:spacing w:line="360" w:lineRule="auto"/>
+              <w:jc w:val="both"/>
+              <w:rPr>
+                <w:b/>
+                <w:bCs/>
+                <w:sz w:val="16"/>
+                <w:szCs w:val="16"/>
+              </w:rPr>
+            </w:pPr>
+          </w:p>
+        </w:tc>
+        <w:tc>
+          <w:tcPr>
+            <w:tcW w:w="525" w:type="dxa"/>
+          </w:tcPr>
+          <w:p>
+            <w:pPr>
+              <w:spacing w:line="360" w:lineRule="auto"/>
+              <w:jc w:val="both"/>
+              <w:rPr>
+                <w:b/>
+                <w:bCs/>
+                <w:sz w:val="16"/>
+                <w:szCs w:val="16"/>
+              </w:rPr>
+            </w:pPr>
+          </w:p>
+        </w:tc>
+        <w:tc>
+          <w:tcPr>
+            <w:tcW w:w="525" w:type="dxa"/>
+            <w:gridSpan w:val="2"/>
+          </w:tcPr>
+          <w:p>
+            <w:pPr>
+              <w:spacing w:line="360" w:lineRule="auto"/>
+              <w:jc w:val="both"/>
+              <w:rPr>
+                <w:b/>
+                <w:bCs/>
+                <w:sz w:val="16"/>
+                <w:szCs w:val="16"/>
+              </w:rPr>
+            </w:pPr>
+          </w:p>
+        </w:tc>
+        <w:tc>
+          <w:tcPr>
+            <w:tcW w:w="525" w:type="dxa"/>
+          </w:tcPr>
+          <w:p>
+            <w:pPr>
+              <w:spacing w:line="360" w:lineRule="auto"/>
+              <w:jc w:val="both"/>
+              <w:rPr>
+                <w:b/>
+                <w:bCs/>
+                <w:sz w:val="16"/>
+                <w:szCs w:val="16"/>
+              </w:rPr>
+            </w:pPr>
+          </w:p>
+        </w:tc>
+        <w:tc>
+          <w:tcPr>
+            <w:tcW w:w="525" w:type="dxa"/>
+          </w:tcPr>
+          <w:p>
+            <w:pPr>
+              <w:spacing w:line="360" w:lineRule="auto"/>
+              <w:jc w:val="both"/>
+              <w:rPr>
+                <w:b/>
+                <w:bCs/>
+                <w:sz w:val="16"/>
+                <w:szCs w:val="16"/>
+              </w:rPr>
+            </w:pPr>
+          </w:p>
+        </w:tc>
+      </w:tr>
+      <w:tr>
+        <w:trPr>
+          <w:gridAfter w:val="1"/>
+          <w:wAfter w:w="10" w:type="dxa"/>
+          <w:trHeight w:val="294"/>
+        </w:trPr>
+        <w:tc>
+          <w:tcPr>
+            <w:tcW w:w="1350" w:type="dxa"/>
+          </w:tcPr>
+          <w:p>
+            <w:pPr>
+              <w:spacing w:line="360" w:lineRule="auto"/>
+              <w:jc w:val="both"/>
+              <w:rPr>
+                <w:i/>
+                <w:iCs/>
+                <w:color w:val="548DD4"/>
+                <w:sz w:val="18"/>
+                <w:szCs w:val="18"/>
+              </w:rPr>
+            </w:pPr>
+            <w:r>
+              <w:rPr>
+                <w:i/>
+                <w:iCs/>
+                <w:color w:val="548DD4"/>
+                <w:sz w:val="18"/>
+                <w:szCs w:val="18"/>
+              </w:rPr>
+              <w:lastRenderedPageBreak/>
+              <w:t>Desarrollo de la interfaz de usuario (Frontend)</w:t>
+            </w:r>
+          </w:p>
+        </w:tc>
+        <w:tc>
+          <w:tcPr>
+            <w:tcW w:w="536" w:type="dxa"/>
+          </w:tcPr>
+          <w:p>
+            <w:pPr>
+              <w:spacing w:line="360" w:lineRule="auto"/>
+              <w:jc w:val="both"/>
+              <w:rPr>
+                <w:b/>
+                <w:bCs/>
+                <w:sz w:val="16"/>
+                <w:szCs w:val="16"/>
+              </w:rPr>
+            </w:pPr>
+          </w:p>
+        </w:tc>
+        <w:tc>
+          <w:tcPr>
+            <w:tcW w:w="522" w:type="dxa"/>
+          </w:tcPr>
+          <w:p>
+            <w:pPr>
+              <w:spacing w:line="360" w:lineRule="auto"/>
+              <w:jc w:val="both"/>
+              <w:rPr>
+                <w:b/>
+                <w:bCs/>
+                <w:sz w:val="16"/>
+                <w:szCs w:val="16"/>
+              </w:rPr>
+            </w:pPr>
+          </w:p>
+        </w:tc>
+        <w:tc>
+          <w:tcPr>
+            <w:tcW w:w="523" w:type="dxa"/>
+          </w:tcPr>
+          <w:p>
+            <w:pPr>
+              <w:spacing w:line="360" w:lineRule="auto"/>
+              <w:jc w:val="both"/>
+              <w:rPr>
+                <w:b/>
+                <w:bCs/>
+                <w:sz w:val="16"/>
+                <w:szCs w:val="16"/>
+              </w:rPr>
+            </w:pPr>
+          </w:p>
+        </w:tc>
+        <w:tc>
+          <w:tcPr>
+            <w:tcW w:w="526" w:type="dxa"/>
+          </w:tcPr>
+          <w:p>
+            <w:pPr>
+              <w:spacing w:line="360" w:lineRule="auto"/>
+              <w:jc w:val="both"/>
+              <w:rPr>
+                <w:b/>
+                <w:bCs/>
+                <w:sz w:val="16"/>
+                <w:szCs w:val="16"/>
+              </w:rPr>
+            </w:pPr>
+          </w:p>
+        </w:tc>
+        <w:tc>
+          <w:tcPr>
+            <w:tcW w:w="523" w:type="dxa"/>
+          </w:tcPr>
+          <w:p>
+            <w:pPr>
+              <w:spacing w:line="360" w:lineRule="auto"/>
+              <w:jc w:val="both"/>
+              <w:rPr>
+                <w:b/>
+                <w:bCs/>
+                <w:sz w:val="16"/>
+                <w:szCs w:val="16"/>
+              </w:rPr>
+            </w:pPr>
+          </w:p>
+        </w:tc>
+        <w:tc>
+          <w:tcPr>
+            <w:tcW w:w="523" w:type="dxa"/>
+          </w:tcPr>
+          <w:p>
+            <w:pPr>
+              <w:spacing w:line="360" w:lineRule="auto"/>
+              <w:jc w:val="both"/>
+              <w:rPr>
+                <w:b/>
+                <w:bCs/>
+                <w:sz w:val="16"/>
+                <w:szCs w:val="16"/>
+              </w:rPr>
+            </w:pPr>
+          </w:p>
+        </w:tc>
+        <w:tc>
+          <w:tcPr>
+            <w:tcW w:w="523" w:type="dxa"/>
+          </w:tcPr>
+          <w:p>
+            <w:pPr>
+              <w:spacing w:line="360" w:lineRule="auto"/>
+              <w:jc w:val="both"/>
+              <w:rPr>
+                <w:b/>
+                <w:bCs/>
+                <w:sz w:val="16"/>
+                <w:szCs w:val="16"/>
+              </w:rPr>
+            </w:pPr>
+          </w:p>
+        </w:tc>
+        <w:tc>
+          <w:tcPr>
+            <w:tcW w:w="523" w:type="dxa"/>
+          </w:tcPr>
+          <w:p>
+            <w:pPr>
+              <w:spacing w:line="360" w:lineRule="auto"/>
+              <w:jc w:val="both"/>
+              <w:rPr>
+                <w:b/>
+                <w:bCs/>
+                <w:sz w:val="16"/>
+                <w:szCs w:val="16"/>
+              </w:rPr>
+            </w:pPr>
+          </w:p>
+        </w:tc>
+        <w:tc>
+          <w:tcPr>
+            <w:tcW w:w="523" w:type="dxa"/>
+            <w:shd w:val="clear" w:color="auto" w:fill="auto"/>
+          </w:tcPr>
+          <w:p>
+            <w:pPr>
+              <w:spacing w:line="360" w:lineRule="auto"/>
+              <w:jc w:val="both"/>
+              <w:rPr>
+                <w:b/>
+                <w:bCs/>
+                <w:sz w:val="16"/>
+                <w:szCs w:val="16"/>
+              </w:rPr>
+            </w:pPr>
+          </w:p>
+        </w:tc>
+        <w:tc>
+          <w:tcPr>
+            <w:tcW w:w="523" w:type="dxa"/>
+          </w:tcPr>
+          <w:p>
+            <w:pPr>
+              <w:spacing w:line="360" w:lineRule="auto"/>
+              <w:jc w:val="both"/>
+              <w:rPr>
+                <w:b/>
+                <w:bCs/>
+                <w:sz w:val="16"/>
+                <w:szCs w:val="16"/>
+              </w:rPr>
+            </w:pPr>
+          </w:p>
+        </w:tc>
+        <w:tc>
+          <w:tcPr>
+            <w:tcW w:w="523" w:type="dxa"/>
+          </w:tcPr>
+          <w:p>
+            <w:pPr>
+              <w:spacing w:line="360" w:lineRule="auto"/>
+              <w:jc w:val="both"/>
+              <w:rPr>
+                <w:b/>
+                <w:bCs/>
+                <w:sz w:val="16"/>
+                <w:szCs w:val="16"/>
+              </w:rPr>
+            </w:pPr>
+          </w:p>
+        </w:tc>
+        <w:tc>
+          <w:tcPr>
+            <w:tcW w:w="523" w:type="dxa"/>
+            <w:shd w:val="clear" w:color="auto" w:fill="FBE4D5" w:themeFill="accent2" w:themeFillTint="33"/>
+          </w:tcPr>
+          <w:p>
+            <w:pPr>
+              <w:spacing w:line="360" w:lineRule="auto"/>
+              <w:jc w:val="both"/>
+              <w:rPr>
+                <w:b/>
+                <w:bCs/>
+                <w:sz w:val="16"/>
+                <w:szCs w:val="16"/>
+              </w:rPr>
+            </w:pPr>
+          </w:p>
+        </w:tc>
+        <w:tc>
+          <w:tcPr>
+            <w:tcW w:w="525" w:type="dxa"/>
+            <w:shd w:val="clear" w:color="auto" w:fill="FBE4D5" w:themeFill="accent2" w:themeFillTint="33"/>
+          </w:tcPr>
+          <w:p>
+            <w:pPr>
+              <w:spacing w:line="360" w:lineRule="auto"/>
+              <w:jc w:val="both"/>
+              <w:rPr>
+                <w:b/>
+                <w:bCs/>
+                <w:sz w:val="16"/>
+                <w:szCs w:val="16"/>
+              </w:rPr>
+            </w:pPr>
+          </w:p>
+        </w:tc>
+        <w:tc>
+          <w:tcPr>
+            <w:tcW w:w="525" w:type="dxa"/>
+          </w:tcPr>
+          <w:p>
+            <w:pPr>
+              <w:spacing w:line="360" w:lineRule="auto"/>
+              <w:jc w:val="both"/>
+              <w:rPr>
+                <w:b/>
+                <w:bCs/>
+                <w:sz w:val="16"/>
+                <w:szCs w:val="16"/>
+              </w:rPr>
+            </w:pPr>
+          </w:p>
+        </w:tc>
+        <w:tc>
+          <w:tcPr>
+            <w:tcW w:w="525" w:type="dxa"/>
+          </w:tcPr>
+          <w:p>
+            <w:pPr>
+              <w:spacing w:line="360" w:lineRule="auto"/>
+              <w:jc w:val="both"/>
+              <w:rPr>
+                <w:b/>
+                <w:bCs/>
+                <w:sz w:val="16"/>
+                <w:szCs w:val="16"/>
+              </w:rPr>
+            </w:pPr>
+          </w:p>
+        </w:tc>
+        <w:tc>
+          <w:tcPr>
+            <w:tcW w:w="525" w:type="dxa"/>
+            <w:gridSpan w:val="2"/>
+          </w:tcPr>
+          <w:p>
+            <w:pPr>
+              <w:spacing w:line="360" w:lineRule="auto"/>
+              <w:jc w:val="both"/>
+              <w:rPr>
+                <w:b/>
+                <w:bCs/>
+                <w:sz w:val="16"/>
+                <w:szCs w:val="16"/>
+              </w:rPr>
+            </w:pPr>
+          </w:p>
+        </w:tc>
+        <w:tc>
+          <w:tcPr>
+            <w:tcW w:w="525" w:type="dxa"/>
+          </w:tcPr>
+          <w:p>
+            <w:pPr>
+              <w:spacing w:line="360" w:lineRule="auto"/>
+              <w:jc w:val="both"/>
+              <w:rPr>
+                <w:b/>
+                <w:bCs/>
+                <w:sz w:val="16"/>
+                <w:szCs w:val="16"/>
+              </w:rPr>
+            </w:pPr>
+          </w:p>
+        </w:tc>
+        <w:tc>
+          <w:tcPr>
+            <w:tcW w:w="525" w:type="dxa"/>
+          </w:tcPr>
+          <w:p>
+            <w:pPr>
+              <w:spacing w:line="360" w:lineRule="auto"/>
+              <w:jc w:val="both"/>
+              <w:rPr>
+                <w:b/>
+                <w:bCs/>
+                <w:sz w:val="16"/>
+                <w:szCs w:val="16"/>
+              </w:rPr>
+            </w:pPr>
+          </w:p>
+        </w:tc>
+      </w:tr>
+      <w:tr>
+        <w:trPr>
+          <w:gridAfter w:val="1"/>
+          <w:wAfter w:w="10" w:type="dxa"/>
+          <w:trHeight w:val="294"/>
+        </w:trPr>
+        <w:tc>
+          <w:tcPr>
+            <w:tcW w:w="1350" w:type="dxa"/>
+          </w:tcPr>
+          <w:p>
+            <w:pPr>
+              <w:spacing w:line="360" w:lineRule="auto"/>
+              <w:jc w:val="both"/>
+              <w:rPr>
+                <w:i/>
+                <w:iCs/>
+                <w:color w:val="548DD4"/>
+                <w:sz w:val="18"/>
+                <w:szCs w:val="18"/>
+              </w:rPr>
+            </w:pPr>
+            <w:r>
+              <w:rPr>
+                <w:i/>
+                <w:iCs/>
+                <w:color w:val="548DD4"/>
+                <w:sz w:val="18"/>
+                <w:szCs w:val="18"/>
+              </w:rPr>
+              <w:t>Integración y construcción del MVP</w:t>
+            </w:r>
+          </w:p>
+        </w:tc>
+        <w:tc>
+          <w:tcPr>
+            <w:tcW w:w="536" w:type="dxa"/>
+          </w:tcPr>
+          <w:p>
+            <w:pPr>
+              <w:spacing w:line="360" w:lineRule="auto"/>
+              <w:jc w:val="both"/>
+              <w:rPr>
+                <w:b/>
+                <w:bCs/>
+                <w:sz w:val="16"/>
+                <w:szCs w:val="16"/>
+              </w:rPr>
+            </w:pPr>
+          </w:p>
+        </w:tc>
+        <w:tc>
+          <w:tcPr>
+            <w:tcW w:w="522" w:type="dxa"/>
+          </w:tcPr>
+          <w:p>
+            <w:pPr>
+              <w:spacing w:line="360" w:lineRule="auto"/>
+              <w:jc w:val="both"/>
+              <w:rPr>
+                <w:b/>
+                <w:bCs/>
+                <w:sz w:val="16"/>
+                <w:szCs w:val="16"/>
+              </w:rPr>
+            </w:pPr>
+          </w:p>
+        </w:tc>
+        <w:tc>
+          <w:tcPr>
+            <w:tcW w:w="523" w:type="dxa"/>
+          </w:tcPr>
+          <w:p>
+            <w:pPr>
+              <w:spacing w:line="360" w:lineRule="auto"/>
+              <w:jc w:val="both"/>
+              <w:rPr>
+                <w:b/>
+                <w:bCs/>
+                <w:sz w:val="16"/>
+                <w:szCs w:val="16"/>
+              </w:rPr>
+            </w:pPr>
+          </w:p>
+        </w:tc>
+        <w:tc>
+          <w:tcPr>
+            <w:tcW w:w="526" w:type="dxa"/>
+          </w:tcPr>
+          <w:p>
+            <w:pPr>
+              <w:spacing w:line="360" w:lineRule="auto"/>
+              <w:jc w:val="both"/>
+              <w:rPr>
+                <w:b/>
+                <w:bCs/>
+                <w:sz w:val="16"/>
+                <w:szCs w:val="16"/>
+              </w:rPr>
+            </w:pPr>
+          </w:p>
+        </w:tc>
+        <w:tc>
+          <w:tcPr>
+            <w:tcW w:w="523" w:type="dxa"/>
+          </w:tcPr>
+          <w:p>
+            <w:pPr>
+              <w:spacing w:line="360" w:lineRule="auto"/>
+              <w:jc w:val="both"/>
+              <w:rPr>
+                <w:b/>
+                <w:bCs/>
+                <w:sz w:val="16"/>
+                <w:szCs w:val="16"/>
+              </w:rPr>
+            </w:pPr>
+          </w:p>
+        </w:tc>
+        <w:tc>
+          <w:tcPr>
+            <w:tcW w:w="523" w:type="dxa"/>
+          </w:tcPr>
+          <w:p>
+            <w:pPr>
+              <w:spacing w:line="360" w:lineRule="auto"/>
+              <w:jc w:val="both"/>
+              <w:rPr>
+                <w:b/>
+                <w:bCs/>
+                <w:sz w:val="16"/>
+                <w:szCs w:val="16"/>
+              </w:rPr>
+            </w:pPr>
+          </w:p>
+        </w:tc>
+        <w:tc>
+          <w:tcPr>
+            <w:tcW w:w="523" w:type="dxa"/>
+          </w:tcPr>
+          <w:p>
+            <w:pPr>
+              <w:spacing w:line="360" w:lineRule="auto"/>
+              <w:jc w:val="both"/>
+              <w:rPr>
+                <w:b/>
+                <w:bCs/>
+                <w:sz w:val="16"/>
+                <w:szCs w:val="16"/>
+              </w:rPr>
+            </w:pPr>
+          </w:p>
+        </w:tc>
+        <w:tc>
+          <w:tcPr>
+            <w:tcW w:w="523" w:type="dxa"/>
+          </w:tcPr>
+          <w:p>
+            <w:pPr>
+              <w:spacing w:line="360" w:lineRule="auto"/>
+              <w:jc w:val="both"/>
+              <w:rPr>
+                <w:b/>
+                <w:bCs/>
+                <w:sz w:val="16"/>
+                <w:szCs w:val="16"/>
+              </w:rPr>
+            </w:pPr>
+          </w:p>
+        </w:tc>
+        <w:tc>
+          <w:tcPr>
+            <w:tcW w:w="523" w:type="dxa"/>
+            <w:shd w:val="clear" w:color="auto" w:fill="auto"/>
+          </w:tcPr>
+          <w:p>
+            <w:pPr>
+              <w:spacing w:line="360" w:lineRule="auto"/>
+              <w:jc w:val="both"/>
+              <w:rPr>
+                <w:b/>
+                <w:bCs/>
+                <w:sz w:val="16"/>
+                <w:szCs w:val="16"/>
+              </w:rPr>
+            </w:pPr>
+          </w:p>
+        </w:tc>
+        <w:tc>
+          <w:tcPr>
+            <w:tcW w:w="523" w:type="dxa"/>
+          </w:tcPr>
+          <w:p>
+            <w:pPr>
+              <w:spacing w:line="360" w:lineRule="auto"/>
+              <w:jc w:val="both"/>
+              <w:rPr>
+                <w:b/>
+                <w:bCs/>
+                <w:sz w:val="16"/>
+                <w:szCs w:val="16"/>
+              </w:rPr>
+            </w:pPr>
+          </w:p>
+        </w:tc>
+        <w:tc>
+          <w:tcPr>
+            <w:tcW w:w="523" w:type="dxa"/>
+          </w:tcPr>
+          <w:p>
+            <w:pPr>
+              <w:spacing w:line="360" w:lineRule="auto"/>
+              <w:jc w:val="both"/>
+              <w:rPr>
+                <w:b/>
+                <w:bCs/>
+                <w:sz w:val="16"/>
+                <w:szCs w:val="16"/>
+              </w:rPr>
+            </w:pPr>
+          </w:p>
+        </w:tc>
+        <w:tc>
+          <w:tcPr>
+            <w:tcW w:w="523" w:type="dxa"/>
+          </w:tcPr>
+          <w:p>
+            <w:pPr>
+              <w:spacing w:line="360" w:lineRule="auto"/>
+              <w:jc w:val="both"/>
+              <w:rPr>
+                <w:b/>
+                <w:bCs/>
+                <w:sz w:val="16"/>
+                <w:szCs w:val="16"/>
+              </w:rPr>
+            </w:pPr>
+          </w:p>
+        </w:tc>
+        <w:tc>
+          <w:tcPr>
+            <w:tcW w:w="525" w:type="dxa"/>
+            <w:shd w:val="clear" w:color="auto" w:fill="FBE4D5" w:themeFill="accent2" w:themeFillTint="33"/>
+          </w:tcPr>
+          <w:p>
+            <w:pPr>
+              <w:spacing w:line="360" w:lineRule="auto"/>
+              <w:jc w:val="both"/>
+              <w:rPr>
+                <w:b/>
+                <w:bCs/>
+                <w:sz w:val="16"/>
+                <w:szCs w:val="16"/>
+              </w:rPr>
+            </w:pPr>
+          </w:p>
+        </w:tc>
+        <w:tc>
+          <w:tcPr>
+            <w:tcW w:w="525" w:type="dxa"/>
+          </w:tcPr>
+          <w:p>
+            <w:pPr>
+              <w:spacing w:line="360" w:lineRule="auto"/>
+              <w:jc w:val="both"/>
+              <w:rPr>
+                <w:b/>
+                <w:bCs/>
+                <w:sz w:val="16"/>
+                <w:szCs w:val="16"/>
+              </w:rPr>
+            </w:pPr>
+          </w:p>
+        </w:tc>
+        <w:tc>
+          <w:tcPr>
+            <w:tcW w:w="525" w:type="dxa"/>
+          </w:tcPr>
+          <w:p>
+            <w:pPr>
+              <w:spacing w:line="360" w:lineRule="auto"/>
+              <w:jc w:val="both"/>
+              <w:rPr>
+                <w:b/>
+                <w:bCs/>
+                <w:sz w:val="16"/>
+                <w:szCs w:val="16"/>
+              </w:rPr>
+            </w:pPr>
+          </w:p>
+        </w:tc>
+        <w:tc>
+          <w:tcPr>
+            <w:tcW w:w="525" w:type="dxa"/>
+            <w:gridSpan w:val="2"/>
+          </w:tcPr>
+          <w:p>
+            <w:pPr>
+              <w:spacing w:line="360" w:lineRule="auto"/>
+              <w:jc w:val="both"/>
+              <w:rPr>
+                <w:b/>
+                <w:bCs/>
+                <w:sz w:val="16"/>
+                <w:szCs w:val="16"/>
+              </w:rPr>
+            </w:pPr>
+          </w:p>
+        </w:tc>
+        <w:tc>
+          <w:tcPr>
+            <w:tcW w:w="525" w:type="dxa"/>
+          </w:tcPr>
+          <w:p>
+            <w:pPr>
+              <w:spacing w:line="360" w:lineRule="auto"/>
+              <w:jc w:val="both"/>
+              <w:rPr>
+                <w:b/>
+                <w:bCs/>
+                <w:sz w:val="16"/>
+                <w:szCs w:val="16"/>
+              </w:rPr>
+            </w:pPr>
+          </w:p>
+        </w:tc>
+        <w:tc>
+          <w:tcPr>
+            <w:tcW w:w="525" w:type="dxa"/>
+          </w:tcPr>
+          <w:p>
+            <w:pPr>
+              <w:spacing w:line="360" w:lineRule="auto"/>
+              <w:jc w:val="both"/>
+              <w:rPr>
+                <w:b/>
+                <w:bCs/>
+                <w:sz w:val="16"/>
+                <w:szCs w:val="16"/>
+              </w:rPr>
+            </w:pPr>
+          </w:p>
+        </w:tc>
+      </w:tr>
+      <w:tr>
+        <w:trPr>
+          <w:gridAfter w:val="1"/>
+          <w:wAfter w:w="10" w:type="dxa"/>
+          <w:trHeight w:val="294"/>
+        </w:trPr>
+        <w:tc>
+          <w:tcPr>
+            <w:tcW w:w="1350" w:type="dxa"/>
+          </w:tcPr>
+          <w:p>
+            <w:pPr>
+              <w:spacing w:line="360" w:lineRule="auto"/>
+              <w:jc w:val="both"/>
+              <w:rPr>
+                <w:i/>
+                <w:iCs/>
+                <w:color w:val="548DD4"/>
+                <w:sz w:val="18"/>
+                <w:szCs w:val="18"/>
+              </w:rPr>
+            </w:pPr>
+            <w:r>
+              <w:rPr>
+                <w:i/>
+                <w:iCs/>
+                <w:color w:val="548DD4"/>
+                <w:sz w:val="18"/>
+                <w:szCs w:val="18"/>
+              </w:rPr>
+              <w:t>Diseño y ejecución del plan de pruebas</w:t>
+            </w:r>
+          </w:p>
+        </w:tc>
+        <w:tc>
+          <w:tcPr>
+            <w:tcW w:w="536" w:type="dxa"/>
+          </w:tcPr>
+          <w:p>
+            <w:pPr>
+              <w:spacing w:line="360" w:lineRule="auto"/>
+              <w:jc w:val="both"/>
+              <w:rPr>
+                <w:b/>
+                <w:bCs/>
+                <w:sz w:val="16"/>
+                <w:szCs w:val="16"/>
+              </w:rPr>
+            </w:pPr>
+          </w:p>
+        </w:tc>
+        <w:tc>
+          <w:tcPr>
+            <w:tcW w:w="522" w:type="dxa"/>
+          </w:tcPr>
+          <w:p>
+            <w:pPr>
+              <w:spacing w:line="360" w:lineRule="auto"/>
+              <w:jc w:val="both"/>
+              <w:rPr>
+                <w:b/>
+                <w:bCs/>
+                <w:sz w:val="16"/>
+                <w:szCs w:val="16"/>
+              </w:rPr>
+            </w:pPr>
+          </w:p>
+        </w:tc>
+        <w:tc>
+          <w:tcPr>
+            <w:tcW w:w="523" w:type="dxa"/>
+          </w:tcPr>
+          <w:p>
+            <w:pPr>
+              <w:spacing w:line="360" w:lineRule="auto"/>
+              <w:jc w:val="both"/>
+              <w:rPr>
+                <w:b/>
+                <w:bCs/>
+                <w:sz w:val="16"/>
+                <w:szCs w:val="16"/>
+              </w:rPr>
+            </w:pPr>
+          </w:p>
+        </w:tc>
+        <w:tc>
+          <w:tcPr>
+            <w:tcW w:w="526" w:type="dxa"/>
+          </w:tcPr>
+          <w:p>
+            <w:pPr>
+              <w:spacing w:line="360" w:lineRule="auto"/>
+              <w:jc w:val="both"/>
+              <w:rPr>
+                <w:b/>
+                <w:bCs/>
+                <w:sz w:val="16"/>
+                <w:szCs w:val="16"/>
+              </w:rPr>
+            </w:pPr>
+          </w:p>
+        </w:tc>
+        <w:tc>
+          <w:tcPr>
+            <w:tcW w:w="523" w:type="dxa"/>
+          </w:tcPr>
+          <w:p>
+            <w:pPr>
+              <w:spacing w:line="360" w:lineRule="auto"/>
+              <w:jc w:val="both"/>
+              <w:rPr>
+                <w:b/>
+                <w:bCs/>
+                <w:sz w:val="16"/>
+                <w:szCs w:val="16"/>
+              </w:rPr>
+            </w:pPr>
+          </w:p>
+        </w:tc>
+        <w:tc>
+          <w:tcPr>
+            <w:tcW w:w="523" w:type="dxa"/>
+          </w:tcPr>
+          <w:p>
+            <w:pPr>
+              <w:spacing w:line="360" w:lineRule="auto"/>
+              <w:jc w:val="both"/>
+              <w:rPr>
+                <w:b/>
+                <w:bCs/>
+                <w:sz w:val="16"/>
+                <w:szCs w:val="16"/>
+              </w:rPr>
+            </w:pPr>
+          </w:p>
+        </w:tc>
+        <w:tc>
+          <w:tcPr>
+            <w:tcW w:w="523" w:type="dxa"/>
+          </w:tcPr>
+          <w:p>
+            <w:pPr>
+              <w:spacing w:line="360" w:lineRule="auto"/>
+              <w:jc w:val="both"/>
+              <w:rPr>
+                <w:b/>
+                <w:bCs/>
+                <w:sz w:val="16"/>
+                <w:szCs w:val="16"/>
+              </w:rPr>
+            </w:pPr>
+          </w:p>
+        </w:tc>
+        <w:tc>
+          <w:tcPr>
+            <w:tcW w:w="523" w:type="dxa"/>
+          </w:tcPr>
+          <w:p>
+            <w:pPr>
+              <w:spacing w:line="360" w:lineRule="auto"/>
+              <w:jc w:val="both"/>
+              <w:rPr>
+                <w:b/>
+                <w:bCs/>
+                <w:sz w:val="16"/>
+                <w:szCs w:val="16"/>
+              </w:rPr>
+            </w:pPr>
+          </w:p>
+        </w:tc>
+        <w:tc>
+          <w:tcPr>
+            <w:tcW w:w="523" w:type="dxa"/>
+            <w:shd w:val="clear" w:color="auto" w:fill="auto"/>
+          </w:tcPr>
+          <w:p>
+            <w:pPr>
+              <w:spacing w:line="360" w:lineRule="auto"/>
+              <w:jc w:val="both"/>
+              <w:rPr>
+                <w:b/>
+                <w:bCs/>
+                <w:sz w:val="16"/>
+                <w:szCs w:val="16"/>
+              </w:rPr>
+            </w:pPr>
+          </w:p>
+        </w:tc>
+        <w:tc>
+          <w:tcPr>
+            <w:tcW w:w="523" w:type="dxa"/>
+          </w:tcPr>
+          <w:p>
+            <w:pPr>
+              <w:spacing w:line="360" w:lineRule="auto"/>
+              <w:jc w:val="both"/>
+              <w:rPr>
+                <w:b/>
+                <w:bCs/>
+                <w:sz w:val="16"/>
+                <w:szCs w:val="16"/>
+              </w:rPr>
+            </w:pPr>
+          </w:p>
+        </w:tc>
+        <w:tc>
+          <w:tcPr>
+            <w:tcW w:w="523" w:type="dxa"/>
+          </w:tcPr>
+          <w:p>
+            <w:pPr>
+              <w:spacing w:line="360" w:lineRule="auto"/>
+              <w:jc w:val="both"/>
+              <w:rPr>
+                <w:b/>
+                <w:bCs/>
+                <w:sz w:val="16"/>
+                <w:szCs w:val="16"/>
+              </w:rPr>
+            </w:pPr>
+          </w:p>
+        </w:tc>
+        <w:tc>
+          <w:tcPr>
+            <w:tcW w:w="523" w:type="dxa"/>
+          </w:tcPr>
+          <w:p>
+            <w:pPr>
+              <w:spacing w:line="360" w:lineRule="auto"/>
+              <w:jc w:val="both"/>
+              <w:rPr>
+                <w:b/>
+                <w:bCs/>
+                <w:sz w:val="16"/>
+                <w:szCs w:val="16"/>
+              </w:rPr>
+            </w:pPr>
+          </w:p>
+        </w:tc>
+        <w:tc>
+          <w:tcPr>
+            <w:tcW w:w="525" w:type="dxa"/>
+            <w:shd w:val="clear" w:color="auto" w:fill="FBE4D5" w:themeFill="accent2" w:themeFillTint="33"/>
+          </w:tcPr>
+          <w:p>
+            <w:pPr>
+              <w:spacing w:line="360" w:lineRule="auto"/>
+              <w:jc w:val="both"/>
+              <w:rPr>
+                <w:b/>
+                <w:bCs/>
+                <w:sz w:val="16"/>
+                <w:szCs w:val="16"/>
+              </w:rPr>
+            </w:pPr>
+          </w:p>
+        </w:tc>
+        <w:tc>
+          <w:tcPr>
+            <w:tcW w:w="525" w:type="dxa"/>
+            <w:shd w:val="clear" w:color="auto" w:fill="FBE4D5" w:themeFill="accent2" w:themeFillTint="33"/>
+          </w:tcPr>
+          <w:p>
+            <w:pPr>
+              <w:spacing w:line="360" w:lineRule="auto"/>
+              <w:jc w:val="both"/>
+              <w:rPr>
+                <w:b/>
+                <w:bCs/>
+                <w:sz w:val="16"/>
+                <w:szCs w:val="16"/>
+              </w:rPr>
+            </w:pPr>
+          </w:p>
+        </w:tc>
+        <w:tc>
+          <w:tcPr>
+            <w:tcW w:w="525" w:type="dxa"/>
+          </w:tcPr>
+          <w:p>
+            <w:pPr>
+              <w:spacing w:line="360" w:lineRule="auto"/>
+              <w:jc w:val="both"/>
+              <w:rPr>
+                <w:b/>
+                <w:bCs/>
+                <w:sz w:val="16"/>
+                <w:szCs w:val="16"/>
+              </w:rPr>
+            </w:pPr>
+          </w:p>
+        </w:tc>
+        <w:tc>
+          <w:tcPr>
+            <w:tcW w:w="525" w:type="dxa"/>
+            <w:gridSpan w:val="2"/>
+          </w:tcPr>
+          <w:p>
+            <w:pPr>
+              <w:spacing w:line="360" w:lineRule="auto"/>
+              <w:jc w:val="both"/>
+              <w:rPr>
+                <w:b/>
+                <w:bCs/>
+                <w:sz w:val="16"/>
+                <w:szCs w:val="16"/>
+              </w:rPr>
+            </w:pPr>
+          </w:p>
+        </w:tc>
+        <w:tc>
+          <w:tcPr>
+            <w:tcW w:w="525" w:type="dxa"/>
+          </w:tcPr>
+          <w:p>
+            <w:pPr>
+              <w:spacing w:line="360" w:lineRule="auto"/>
+              <w:jc w:val="both"/>
+              <w:rPr>
+                <w:b/>
+                <w:bCs/>
+                <w:sz w:val="16"/>
+                <w:szCs w:val="16"/>
+              </w:rPr>
+            </w:pPr>
+          </w:p>
+        </w:tc>
+        <w:tc>
+          <w:tcPr>
+            <w:tcW w:w="525" w:type="dxa"/>
+          </w:tcPr>
+          <w:p>
+            <w:pPr>
+              <w:spacing w:line="360" w:lineRule="auto"/>
+              <w:jc w:val="both"/>
+              <w:rPr>
+                <w:b/>
+                <w:bCs/>
+                <w:sz w:val="16"/>
+                <w:szCs w:val="16"/>
+              </w:rPr>
+            </w:pPr>
+          </w:p>
+        </w:tc>
+      </w:tr>
+      <w:tr>
+        <w:trPr>
+          <w:gridAfter w:val="1"/>
+          <w:wAfter w:w="10" w:type="dxa"/>
+          <w:trHeight w:val="294"/>
+        </w:trPr>
+        <w:tc>
+          <w:tcPr>
+            <w:tcW w:w="1350" w:type="dxa"/>
+          </w:tcPr>
+          <w:p>
+            <w:pPr>
+              <w:spacing w:line="360" w:lineRule="auto"/>
+              <w:jc w:val="both"/>
+              <w:rPr>
+                <w:i/>
+                <w:iCs/>
+                <w:color w:val="548DD4"/>
+                <w:sz w:val="18"/>
+                <w:szCs w:val="18"/>
+              </w:rPr>
+            </w:pPr>
+            <w:r>
+              <w:rPr>
+                <w:i/>
+                <w:iCs/>
+                <w:color w:val="548DD4"/>
+                <w:sz w:val="18"/>
+                <w:szCs w:val="18"/>
+              </w:rPr>
+              <w:t>Validación en entorno simulado</w:t>
+            </w:r>
+          </w:p>
+        </w:tc>
+        <w:tc>
+          <w:tcPr>
+            <w:tcW w:w="536" w:type="dxa"/>
+          </w:tcPr>
+          <w:p>
+            <w:pPr>
+              <w:spacing w:line="360" w:lineRule="auto"/>
+              <w:jc w:val="both"/>
+              <w:rPr>
+                <w:b/>
+                <w:bCs/>
+                <w:sz w:val="16"/>
+                <w:szCs w:val="16"/>
+              </w:rPr>
+            </w:pPr>
+          </w:p>
+        </w:tc>
+        <w:tc>
+          <w:tcPr>
+            <w:tcW w:w="522" w:type="dxa"/>
+          </w:tcPr>
+          <w:p>
+            <w:pPr>
+              <w:spacing w:line="360" w:lineRule="auto"/>
+              <w:jc w:val="both"/>
+              <w:rPr>
+                <w:b/>
+                <w:bCs/>
+                <w:sz w:val="16"/>
+                <w:szCs w:val="16"/>
+              </w:rPr>
+            </w:pPr>
+          </w:p>
+        </w:tc>
+        <w:tc>
+          <w:tcPr>
+            <w:tcW w:w="523" w:type="dxa"/>
+          </w:tcPr>
+          <w:p>
+            <w:pPr>
+              <w:spacing w:line="360" w:lineRule="auto"/>
+              <w:jc w:val="both"/>
+              <w:rPr>
+                <w:b/>
+                <w:bCs/>
+                <w:sz w:val="16"/>
+                <w:szCs w:val="16"/>
+              </w:rPr>
+            </w:pPr>
+          </w:p>
+        </w:tc>
+        <w:tc>
+          <w:tcPr>
+            <w:tcW w:w="526" w:type="dxa"/>
+          </w:tcPr>
+          <w:p>
+            <w:pPr>
+              <w:spacing w:line="360" w:lineRule="auto"/>
+              <w:jc w:val="both"/>
+              <w:rPr>
+                <w:b/>
+                <w:bCs/>
+                <w:sz w:val="16"/>
+                <w:szCs w:val="16"/>
+              </w:rPr>
+            </w:pPr>
+          </w:p>
+        </w:tc>
+        <w:tc>
+          <w:tcPr>
+            <w:tcW w:w="523" w:type="dxa"/>
+          </w:tcPr>
+          <w:p>
+            <w:pPr>
+              <w:spacing w:line="360" w:lineRule="auto"/>
+              <w:jc w:val="both"/>
+              <w:rPr>
+                <w:b/>
+                <w:bCs/>
+                <w:sz w:val="16"/>
+                <w:szCs w:val="16"/>
+              </w:rPr>
+            </w:pPr>
+          </w:p>
+        </w:tc>
+        <w:tc>
+          <w:tcPr>
+            <w:tcW w:w="523" w:type="dxa"/>
+          </w:tcPr>
+          <w:p>
+            <w:pPr>
+              <w:spacing w:line="360" w:lineRule="auto"/>
+              <w:jc w:val="both"/>
+              <w:rPr>
+                <w:b/>
+                <w:bCs/>
+                <w:sz w:val="16"/>
+                <w:szCs w:val="16"/>
+              </w:rPr>
+            </w:pPr>
+          </w:p>
+        </w:tc>
+        <w:tc>
+          <w:tcPr>
+            <w:tcW w:w="523" w:type="dxa"/>
+          </w:tcPr>
+          <w:p>
+            <w:pPr>
+              <w:spacing w:line="360" w:lineRule="auto"/>
+              <w:jc w:val="both"/>
+              <w:rPr>
+                <w:b/>
+                <w:bCs/>
+                <w:sz w:val="16"/>
+                <w:szCs w:val="16"/>
+              </w:rPr>
+            </w:pPr>
+          </w:p>
+        </w:tc>
+        <w:tc>
+          <w:tcPr>
+            <w:tcW w:w="523" w:type="dxa"/>
+          </w:tcPr>
+          <w:p>
+            <w:pPr>
+              <w:spacing w:line="360" w:lineRule="auto"/>
+              <w:jc w:val="both"/>
+              <w:rPr>
+                <w:b/>
+                <w:bCs/>
+                <w:sz w:val="16"/>
+                <w:szCs w:val="16"/>
+              </w:rPr>
+            </w:pPr>
+          </w:p>
+        </w:tc>
+        <w:tc>
+          <w:tcPr>
+            <w:tcW w:w="523" w:type="dxa"/>
+            <w:shd w:val="clear" w:color="auto" w:fill="auto"/>
+          </w:tcPr>
+          <w:p>
+            <w:pPr>
+              <w:spacing w:line="360" w:lineRule="auto"/>
+              <w:jc w:val="both"/>
+              <w:rPr>
+                <w:b/>
+                <w:bCs/>
+                <w:sz w:val="16"/>
+                <w:szCs w:val="16"/>
+              </w:rPr>
+            </w:pPr>
+          </w:p>
+        </w:tc>
+        <w:tc>
+          <w:tcPr>
+            <w:tcW w:w="523" w:type="dxa"/>
+          </w:tcPr>
+          <w:p>
+            <w:pPr>
+              <w:spacing w:line="360" w:lineRule="auto"/>
+              <w:jc w:val="both"/>
+              <w:rPr>
+                <w:b/>
+                <w:bCs/>
+                <w:sz w:val="16"/>
+                <w:szCs w:val="16"/>
+              </w:rPr>
+            </w:pPr>
+          </w:p>
+        </w:tc>
+        <w:tc>
+          <w:tcPr>
+            <w:tcW w:w="523" w:type="dxa"/>
+          </w:tcPr>
+          <w:p>
+            <w:pPr>
+              <w:spacing w:line="360" w:lineRule="auto"/>
+              <w:jc w:val="both"/>
+              <w:rPr>
+                <w:b/>
+                <w:bCs/>
+                <w:sz w:val="16"/>
+                <w:szCs w:val="16"/>
+              </w:rPr>
+            </w:pPr>
+          </w:p>
+        </w:tc>
+        <w:tc>
+          <w:tcPr>
+            <w:tcW w:w="523" w:type="dxa"/>
+          </w:tcPr>
+          <w:p>
+            <w:pPr>
+              <w:spacing w:line="360" w:lineRule="auto"/>
+              <w:jc w:val="both"/>
+              <w:rPr>
+                <w:b/>
+                <w:bCs/>
+                <w:sz w:val="16"/>
+                <w:szCs w:val="16"/>
+              </w:rPr>
+            </w:pPr>
+          </w:p>
+        </w:tc>
+        <w:tc>
+          <w:tcPr>
+            <w:tcW w:w="525" w:type="dxa"/>
+          </w:tcPr>
+          <w:p>
+            <w:pPr>
+              <w:spacing w:line="360" w:lineRule="auto"/>
+              <w:jc w:val="both"/>
+              <w:rPr>
+                <w:b/>
+                <w:bCs/>
+                <w:sz w:val="16"/>
+                <w:szCs w:val="16"/>
+              </w:rPr>
+            </w:pPr>
+          </w:p>
+        </w:tc>
+        <w:tc>
+          <w:tcPr>
+            <w:tcW w:w="525" w:type="dxa"/>
+            <w:shd w:val="clear" w:color="auto" w:fill="FBE4D5" w:themeFill="accent2" w:themeFillTint="33"/>
+          </w:tcPr>
+          <w:p>
+            <w:pPr>
+              <w:spacing w:line="360" w:lineRule="auto"/>
+              <w:jc w:val="both"/>
+              <w:rPr>
+                <w:b/>
+                <w:bCs/>
+                <w:sz w:val="16"/>
+                <w:szCs w:val="16"/>
+              </w:rPr>
+            </w:pPr>
+          </w:p>
+        </w:tc>
+        <w:tc>
+          <w:tcPr>
+            <w:tcW w:w="525" w:type="dxa"/>
+          </w:tcPr>
+          <w:p>
+            <w:pPr>
+              <w:spacing w:line="360" w:lineRule="auto"/>
+              <w:jc w:val="both"/>
+              <w:rPr>
+                <w:b/>
+                <w:bCs/>
+                <w:sz w:val="16"/>
+                <w:szCs w:val="16"/>
+              </w:rPr>
+            </w:pPr>
+          </w:p>
+        </w:tc>
+        <w:tc>
+          <w:tcPr>
+            <w:tcW w:w="525" w:type="dxa"/>
+            <w:gridSpan w:val="2"/>
+          </w:tcPr>
+          <w:p>
+            <w:pPr>
+              <w:spacing w:line="360" w:lineRule="auto"/>
+              <w:jc w:val="both"/>
+              <w:rPr>
+                <w:b/>
+                <w:bCs/>
+                <w:sz w:val="16"/>
+                <w:szCs w:val="16"/>
+              </w:rPr>
+            </w:pPr>
+          </w:p>
+        </w:tc>
+        <w:tc>
+          <w:tcPr>
+            <w:tcW w:w="525" w:type="dxa"/>
+          </w:tcPr>
+          <w:p>
+            <w:pPr>
+              <w:spacing w:line="360" w:lineRule="auto"/>
+              <w:jc w:val="both"/>
+              <w:rPr>
+                <w:b/>
+                <w:bCs/>
+                <w:sz w:val="16"/>
+                <w:szCs w:val="16"/>
+              </w:rPr>
+            </w:pPr>
+          </w:p>
+        </w:tc>
+        <w:tc>
+          <w:tcPr>
+            <w:tcW w:w="525" w:type="dxa"/>
+          </w:tcPr>
+          <w:p>
+            <w:pPr>
+              <w:spacing w:line="360" w:lineRule="auto"/>
+              <w:jc w:val="both"/>
+              <w:rPr>
+                <w:b/>
+                <w:bCs/>
+                <w:sz w:val="16"/>
+                <w:szCs w:val="16"/>
+              </w:rPr>
+            </w:pPr>
+          </w:p>
+        </w:tc>
+      </w:tr>
+      <w:tr>
+        <w:trPr>
+          <w:gridAfter w:val="1"/>
+          <w:wAfter w:w="10" w:type="dxa"/>
+          <w:trHeight w:val="294"/>
+        </w:trPr>
+        <w:tc>
+          <w:tcPr>
+            <w:tcW w:w="1350" w:type="dxa"/>
+          </w:tcPr>
+          <w:p>
+            <w:pPr>
+              <w:spacing w:line="360" w:lineRule="auto"/>
+              <w:jc w:val="both"/>
+              <w:rPr>
+                <w:i/>
+                <w:iCs/>
+                <w:color w:val="548DD4"/>
+                <w:sz w:val="18"/>
+                <w:szCs w:val="18"/>
+              </w:rPr>
+            </w:pPr>
+            <w:r>
+              <w:rPr>
+                <w:i/>
+                <w:iCs/>
+                <w:color w:val="548DD4"/>
+                <w:sz w:val="18"/>
+                <w:szCs w:val="18"/>
+              </w:rPr>
+              <w:t>Consolidación y cierre del proyecto</w:t>
+            </w:r>
+          </w:p>
+        </w:tc>
+        <w:tc>
+          <w:tcPr>
+            <w:tcW w:w="536" w:type="dxa"/>
+          </w:tcPr>
+          <w:p>
+            <w:pPr>
+              <w:spacing w:line="360" w:lineRule="auto"/>
+              <w:jc w:val="both"/>
+              <w:rPr>
+                <w:b/>
+                <w:bCs/>
+                <w:sz w:val="16"/>
+                <w:szCs w:val="16"/>
+              </w:rPr>
+            </w:pPr>
+          </w:p>
+        </w:tc>
+        <w:tc>
+          <w:tcPr>
+            <w:tcW w:w="522" w:type="dxa"/>
+          </w:tcPr>
+          <w:p>
+            <w:pPr>
+              <w:spacing w:line="360" w:lineRule="auto"/>
+              <w:jc w:val="both"/>
+              <w:rPr>
+                <w:b/>
+                <w:bCs/>
+                <w:sz w:val="16"/>
+                <w:szCs w:val="16"/>
+              </w:rPr>
+            </w:pPr>
+          </w:p>
+        </w:tc>
+        <w:tc>
+          <w:tcPr>
+            <w:tcW w:w="523" w:type="dxa"/>
+          </w:tcPr>
+          <w:p>
+            <w:pPr>
+              <w:spacing w:line="360" w:lineRule="auto"/>
+              <w:jc w:val="both"/>
+              <w:rPr>
+                <w:b/>
+                <w:bCs/>
+                <w:sz w:val="16"/>
+                <w:szCs w:val="16"/>
+              </w:rPr>
+            </w:pPr>
+          </w:p>
+        </w:tc>
+        <w:tc>
+          <w:tcPr>
+            <w:tcW w:w="526" w:type="dxa"/>
+          </w:tcPr>
+          <w:p>
+            <w:pPr>
+              <w:spacing w:line="360" w:lineRule="auto"/>
+              <w:jc w:val="both"/>
+              <w:rPr>
+                <w:b/>
+                <w:bCs/>
+                <w:sz w:val="16"/>
+                <w:szCs w:val="16"/>
+              </w:rPr>
+            </w:pPr>
+          </w:p>
+        </w:tc>
+        <w:tc>
+          <w:tcPr>
+            <w:tcW w:w="523" w:type="dxa"/>
+          </w:tcPr>
+          <w:p>
+            <w:pPr>
+              <w:spacing w:line="360" w:lineRule="auto"/>
+              <w:jc w:val="both"/>
+              <w:rPr>
+                <w:b/>
+                <w:bCs/>
+                <w:sz w:val="16"/>
+                <w:szCs w:val="16"/>
+              </w:rPr>
+            </w:pPr>
+          </w:p>
+        </w:tc>
+        <w:tc>
+          <w:tcPr>
+            <w:tcW w:w="523" w:type="dxa"/>
+          </w:tcPr>
+          <w:p>
+            <w:pPr>
+              <w:spacing w:line="360" w:lineRule="auto"/>
+              <w:jc w:val="both"/>
+              <w:rPr>
+                <w:b/>
+                <w:bCs/>
+                <w:sz w:val="16"/>
+                <w:szCs w:val="16"/>
+              </w:rPr>
+            </w:pPr>
+          </w:p>
+        </w:tc>
+        <w:tc>
+          <w:tcPr>
+            <w:tcW w:w="523" w:type="dxa"/>
+          </w:tcPr>
+          <w:p>
+            <w:pPr>
+              <w:spacing w:line="360" w:lineRule="auto"/>
+              <w:jc w:val="both"/>
+              <w:rPr>
+                <w:b/>
+                <w:bCs/>
+                <w:sz w:val="16"/>
+                <w:szCs w:val="16"/>
+              </w:rPr>
+            </w:pPr>
+          </w:p>
+        </w:tc>
+        <w:tc>
+          <w:tcPr>
+            <w:tcW w:w="523" w:type="dxa"/>
+          </w:tcPr>
+          <w:p>
+            <w:pPr>
+              <w:spacing w:line="360" w:lineRule="auto"/>
+              <w:jc w:val="both"/>
+              <w:rPr>
+                <w:b/>
+                <w:bCs/>
+                <w:sz w:val="16"/>
+                <w:szCs w:val="16"/>
+              </w:rPr>
+            </w:pPr>
+          </w:p>
+        </w:tc>
+        <w:tc>
+          <w:tcPr>
+            <w:tcW w:w="523" w:type="dxa"/>
+            <w:shd w:val="clear" w:color="auto" w:fill="auto"/>
+          </w:tcPr>
+          <w:p>
+            <w:pPr>
+              <w:spacing w:line="360" w:lineRule="auto"/>
+              <w:jc w:val="both"/>
+              <w:rPr>
+                <w:b/>
+                <w:bCs/>
+                <w:sz w:val="16"/>
+                <w:szCs w:val="16"/>
+              </w:rPr>
+            </w:pPr>
+          </w:p>
+        </w:tc>
+        <w:tc>
+          <w:tcPr>
+            <w:tcW w:w="523" w:type="dxa"/>
+          </w:tcPr>
+          <w:p>
+            <w:pPr>
+              <w:spacing w:line="360" w:lineRule="auto"/>
+              <w:jc w:val="both"/>
+              <w:rPr>
+                <w:b/>
+                <w:bCs/>
+                <w:sz w:val="16"/>
+                <w:szCs w:val="16"/>
+              </w:rPr>
+            </w:pPr>
+          </w:p>
+        </w:tc>
+        <w:tc>
+          <w:tcPr>
+            <w:tcW w:w="523" w:type="dxa"/>
+          </w:tcPr>
+          <w:p>
+            <w:pPr>
+              <w:spacing w:line="360" w:lineRule="auto"/>
+              <w:jc w:val="both"/>
+              <w:rPr>
+                <w:b/>
+                <w:bCs/>
+                <w:sz w:val="16"/>
+                <w:szCs w:val="16"/>
+              </w:rPr>
+            </w:pPr>
+          </w:p>
+        </w:tc>
+        <w:tc>
+          <w:tcPr>
+            <w:tcW w:w="523" w:type="dxa"/>
+          </w:tcPr>
+          <w:p>
+            <w:pPr>
+              <w:spacing w:line="360" w:lineRule="auto"/>
+              <w:jc w:val="both"/>
+              <w:rPr>
+                <w:b/>
+                <w:bCs/>
+                <w:sz w:val="16"/>
+                <w:szCs w:val="16"/>
+              </w:rPr>
+            </w:pPr>
+          </w:p>
+        </w:tc>
+        <w:tc>
+          <w:tcPr>
+            <w:tcW w:w="525" w:type="dxa"/>
+          </w:tcPr>
+          <w:p>
+            <w:pPr>
+              <w:spacing w:line="360" w:lineRule="auto"/>
+              <w:jc w:val="both"/>
+              <w:rPr>
+                <w:b/>
+                <w:bCs/>
+                <w:sz w:val="16"/>
+                <w:szCs w:val="16"/>
+              </w:rPr>
+            </w:pPr>
+          </w:p>
+        </w:tc>
+        <w:tc>
+          <w:tcPr>
+            <w:tcW w:w="525" w:type="dxa"/>
+          </w:tcPr>
+          <w:p>
+            <w:pPr>
+              <w:spacing w:line="360" w:lineRule="auto"/>
+              <w:jc w:val="both"/>
+              <w:rPr>
+                <w:b/>
+                <w:bCs/>
+                <w:sz w:val="16"/>
+                <w:szCs w:val="16"/>
+              </w:rPr>
+            </w:pPr>
+          </w:p>
+        </w:tc>
+        <w:tc>
+          <w:tcPr>
+            <w:tcW w:w="525" w:type="dxa"/>
+            <w:shd w:val="clear" w:color="auto" w:fill="FBE4D5" w:themeFill="accent2" w:themeFillTint="33"/>
           </w:tcPr>
           <w:p>
             <w:pPr>
